--- a/assets/template.docx
+++ b/assets/template.docx
@@ -18,13 +18,13 @@
         <w:tblLook w:noHBand="0" w:lastColumn="0" w:firstColumn="1" w:lastRow="0" w:firstRow="1" w:noVBand="1" w:val="04a0"/>
       </w:tblPr>
       <w:tblGrid>
-        <w:gridCol w:w="684"/>
-        <w:gridCol w:w="667"/>
-        <w:gridCol w:w="680"/>
-        <w:gridCol w:w="670"/>
+        <w:gridCol w:w="736"/>
         <w:gridCol w:w="656"/>
-        <w:gridCol w:w="664"/>
-        <w:gridCol w:w="669"/>
+        <w:gridCol w:w="716"/>
+        <w:gridCol w:w="676"/>
+        <w:gridCol w:w="614"/>
+        <w:gridCol w:w="636"/>
+        <w:gridCol w:w="656"/>
         <w:gridCol w:w="1116"/>
         <w:gridCol w:w="1135"/>
         <w:gridCol w:w="2201"/>
@@ -236,7 +236,7 @@
         <w:trPr/>
         <w:tc>
           <w:tcPr>
-            <w:tcW w:w="684" w:type="dxa"/>
+            <w:tcW w:w="736" w:type="dxa"/>
             <w:tcBorders>
               <w:top w:val="single" w:sz="24" w:space="0" w:color="083050"/>
               <w:start w:val="nil"/>
@@ -272,7 +272,7 @@
         </w:tc>
         <w:tc>
           <w:tcPr>
-            <w:tcW w:w="667" w:type="dxa"/>
+            <w:tcW w:w="656" w:type="dxa"/>
             <w:tcBorders>
               <w:top w:val="single" w:sz="24" w:space="0" w:color="083050"/>
               <w:start w:val="nil"/>
@@ -308,7 +308,7 @@
         </w:tc>
         <w:tc>
           <w:tcPr>
-            <w:tcW w:w="680" w:type="dxa"/>
+            <w:tcW w:w="716" w:type="dxa"/>
             <w:tcBorders>
               <w:top w:val="single" w:sz="24" w:space="0" w:color="083050"/>
               <w:start w:val="nil"/>
@@ -344,7 +344,7 @@
         </w:tc>
         <w:tc>
           <w:tcPr>
-            <w:tcW w:w="670" w:type="dxa"/>
+            <w:tcW w:w="676" w:type="dxa"/>
             <w:tcBorders>
               <w:top w:val="single" w:sz="24" w:space="0" w:color="083050"/>
               <w:start w:val="nil"/>
@@ -380,7 +380,7 @@
         </w:tc>
         <w:tc>
           <w:tcPr>
-            <w:tcW w:w="656" w:type="dxa"/>
+            <w:tcW w:w="614" w:type="dxa"/>
             <w:tcBorders>
               <w:top w:val="single" w:sz="24" w:space="0" w:color="083050"/>
               <w:start w:val="nil"/>
@@ -416,7 +416,7 @@
         </w:tc>
         <w:tc>
           <w:tcPr>
-            <w:tcW w:w="664" w:type="dxa"/>
+            <w:tcW w:w="636" w:type="dxa"/>
             <w:tcBorders>
               <w:top w:val="single" w:sz="24" w:space="0" w:color="083050"/>
               <w:start w:val="nil"/>
@@ -454,7 +454,7 @@
         </w:tc>
         <w:tc>
           <w:tcPr>
-            <w:tcW w:w="669" w:type="dxa"/>
+            <w:tcW w:w="656" w:type="dxa"/>
             <w:tcBorders>
               <w:top w:val="single" w:sz="24" w:space="0" w:color="083050"/>
               <w:start w:val="nil"/>
@@ -563,7 +563,7 @@
         <w:trPr/>
         <w:tc>
           <w:tcPr>
-            <w:tcW w:w="684" w:type="dxa"/>
+            <w:tcW w:w="736" w:type="dxa"/>
             <w:tcBorders>
               <w:top w:val="nil"/>
               <w:start w:val="nil"/>
@@ -599,7 +599,7 @@
         </w:tc>
         <w:tc>
           <w:tcPr>
-            <w:tcW w:w="667" w:type="dxa"/>
+            <w:tcW w:w="656" w:type="dxa"/>
             <w:tcBorders>
               <w:top w:val="nil"/>
               <w:start w:val="nil"/>
@@ -635,7 +635,7 @@
         </w:tc>
         <w:tc>
           <w:tcPr>
-            <w:tcW w:w="680" w:type="dxa"/>
+            <w:tcW w:w="716" w:type="dxa"/>
             <w:tcBorders>
               <w:top w:val="nil"/>
               <w:start w:val="nil"/>
@@ -671,7 +671,7 @@
         </w:tc>
         <w:tc>
           <w:tcPr>
-            <w:tcW w:w="670" w:type="dxa"/>
+            <w:tcW w:w="676" w:type="dxa"/>
             <w:tcBorders>
               <w:top w:val="nil"/>
               <w:start w:val="nil"/>
@@ -707,7 +707,7 @@
         </w:tc>
         <w:tc>
           <w:tcPr>
-            <w:tcW w:w="656" w:type="dxa"/>
+            <w:tcW w:w="614" w:type="dxa"/>
             <w:tcBorders>
               <w:top w:val="nil"/>
               <w:start w:val="nil"/>
@@ -743,7 +743,7 @@
         </w:tc>
         <w:tc>
           <w:tcPr>
-            <w:tcW w:w="664" w:type="dxa"/>
+            <w:tcW w:w="636" w:type="dxa"/>
             <w:tcBorders>
               <w:top w:val="nil"/>
               <w:start w:val="nil"/>
@@ -781,7 +781,7 @@
         </w:tc>
         <w:tc>
           <w:tcPr>
-            <w:tcW w:w="669" w:type="dxa"/>
+            <w:tcW w:w="656" w:type="dxa"/>
             <w:tcBorders>
               <w:top w:val="nil"/>
               <w:start w:val="nil"/>
@@ -6552,13 +6552,13 @@
         <w:tblLook w:noHBand="0" w:lastColumn="0" w:firstColumn="1" w:lastRow="0" w:firstRow="1" w:noVBand="1" w:val="04a0"/>
       </w:tblPr>
       <w:tblGrid>
-        <w:gridCol w:w="684"/>
-        <w:gridCol w:w="667"/>
-        <w:gridCol w:w="680"/>
-        <w:gridCol w:w="670"/>
+        <w:gridCol w:w="736"/>
         <w:gridCol w:w="656"/>
-        <w:gridCol w:w="664"/>
-        <w:gridCol w:w="669"/>
+        <w:gridCol w:w="716"/>
+        <w:gridCol w:w="676"/>
+        <w:gridCol w:w="614"/>
+        <w:gridCol w:w="636"/>
+        <w:gridCol w:w="656"/>
         <w:gridCol w:w="1116"/>
         <w:gridCol w:w="1135"/>
         <w:gridCol w:w="2201"/>
@@ -6770,7 +6770,7 @@
         <w:trPr/>
         <w:tc>
           <w:tcPr>
-            <w:tcW w:w="684" w:type="dxa"/>
+            <w:tcW w:w="736" w:type="dxa"/>
             <w:tcBorders>
               <w:top w:val="single" w:sz="24" w:space="0" w:color="083050"/>
               <w:start w:val="nil"/>
@@ -6806,7 +6806,7 @@
         </w:tc>
         <w:tc>
           <w:tcPr>
-            <w:tcW w:w="667" w:type="dxa"/>
+            <w:tcW w:w="656" w:type="dxa"/>
             <w:tcBorders>
               <w:top w:val="single" w:sz="24" w:space="0" w:color="083050"/>
               <w:start w:val="nil"/>
@@ -6842,7 +6842,7 @@
         </w:tc>
         <w:tc>
           <w:tcPr>
-            <w:tcW w:w="680" w:type="dxa"/>
+            <w:tcW w:w="716" w:type="dxa"/>
             <w:tcBorders>
               <w:top w:val="single" w:sz="24" w:space="0" w:color="083050"/>
               <w:start w:val="nil"/>
@@ -6878,7 +6878,7 @@
         </w:tc>
         <w:tc>
           <w:tcPr>
-            <w:tcW w:w="670" w:type="dxa"/>
+            <w:tcW w:w="676" w:type="dxa"/>
             <w:tcBorders>
               <w:top w:val="single" w:sz="24" w:space="0" w:color="083050"/>
               <w:start w:val="nil"/>
@@ -6914,7 +6914,7 @@
         </w:tc>
         <w:tc>
           <w:tcPr>
-            <w:tcW w:w="656" w:type="dxa"/>
+            <w:tcW w:w="614" w:type="dxa"/>
             <w:tcBorders>
               <w:top w:val="single" w:sz="24" w:space="0" w:color="083050"/>
               <w:start w:val="nil"/>
@@ -6950,7 +6950,7 @@
         </w:tc>
         <w:tc>
           <w:tcPr>
-            <w:tcW w:w="664" w:type="dxa"/>
+            <w:tcW w:w="636" w:type="dxa"/>
             <w:tcBorders>
               <w:top w:val="single" w:sz="24" w:space="0" w:color="083050"/>
               <w:start w:val="nil"/>
@@ -6988,7 +6988,7 @@
         </w:tc>
         <w:tc>
           <w:tcPr>
-            <w:tcW w:w="669" w:type="dxa"/>
+            <w:tcW w:w="656" w:type="dxa"/>
             <w:tcBorders>
               <w:top w:val="single" w:sz="24" w:space="0" w:color="083050"/>
               <w:start w:val="nil"/>
@@ -7097,7 +7097,7 @@
         <w:trPr/>
         <w:tc>
           <w:tcPr>
-            <w:tcW w:w="684" w:type="dxa"/>
+            <w:tcW w:w="736" w:type="dxa"/>
             <w:tcBorders>
               <w:top w:val="nil"/>
               <w:start w:val="nil"/>
@@ -7133,7 +7133,7 @@
         </w:tc>
         <w:tc>
           <w:tcPr>
-            <w:tcW w:w="667" w:type="dxa"/>
+            <w:tcW w:w="656" w:type="dxa"/>
             <w:tcBorders>
               <w:top w:val="nil"/>
               <w:start w:val="nil"/>
@@ -7169,7 +7169,7 @@
         </w:tc>
         <w:tc>
           <w:tcPr>
-            <w:tcW w:w="680" w:type="dxa"/>
+            <w:tcW w:w="716" w:type="dxa"/>
             <w:tcBorders>
               <w:top w:val="nil"/>
               <w:start w:val="nil"/>
@@ -7205,7 +7205,7 @@
         </w:tc>
         <w:tc>
           <w:tcPr>
-            <w:tcW w:w="670" w:type="dxa"/>
+            <w:tcW w:w="676" w:type="dxa"/>
             <w:tcBorders>
               <w:top w:val="nil"/>
               <w:start w:val="nil"/>
@@ -7241,7 +7241,7 @@
         </w:tc>
         <w:tc>
           <w:tcPr>
-            <w:tcW w:w="656" w:type="dxa"/>
+            <w:tcW w:w="614" w:type="dxa"/>
             <w:tcBorders>
               <w:top w:val="nil"/>
               <w:start w:val="nil"/>
@@ -7277,7 +7277,7 @@
         </w:tc>
         <w:tc>
           <w:tcPr>
-            <w:tcW w:w="664" w:type="dxa"/>
+            <w:tcW w:w="636" w:type="dxa"/>
             <w:tcBorders>
               <w:top w:val="nil"/>
               <w:start w:val="nil"/>
@@ -7315,7 +7315,7 @@
         </w:tc>
         <w:tc>
           <w:tcPr>
-            <w:tcW w:w="669" w:type="dxa"/>
+            <w:tcW w:w="656" w:type="dxa"/>
             <w:tcBorders>
               <w:top w:val="nil"/>
               <w:start w:val="nil"/>
@@ -7458,13 +7458,13 @@
         <w:tblLook w:noHBand="0" w:lastColumn="0" w:firstColumn="1" w:lastRow="0" w:firstRow="1" w:noVBand="1" w:val="04a0"/>
       </w:tblPr>
       <w:tblGrid>
-        <w:gridCol w:w="685"/>
-        <w:gridCol w:w="663"/>
-        <w:gridCol w:w="678"/>
-        <w:gridCol w:w="669"/>
-        <w:gridCol w:w="650"/>
-        <w:gridCol w:w="660"/>
-        <w:gridCol w:w="667"/>
+        <w:gridCol w:w="733"/>
+        <w:gridCol w:w="653"/>
+        <w:gridCol w:w="713"/>
+        <w:gridCol w:w="673"/>
+        <w:gridCol w:w="613"/>
+        <w:gridCol w:w="634"/>
+        <w:gridCol w:w="653"/>
         <w:gridCol w:w="1079"/>
         <w:gridCol w:w="1115"/>
         <w:gridCol w:w="2166"/>
@@ -9265,7 +9265,7 @@
         <w:trPr/>
         <w:tc>
           <w:tcPr>
-            <w:tcW w:w="685" w:type="dxa"/>
+            <w:tcW w:w="733" w:type="dxa"/>
             <w:tcBorders>
               <w:top w:val="single" w:sz="24" w:space="0" w:color="083050"/>
               <w:start w:val="nil"/>
@@ -9301,7 +9301,7 @@
         </w:tc>
         <w:tc>
           <w:tcPr>
-            <w:tcW w:w="663" w:type="dxa"/>
+            <w:tcW w:w="653" w:type="dxa"/>
             <w:tcBorders>
               <w:top w:val="single" w:sz="24" w:space="0" w:color="083050"/>
               <w:start w:val="nil"/>
@@ -9337,7 +9337,7 @@
         </w:tc>
         <w:tc>
           <w:tcPr>
-            <w:tcW w:w="678" w:type="dxa"/>
+            <w:tcW w:w="713" w:type="dxa"/>
             <w:tcBorders>
               <w:top w:val="single" w:sz="24" w:space="0" w:color="083050"/>
               <w:start w:val="nil"/>
@@ -9373,7 +9373,7 @@
         </w:tc>
         <w:tc>
           <w:tcPr>
-            <w:tcW w:w="669" w:type="dxa"/>
+            <w:tcW w:w="673" w:type="dxa"/>
             <w:tcBorders>
               <w:top w:val="single" w:sz="24" w:space="0" w:color="083050"/>
               <w:start w:val="nil"/>
@@ -9409,7 +9409,7 @@
         </w:tc>
         <w:tc>
           <w:tcPr>
-            <w:tcW w:w="650" w:type="dxa"/>
+            <w:tcW w:w="613" w:type="dxa"/>
             <w:tcBorders>
               <w:top w:val="single" w:sz="24" w:space="0" w:color="083050"/>
               <w:start w:val="nil"/>
@@ -9445,7 +9445,7 @@
         </w:tc>
         <w:tc>
           <w:tcPr>
-            <w:tcW w:w="660" w:type="dxa"/>
+            <w:tcW w:w="634" w:type="dxa"/>
             <w:tcBorders>
               <w:top w:val="single" w:sz="24" w:space="0" w:color="083050"/>
               <w:start w:val="nil"/>
@@ -9483,7 +9483,7 @@
         </w:tc>
         <w:tc>
           <w:tcPr>
-            <w:tcW w:w="667" w:type="dxa"/>
+            <w:tcW w:w="653" w:type="dxa"/>
             <w:tcBorders>
               <w:top w:val="single" w:sz="24" w:space="0" w:color="083050"/>
               <w:start w:val="nil"/>
@@ -9592,7 +9592,7 @@
         <w:trPr/>
         <w:tc>
           <w:tcPr>
-            <w:tcW w:w="685" w:type="dxa"/>
+            <w:tcW w:w="733" w:type="dxa"/>
             <w:tcBorders>
               <w:top w:val="single" w:sz="8" w:space="0" w:color="E6E6E6"/>
               <w:start w:val="nil"/>
@@ -9628,7 +9628,7 @@
         </w:tc>
         <w:tc>
           <w:tcPr>
-            <w:tcW w:w="663" w:type="dxa"/>
+            <w:tcW w:w="653" w:type="dxa"/>
             <w:tcBorders>
               <w:top w:val="single" w:sz="8" w:space="0" w:color="E6E6E6"/>
               <w:start w:val="nil"/>
@@ -9664,7 +9664,7 @@
         </w:tc>
         <w:tc>
           <w:tcPr>
-            <w:tcW w:w="678" w:type="dxa"/>
+            <w:tcW w:w="713" w:type="dxa"/>
             <w:tcBorders>
               <w:top w:val="single" w:sz="8" w:space="0" w:color="E6E6E6"/>
               <w:start w:val="nil"/>
@@ -9700,7 +9700,7 @@
         </w:tc>
         <w:tc>
           <w:tcPr>
-            <w:tcW w:w="669" w:type="dxa"/>
+            <w:tcW w:w="673" w:type="dxa"/>
             <w:tcBorders>
               <w:top w:val="single" w:sz="8" w:space="0" w:color="E6E6E6"/>
               <w:start w:val="nil"/>
@@ -9736,7 +9736,7 @@
         </w:tc>
         <w:tc>
           <w:tcPr>
-            <w:tcW w:w="650" w:type="dxa"/>
+            <w:tcW w:w="613" w:type="dxa"/>
             <w:tcBorders>
               <w:top w:val="single" w:sz="8" w:space="0" w:color="E6E6E6"/>
               <w:start w:val="nil"/>
@@ -9772,7 +9772,7 @@
         </w:tc>
         <w:tc>
           <w:tcPr>
-            <w:tcW w:w="660" w:type="dxa"/>
+            <w:tcW w:w="634" w:type="dxa"/>
             <w:tcBorders>
               <w:top w:val="single" w:sz="8" w:space="0" w:color="E6E6E6"/>
               <w:start w:val="nil"/>
@@ -9810,7 +9810,7 @@
         </w:tc>
         <w:tc>
           <w:tcPr>
-            <w:tcW w:w="667" w:type="dxa"/>
+            <w:tcW w:w="653" w:type="dxa"/>
             <w:tcBorders>
               <w:top w:val="single" w:sz="8" w:space="0" w:color="E6E6E6"/>
               <w:start w:val="nil"/>

--- a/assets/template.docx
+++ b/assets/template.docx
@@ -2,763 +2,6 @@
 <file path=word/document.xml><?xml version="1.0" encoding="utf-8"?>
 <w:document xmlns:wpc="http://schemas.microsoft.com/office/word/2010/wordprocessingCanvas" xmlns:cx="http://schemas.microsoft.com/office/drawing/2014/chartex" xmlns:cx1="http://schemas.microsoft.com/office/drawing/2015/9/8/chartex" xmlns:cx2="http://schemas.microsoft.com/office/drawing/2015/10/21/chartex" xmlns:cx3="http://schemas.microsoft.com/office/drawing/2016/5/9/chartex" xmlns:cx4="http://schemas.microsoft.com/office/drawing/2016/5/10/chartex" xmlns:cx5="http://schemas.microsoft.com/office/drawing/2016/5/11/chartex" xmlns:cx6="http://schemas.microsoft.com/office/drawing/2016/5/12/chartex" xmlns:cx7="http://schemas.microsoft.com/office/drawing/2016/5/13/chartex" xmlns:cx8="http://schemas.microsoft.com/office/drawing/2016/5/14/chartex" xmlns:mc="http://schemas.openxmlformats.org/markup-compatibility/2006" xmlns:m="http://schemas.openxmlformats.org/officeDocument/2006/math" xmlns:aink="http://schemas.microsoft.com/office/drawing/2016/ink" xmlns:am3d="http://schemas.microsoft.com/office/drawing/2017/model3d" xmlns:oel="http://schemas.microsoft.com/office/2019/extlst" xmlns:r="http://schemas.openxmlformats.org/officeDocument/2006/relationships" xmlns:wp14="http://schemas.microsoft.com/office/word/2010/wordprocessingDrawing" xmlns:wp="http://schemas.openxmlformats.org/drawingml/2006/wordprocessingDrawing" xmlns:wpg="http://schemas.microsoft.com/office/word/2010/wordprocessingGroup" xmlns:wpi="http://schemas.microsoft.com/office/word/2010/wordprocessingInk" xmlns:wps="http://schemas.microsoft.com/office/word/2010/wordprocessingShape" xmlns:o="urn:schemas-microsoft-com:office:office" xmlns:v="urn:schemas-microsoft-com:vml" xmlns:w10="urn:schemas-microsoft-com:office:word" xmlns:w="http://schemas.openxmlformats.org/wordprocessingml/2006/main" xmlns:w14="http://schemas.microsoft.com/office/word/2010/wordml" xmlns:w15="http://schemas.microsoft.com/office/word/2012/wordml" xmlns:w16cex="http://schemas.microsoft.com/office/word/2018/wordml/cex" xmlns:w16cid="http://schemas.microsoft.com/office/word/2016/wordml/cid" xmlns:w16="http://schemas.microsoft.com/office/word/2018/wordml" xmlns:w16sdtdh="http://schemas.microsoft.com/office/word/2020/wordml/sdtdatahash" xmlns:w16sdtfl="http://schemas.microsoft.com/office/word/2024/wordml/sdtformatlock" xmlns:w16se="http://schemas.microsoft.com/office/word/2015/wordml/symex" xmlns:w16du="http://schemas.microsoft.com/office/word/2023/wordml/word16du" xmlns:wne="http://schemas.microsoft.com/office/word/2006/wordml" mc:Ignorable="w14 w15 w16se w16cid w16 w16cex w16sdtdh w16sdtfl w16du wp14">
   <w:body>
-    <w:tbl>
-      <w:tblPr>
-        <w:tblStyle w:val="TableGrid"/>
-        <w:tblW w:w="10343" w:type="dxa"/>
-        <w:tblLayout w:type="fixed"/>
-        <w:tblLook w:val="04A0" w:firstRow="1" w:lastRow="0" w:firstColumn="1" w:lastColumn="0" w:noHBand="0" w:noVBand="1"/>
-      </w:tblPr>
-      <w:tblGrid>
-        <w:gridCol w:w="736"/>
-        <w:gridCol w:w="656"/>
-        <w:gridCol w:w="716"/>
-        <w:gridCol w:w="676"/>
-        <w:gridCol w:w="614"/>
-        <w:gridCol w:w="636"/>
-        <w:gridCol w:w="656"/>
-        <w:gridCol w:w="1116"/>
-        <w:gridCol w:w="1135"/>
-        <w:gridCol w:w="2201"/>
-        <w:gridCol w:w="1201"/>
-      </w:tblGrid>
-      <w:tr>
-        <w:tc>
-          <w:tcPr>
-            <w:tcW w:w="4690" w:type="dxa"/>
-            <w:gridSpan w:val="7"/>
-            <w:tcBorders>
-              <w:top w:val="nil"/>
-              <w:left w:val="nil"/>
-              <w:bottom w:val="single" w:sz="24" w:space="0" w:color="083050"/>
-              <w:right w:val="nil"/>
-            </w:tcBorders>
-            <w:vAlign w:val="center"/>
-          </w:tcPr>
-          <w:p>
-            <w:pPr>
-              <w:spacing w:after="0" w:line="240" w:lineRule="auto"/>
-              <w:jc w:val="center"/>
-              <w:rPr>
-                <w:rFonts w:ascii="Outfit Black" w:hAnsi="Outfit Black"/>
-                <w:b/>
-                <w:bCs/>
-                <w:color w:val="0DB04B"/>
-                <w:sz w:val="36"/>
-                <w:szCs w:val="36"/>
-              </w:rPr>
-            </w:pPr>
-            <w:r>
-              <w:rPr>
-                <w:rFonts w:ascii="Outfit Black" w:eastAsia="Aptos" w:hAnsi="Outfit Black"/>
-                <w:b/>
-                <w:bCs/>
-                <w:color w:val="0DB04B"/>
-                <w:sz w:val="36"/>
-                <w:szCs w:val="36"/>
-              </w:rPr>
-              <w:t>19 TUESDAY</w:t>
-            </w:r>
-          </w:p>
-        </w:tc>
-        <w:tc>
-          <w:tcPr>
-            <w:tcW w:w="1116" w:type="dxa"/>
-            <w:tcBorders>
-              <w:top w:val="nil"/>
-              <w:left w:val="nil"/>
-              <w:bottom w:val="single" w:sz="24" w:space="0" w:color="083050"/>
-              <w:right w:val="nil"/>
-            </w:tcBorders>
-            <w:vAlign w:val="center"/>
-          </w:tcPr>
-          <w:p>
-            <w:pPr>
-              <w:spacing w:after="0" w:line="240" w:lineRule="auto"/>
-              <w:jc w:val="center"/>
-              <w:rPr>
-                <w:rFonts w:ascii="Outfit" w:hAnsi="Outfit"/>
-                <w:color w:val="0DB04B"/>
-              </w:rPr>
-            </w:pPr>
-          </w:p>
-        </w:tc>
-        <w:tc>
-          <w:tcPr>
-            <w:tcW w:w="1135" w:type="dxa"/>
-            <w:tcBorders>
-              <w:top w:val="nil"/>
-              <w:left w:val="nil"/>
-              <w:bottom w:val="single" w:sz="24" w:space="0" w:color="083050"/>
-              <w:right w:val="nil"/>
-            </w:tcBorders>
-            <w:vAlign w:val="center"/>
-          </w:tcPr>
-          <w:p>
-            <w:pPr>
-              <w:spacing w:after="0" w:line="240" w:lineRule="auto"/>
-              <w:jc w:val="center"/>
-              <w:rPr>
-                <w:rFonts w:ascii="Outfit" w:hAnsi="Outfit"/>
-                <w:b/>
-                <w:bCs/>
-                <w:color w:val="0DB04B"/>
-                <w:sz w:val="28"/>
-                <w:szCs w:val="28"/>
-              </w:rPr>
-            </w:pPr>
-            <w:r>
-              <w:rPr>
-                <w:rFonts w:ascii="Outfit" w:eastAsia="Aptos" w:hAnsi="Outfit"/>
-                <w:b/>
-                <w:bCs/>
-                <w:color w:val="0DB04B"/>
-                <w:sz w:val="28"/>
-                <w:szCs w:val="28"/>
-              </w:rPr>
-              <w:t>CW 21</w:t>
-            </w:r>
-          </w:p>
-        </w:tc>
-        <w:tc>
-          <w:tcPr>
-            <w:tcW w:w="2201" w:type="dxa"/>
-            <w:tcBorders>
-              <w:top w:val="nil"/>
-              <w:left w:val="nil"/>
-              <w:bottom w:val="single" w:sz="24" w:space="0" w:color="083050"/>
-              <w:right w:val="nil"/>
-            </w:tcBorders>
-            <w:vAlign w:val="center"/>
-          </w:tcPr>
-          <w:p>
-            <w:pPr>
-              <w:spacing w:after="0" w:line="240" w:lineRule="auto"/>
-              <w:jc w:val="center"/>
-              <w:rPr>
-                <w:rFonts w:ascii="Outfit" w:hAnsi="Outfit"/>
-                <w:b/>
-                <w:bCs/>
-                <w:color w:val="0DB04B"/>
-                <w:sz w:val="28"/>
-                <w:szCs w:val="28"/>
-              </w:rPr>
-            </w:pPr>
-            <w:r>
-              <w:rPr>
-                <w:rFonts w:ascii="Outfit" w:eastAsia="Aptos" w:hAnsi="Outfit"/>
-                <w:b/>
-                <w:bCs/>
-                <w:color w:val="0DB04B"/>
-                <w:sz w:val="28"/>
-                <w:szCs w:val="28"/>
-              </w:rPr>
-              <w:t>MAY</w:t>
-            </w:r>
-          </w:p>
-        </w:tc>
-        <w:tc>
-          <w:tcPr>
-            <w:tcW w:w="1201" w:type="dxa"/>
-            <w:tcBorders>
-              <w:top w:val="nil"/>
-              <w:left w:val="nil"/>
-              <w:bottom w:val="single" w:sz="24" w:space="0" w:color="083050"/>
-              <w:right w:val="nil"/>
-            </w:tcBorders>
-            <w:vAlign w:val="center"/>
-          </w:tcPr>
-          <w:p>
-            <w:pPr>
-              <w:spacing w:after="0" w:line="240" w:lineRule="auto"/>
-              <w:jc w:val="center"/>
-              <w:rPr>
-                <w:rFonts w:ascii="Outfit" w:hAnsi="Outfit"/>
-                <w:b/>
-                <w:bCs/>
-                <w:color w:val="0DB04B"/>
-                <w:sz w:val="28"/>
-                <w:szCs w:val="28"/>
-              </w:rPr>
-            </w:pPr>
-            <w:r>
-              <w:rPr>
-                <w:rFonts w:ascii="Outfit" w:eastAsia="Aptos" w:hAnsi="Outfit"/>
-                <w:b/>
-                <w:bCs/>
-                <w:color w:val="0DB04B"/>
-                <w:sz w:val="28"/>
-                <w:szCs w:val="28"/>
-              </w:rPr>
-              <w:t>2026</w:t>
-            </w:r>
-          </w:p>
-        </w:tc>
-      </w:tr>
-      <w:tr>
-        <w:tc>
-          <w:tcPr>
-            <w:tcW w:w="736" w:type="dxa"/>
-            <w:tcBorders>
-              <w:top w:val="single" w:sz="24" w:space="0" w:color="083050"/>
-              <w:left w:val="nil"/>
-              <w:bottom w:val="nil"/>
-              <w:right w:val="nil"/>
-            </w:tcBorders>
-            <w:shd w:val="clear" w:color="auto" w:fill="E6E6E6"/>
-            <w:vAlign w:val="center"/>
-          </w:tcPr>
-          <w:p>
-            <w:pPr>
-              <w:spacing w:after="0" w:line="240" w:lineRule="auto"/>
-              <w:jc w:val="center"/>
-              <w:rPr>
-                <w:rFonts w:ascii="Outfit" w:hAnsi="Outfit"/>
-                <w:sz w:val="20"/>
-                <w:szCs w:val="20"/>
-              </w:rPr>
-            </w:pPr>
-            <w:r>
-              <w:rPr>
-                <w:rFonts w:ascii="Outfit" w:eastAsia="Aptos" w:hAnsi="Outfit"/>
-                <w:sz w:val="20"/>
-                <w:szCs w:val="20"/>
-              </w:rPr>
-              <w:t>MON</w:t>
-            </w:r>
-          </w:p>
-        </w:tc>
-        <w:tc>
-          <w:tcPr>
-            <w:tcW w:w="656" w:type="dxa"/>
-            <w:tcBorders>
-              <w:top w:val="single" w:sz="24" w:space="0" w:color="083050"/>
-              <w:left w:val="nil"/>
-              <w:bottom w:val="nil"/>
-              <w:right w:val="nil"/>
-            </w:tcBorders>
-            <w:shd w:val="clear" w:color="auto" w:fill="E6E6E6"/>
-            <w:vAlign w:val="center"/>
-          </w:tcPr>
-          <w:p>
-            <w:pPr>
-              <w:spacing w:after="0" w:line="240" w:lineRule="auto"/>
-              <w:jc w:val="center"/>
-              <w:rPr>
-                <w:rFonts w:ascii="Outfit" w:hAnsi="Outfit"/>
-                <w:sz w:val="20"/>
-                <w:szCs w:val="20"/>
-              </w:rPr>
-            </w:pPr>
-            <w:r>
-              <w:rPr>
-                <w:rFonts w:ascii="Outfit" w:eastAsia="Aptos" w:hAnsi="Outfit"/>
-                <w:sz w:val="20"/>
-                <w:szCs w:val="20"/>
-              </w:rPr>
-              <w:t>TUE</w:t>
-            </w:r>
-          </w:p>
-        </w:tc>
-        <w:tc>
-          <w:tcPr>
-            <w:tcW w:w="716" w:type="dxa"/>
-            <w:tcBorders>
-              <w:top w:val="single" w:sz="24" w:space="0" w:color="083050"/>
-              <w:left w:val="nil"/>
-              <w:bottom w:val="nil"/>
-              <w:right w:val="nil"/>
-            </w:tcBorders>
-            <w:shd w:val="clear" w:color="auto" w:fill="E6E6E6"/>
-            <w:vAlign w:val="center"/>
-          </w:tcPr>
-          <w:p>
-            <w:pPr>
-              <w:spacing w:after="0" w:line="240" w:lineRule="auto"/>
-              <w:jc w:val="center"/>
-              <w:rPr>
-                <w:rFonts w:ascii="Outfit" w:hAnsi="Outfit"/>
-                <w:sz w:val="20"/>
-                <w:szCs w:val="20"/>
-              </w:rPr>
-            </w:pPr>
-            <w:r>
-              <w:rPr>
-                <w:rFonts w:ascii="Outfit" w:eastAsia="Aptos" w:hAnsi="Outfit"/>
-                <w:sz w:val="20"/>
-                <w:szCs w:val="20"/>
-              </w:rPr>
-              <w:t>WED</w:t>
-            </w:r>
-          </w:p>
-        </w:tc>
-        <w:tc>
-          <w:tcPr>
-            <w:tcW w:w="676" w:type="dxa"/>
-            <w:tcBorders>
-              <w:top w:val="single" w:sz="24" w:space="0" w:color="083050"/>
-              <w:left w:val="nil"/>
-              <w:bottom w:val="nil"/>
-              <w:right w:val="nil"/>
-            </w:tcBorders>
-            <w:shd w:val="clear" w:color="auto" w:fill="E6E6E6"/>
-            <w:vAlign w:val="center"/>
-          </w:tcPr>
-          <w:p>
-            <w:pPr>
-              <w:spacing w:after="0" w:line="240" w:lineRule="auto"/>
-              <w:jc w:val="center"/>
-              <w:rPr>
-                <w:rFonts w:ascii="Outfit" w:hAnsi="Outfit"/>
-                <w:sz w:val="20"/>
-                <w:szCs w:val="20"/>
-              </w:rPr>
-            </w:pPr>
-            <w:r>
-              <w:rPr>
-                <w:rFonts w:ascii="Outfit" w:eastAsia="Aptos" w:hAnsi="Outfit"/>
-                <w:sz w:val="20"/>
-                <w:szCs w:val="20"/>
-              </w:rPr>
-              <w:t>THU</w:t>
-            </w:r>
-          </w:p>
-        </w:tc>
-        <w:tc>
-          <w:tcPr>
-            <w:tcW w:w="614" w:type="dxa"/>
-            <w:tcBorders>
-              <w:top w:val="single" w:sz="24" w:space="0" w:color="083050"/>
-              <w:left w:val="nil"/>
-              <w:bottom w:val="nil"/>
-              <w:right w:val="nil"/>
-            </w:tcBorders>
-            <w:shd w:val="clear" w:color="auto" w:fill="E6E6E6"/>
-            <w:vAlign w:val="center"/>
-          </w:tcPr>
-          <w:p>
-            <w:pPr>
-              <w:spacing w:after="0" w:line="240" w:lineRule="auto"/>
-              <w:jc w:val="center"/>
-              <w:rPr>
-                <w:rFonts w:ascii="Outfit" w:hAnsi="Outfit"/>
-                <w:sz w:val="20"/>
-                <w:szCs w:val="20"/>
-              </w:rPr>
-            </w:pPr>
-            <w:r>
-              <w:rPr>
-                <w:rFonts w:ascii="Outfit" w:eastAsia="Aptos" w:hAnsi="Outfit"/>
-                <w:sz w:val="20"/>
-                <w:szCs w:val="20"/>
-              </w:rPr>
-              <w:t>FRI</w:t>
-            </w:r>
-          </w:p>
-        </w:tc>
-        <w:tc>
-          <w:tcPr>
-            <w:tcW w:w="636" w:type="dxa"/>
-            <w:tcBorders>
-              <w:top w:val="single" w:sz="24" w:space="0" w:color="083050"/>
-              <w:left w:val="nil"/>
-              <w:bottom w:val="nil"/>
-              <w:right w:val="nil"/>
-            </w:tcBorders>
-            <w:shd w:val="clear" w:color="auto" w:fill="E6E6E6"/>
-            <w:vAlign w:val="center"/>
-          </w:tcPr>
-          <w:p>
-            <w:pPr>
-              <w:spacing w:after="0" w:line="240" w:lineRule="auto"/>
-              <w:jc w:val="center"/>
-              <w:rPr>
-                <w:rFonts w:ascii="Outfit" w:hAnsi="Outfit"/>
-                <w:color w:val="EE0000"/>
-                <w:sz w:val="20"/>
-                <w:szCs w:val="20"/>
-              </w:rPr>
-            </w:pPr>
-            <w:r>
-              <w:rPr>
-                <w:rFonts w:ascii="Outfit" w:eastAsia="Aptos" w:hAnsi="Outfit"/>
-                <w:color w:val="EE0000"/>
-                <w:sz w:val="20"/>
-                <w:szCs w:val="20"/>
-              </w:rPr>
-              <w:t>SAT</w:t>
-            </w:r>
-          </w:p>
-        </w:tc>
-        <w:tc>
-          <w:tcPr>
-            <w:tcW w:w="656" w:type="dxa"/>
-            <w:tcBorders>
-              <w:top w:val="single" w:sz="24" w:space="0" w:color="083050"/>
-              <w:left w:val="nil"/>
-              <w:bottom w:val="nil"/>
-              <w:right w:val="nil"/>
-            </w:tcBorders>
-            <w:shd w:val="clear" w:color="auto" w:fill="E6E6E6"/>
-            <w:vAlign w:val="center"/>
-          </w:tcPr>
-          <w:p>
-            <w:pPr>
-              <w:spacing w:after="0" w:line="240" w:lineRule="auto"/>
-              <w:jc w:val="center"/>
-              <w:rPr>
-                <w:rFonts w:ascii="Outfit" w:hAnsi="Outfit"/>
-                <w:color w:val="EE0000"/>
-                <w:sz w:val="20"/>
-                <w:szCs w:val="20"/>
-              </w:rPr>
-            </w:pPr>
-            <w:r>
-              <w:rPr>
-                <w:rFonts w:ascii="Outfit" w:eastAsia="Aptos" w:hAnsi="Outfit"/>
-                <w:color w:val="EE0000"/>
-                <w:sz w:val="20"/>
-                <w:szCs w:val="20"/>
-              </w:rPr>
-              <w:t>SUN</w:t>
-            </w:r>
-          </w:p>
-        </w:tc>
-        <w:tc>
-          <w:tcPr>
-            <w:tcW w:w="1116" w:type="dxa"/>
-            <w:tcBorders>
-              <w:top w:val="single" w:sz="24" w:space="0" w:color="083050"/>
-              <w:left w:val="nil"/>
-              <w:bottom w:val="nil"/>
-              <w:right w:val="nil"/>
-            </w:tcBorders>
-            <w:shd w:val="clear" w:color="auto" w:fill="E6E6E6"/>
-            <w:vAlign w:val="center"/>
-          </w:tcPr>
-          <w:p>
-            <w:pPr>
-              <w:spacing w:after="0" w:line="240" w:lineRule="auto"/>
-              <w:jc w:val="center"/>
-              <w:rPr>
-                <w:rFonts w:ascii="Outfit" w:hAnsi="Outfit"/>
-              </w:rPr>
-            </w:pPr>
-          </w:p>
-        </w:tc>
-        <w:tc>
-          <w:tcPr>
-            <w:tcW w:w="4537" w:type="dxa"/>
-            <w:gridSpan w:val="3"/>
-            <w:vMerge w:val="restart"/>
-            <w:tcBorders>
-              <w:top w:val="single" w:sz="24" w:space="0" w:color="083050"/>
-              <w:left w:val="nil"/>
-              <w:bottom w:val="single" w:sz="24" w:space="0" w:color="083050"/>
-              <w:right w:val="nil"/>
-            </w:tcBorders>
-            <w:shd w:val="clear" w:color="auto" w:fill="E6E6E6"/>
-            <w:vAlign w:val="center"/>
-          </w:tcPr>
-          <w:p>
-            <w:pPr>
-              <w:spacing w:after="0" w:line="240" w:lineRule="auto"/>
-              <w:jc w:val="center"/>
-              <w:rPr>
-                <w:rFonts w:ascii="Outfit" w:hAnsi="Outfit"/>
-              </w:rPr>
-            </w:pPr>
-          </w:p>
-        </w:tc>
-      </w:tr>
-      <w:tr>
-        <w:tc>
-          <w:tcPr>
-            <w:tcW w:w="736" w:type="dxa"/>
-            <w:tcBorders>
-              <w:top w:val="nil"/>
-              <w:left w:val="nil"/>
-              <w:bottom w:val="single" w:sz="24" w:space="0" w:color="083050"/>
-              <w:right w:val="nil"/>
-            </w:tcBorders>
-            <w:shd w:val="clear" w:color="auto" w:fill="E6E6E6"/>
-            <w:vAlign w:val="center"/>
-          </w:tcPr>
-          <w:p>
-            <w:pPr>
-              <w:spacing w:after="0" w:line="240" w:lineRule="auto"/>
-              <w:jc w:val="center"/>
-              <w:rPr>
-                <w:rFonts w:ascii="Outfit" w:hAnsi="Outfit"/>
-                <w:sz w:val="20"/>
-                <w:szCs w:val="20"/>
-              </w:rPr>
-            </w:pPr>
-            <w:r>
-              <w:rPr>
-                <w:rFonts w:ascii="Outfit" w:eastAsia="Aptos" w:hAnsi="Outfit"/>
-                <w:sz w:val="20"/>
-                <w:szCs w:val="20"/>
-              </w:rPr>
-              <w:t>18</w:t>
-            </w:r>
-          </w:p>
-        </w:tc>
-        <w:tc>
-          <w:tcPr>
-            <w:tcW w:w="656" w:type="dxa"/>
-            <w:tcBorders>
-              <w:top w:val="nil"/>
-              <w:left w:val="nil"/>
-              <w:bottom w:val="single" w:sz="24" w:space="0" w:color="083050"/>
-              <w:right w:val="nil"/>
-            </w:tcBorders>
-            <w:shd w:val="clear" w:color="auto" w:fill="E6E6E6"/>
-            <w:vAlign w:val="center"/>
-          </w:tcPr>
-          <w:p>
-            <w:pPr>
-              <w:spacing w:after="0" w:line="240" w:lineRule="auto"/>
-              <w:jc w:val="center"/>
-              <w:rPr>
-                <w:rFonts w:ascii="Outfit" w:hAnsi="Outfit"/>
-                <w:sz w:val="20"/>
-                <w:szCs w:val="20"/>
-              </w:rPr>
-            </w:pPr>
-            <w:r>
-              <w:rPr>
-                <w:rFonts w:ascii="Outfit" w:eastAsia="Aptos" w:hAnsi="Outfit"/>
-                <w:sz w:val="20"/>
-                <w:szCs w:val="20"/>
-              </w:rPr>
-              <w:t>19</w:t>
-            </w:r>
-          </w:p>
-        </w:tc>
-        <w:tc>
-          <w:tcPr>
-            <w:tcW w:w="716" w:type="dxa"/>
-            <w:tcBorders>
-              <w:top w:val="nil"/>
-              <w:left w:val="nil"/>
-              <w:bottom w:val="single" w:sz="24" w:space="0" w:color="083050"/>
-              <w:right w:val="nil"/>
-            </w:tcBorders>
-            <w:shd w:val="clear" w:color="auto" w:fill="E6E6E6"/>
-            <w:vAlign w:val="center"/>
-          </w:tcPr>
-          <w:p>
-            <w:pPr>
-              <w:spacing w:after="0" w:line="240" w:lineRule="auto"/>
-              <w:jc w:val="center"/>
-              <w:rPr>
-                <w:rFonts w:ascii="Outfit" w:hAnsi="Outfit"/>
-                <w:sz w:val="20"/>
-                <w:szCs w:val="20"/>
-              </w:rPr>
-            </w:pPr>
-            <w:r>
-              <w:rPr>
-                <w:rFonts w:ascii="Outfit" w:eastAsia="Aptos" w:hAnsi="Outfit"/>
-                <w:sz w:val="20"/>
-                <w:szCs w:val="20"/>
-              </w:rPr>
-              <w:t>20</w:t>
-            </w:r>
-          </w:p>
-        </w:tc>
-        <w:tc>
-          <w:tcPr>
-            <w:tcW w:w="676" w:type="dxa"/>
-            <w:tcBorders>
-              <w:top w:val="nil"/>
-              <w:left w:val="nil"/>
-              <w:bottom w:val="single" w:sz="24" w:space="0" w:color="083050"/>
-              <w:right w:val="nil"/>
-            </w:tcBorders>
-            <w:shd w:val="clear" w:color="auto" w:fill="E6E6E6"/>
-            <w:vAlign w:val="center"/>
-          </w:tcPr>
-          <w:p>
-            <w:pPr>
-              <w:spacing w:after="0" w:line="240" w:lineRule="auto"/>
-              <w:jc w:val="center"/>
-              <w:rPr>
-                <w:rFonts w:ascii="Outfit" w:hAnsi="Outfit"/>
-                <w:sz w:val="20"/>
-                <w:szCs w:val="20"/>
-              </w:rPr>
-            </w:pPr>
-            <w:r>
-              <w:rPr>
-                <w:rFonts w:ascii="Outfit" w:eastAsia="Aptos" w:hAnsi="Outfit"/>
-                <w:sz w:val="20"/>
-                <w:szCs w:val="20"/>
-              </w:rPr>
-              <w:t>21</w:t>
-            </w:r>
-          </w:p>
-        </w:tc>
-        <w:tc>
-          <w:tcPr>
-            <w:tcW w:w="614" w:type="dxa"/>
-            <w:tcBorders>
-              <w:top w:val="nil"/>
-              <w:left w:val="nil"/>
-              <w:bottom w:val="single" w:sz="24" w:space="0" w:color="083050"/>
-              <w:right w:val="nil"/>
-            </w:tcBorders>
-            <w:shd w:val="clear" w:color="auto" w:fill="E6E6E6"/>
-            <w:vAlign w:val="center"/>
-          </w:tcPr>
-          <w:p>
-            <w:pPr>
-              <w:spacing w:after="0" w:line="240" w:lineRule="auto"/>
-              <w:jc w:val="center"/>
-              <w:rPr>
-                <w:rFonts w:ascii="Outfit" w:hAnsi="Outfit"/>
-                <w:sz w:val="20"/>
-                <w:szCs w:val="20"/>
-              </w:rPr>
-            </w:pPr>
-            <w:r>
-              <w:rPr>
-                <w:rFonts w:ascii="Outfit" w:eastAsia="Aptos" w:hAnsi="Outfit"/>
-                <w:sz w:val="20"/>
-                <w:szCs w:val="20"/>
-              </w:rPr>
-              <w:t>22</w:t>
-            </w:r>
-          </w:p>
-        </w:tc>
-        <w:tc>
-          <w:tcPr>
-            <w:tcW w:w="636" w:type="dxa"/>
-            <w:tcBorders>
-              <w:top w:val="nil"/>
-              <w:left w:val="nil"/>
-              <w:bottom w:val="single" w:sz="24" w:space="0" w:color="083050"/>
-              <w:right w:val="nil"/>
-            </w:tcBorders>
-            <w:shd w:val="clear" w:color="auto" w:fill="E6E6E6"/>
-            <w:vAlign w:val="center"/>
-          </w:tcPr>
-          <w:p>
-            <w:pPr>
-              <w:spacing w:after="0" w:line="240" w:lineRule="auto"/>
-              <w:jc w:val="center"/>
-              <w:rPr>
-                <w:rFonts w:ascii="Outfit" w:hAnsi="Outfit"/>
-                <w:color w:val="EE0000"/>
-                <w:sz w:val="20"/>
-                <w:szCs w:val="20"/>
-              </w:rPr>
-            </w:pPr>
-            <w:r>
-              <w:rPr>
-                <w:rFonts w:ascii="Outfit" w:eastAsia="Aptos" w:hAnsi="Outfit"/>
-                <w:color w:val="EE0000"/>
-                <w:sz w:val="20"/>
-                <w:szCs w:val="20"/>
-              </w:rPr>
-              <w:t>23</w:t>
-            </w:r>
-          </w:p>
-        </w:tc>
-        <w:tc>
-          <w:tcPr>
-            <w:tcW w:w="656" w:type="dxa"/>
-            <w:tcBorders>
-              <w:top w:val="nil"/>
-              <w:left w:val="nil"/>
-              <w:bottom w:val="single" w:sz="24" w:space="0" w:color="083050"/>
-              <w:right w:val="nil"/>
-            </w:tcBorders>
-            <w:shd w:val="clear" w:color="auto" w:fill="E6E6E6"/>
-            <w:vAlign w:val="center"/>
-          </w:tcPr>
-          <w:p>
-            <w:pPr>
-              <w:spacing w:after="0" w:line="240" w:lineRule="auto"/>
-              <w:jc w:val="center"/>
-              <w:rPr>
-                <w:rFonts w:ascii="Outfit" w:hAnsi="Outfit"/>
-                <w:color w:val="EE0000"/>
-                <w:sz w:val="20"/>
-                <w:szCs w:val="20"/>
-              </w:rPr>
-            </w:pPr>
-            <w:r>
-              <w:rPr>
-                <w:rFonts w:ascii="Outfit" w:eastAsia="Aptos" w:hAnsi="Outfit"/>
-                <w:color w:val="EE0000"/>
-                <w:sz w:val="20"/>
-                <w:szCs w:val="20"/>
-              </w:rPr>
-              <w:t>24</w:t>
-            </w:r>
-          </w:p>
-        </w:tc>
-        <w:tc>
-          <w:tcPr>
-            <w:tcW w:w="1116" w:type="dxa"/>
-            <w:tcBorders>
-              <w:top w:val="nil"/>
-              <w:left w:val="nil"/>
-              <w:bottom w:val="single" w:sz="24" w:space="0" w:color="083050"/>
-              <w:right w:val="nil"/>
-            </w:tcBorders>
-            <w:shd w:val="clear" w:color="auto" w:fill="E6E6E6"/>
-            <w:vAlign w:val="center"/>
-          </w:tcPr>
-          <w:p>
-            <w:pPr>
-              <w:spacing w:after="0" w:line="240" w:lineRule="auto"/>
-              <w:jc w:val="center"/>
-              <w:rPr>
-                <w:rFonts w:ascii="Outfit" w:hAnsi="Outfit"/>
-              </w:rPr>
-            </w:pPr>
-          </w:p>
-        </w:tc>
-        <w:tc>
-          <w:tcPr>
-            <w:tcW w:w="4537" w:type="dxa"/>
-            <w:gridSpan w:val="3"/>
-            <w:vMerge/>
-            <w:tcBorders>
-              <w:top w:val="nil"/>
-              <w:left w:val="nil"/>
-              <w:bottom w:val="single" w:sz="24" w:space="0" w:color="083050"/>
-              <w:right w:val="nil"/>
-            </w:tcBorders>
-            <w:shd w:val="clear" w:color="auto" w:fill="E6E6E6"/>
-            <w:vAlign w:val="center"/>
-          </w:tcPr>
-          <w:p>
-            <w:pPr>
-              <w:spacing w:after="0" w:line="240" w:lineRule="auto"/>
-              <w:jc w:val="center"/>
-              <w:rPr>
-                <w:rFonts w:ascii="Outfit" w:hAnsi="Outfit"/>
-              </w:rPr>
-            </w:pPr>
-          </w:p>
-        </w:tc>
-      </w:tr>
-    </w:tbl>
-    <w:p>
-      <w:pPr>
-        <w:sectPr>
-          <w:pgSz w:w="11906" w:h="16838"/>
-          <w:pgMar w:top="567" w:right="567" w:bottom="567" w:left="1134" w:header="0" w:footer="0" w:gutter="0"/>
-          <w:cols w:space="720"/>
-          <w:formProt w:val="0"/>
-          <w:docGrid w:linePitch="360"/>
-        </w:sectPr>
-      </w:pPr>
-    </w:p>
     <w:p>
       <w:pPr>
         <w:spacing w:after="0"/>
@@ -789,7 +32,7 @@
               <w:bottom w:val="single" w:sz="24" w:space="0" w:color="083050"/>
               <w:right w:val="nil"/>
             </w:tcBorders>
-            <w:shd w:val="clear" w:color="auto" w:fill="E6E6E6"/>
+            <w:shd w:val="clear" w:color="auto" w:fill="D9D9D9" w:themeFill="background1" w:themeFillShade="D9"/>
           </w:tcPr>
           <w:p>
             <w:pPr>
@@ -809,29 +52,11 @@
                 <w:rFonts w:ascii="Outfit Black" w:eastAsia="Aptos" w:hAnsi="Outfit Black"/>
                 <w:b/>
                 <w:bCs/>
-                <w:color w:val="F95738"/>
+                <w:color w:val="BF4E14" w:themeColor="accent2" w:themeShade="BF"/>
                 <w:sz w:val="36"/>
                 <w:szCs w:val="36"/>
               </w:rPr>
-              <w:t>TO-DO LIST</w:t>
-            </w:r>
-            <w:r>
-              <w:rPr>
-                <w:rFonts w:ascii="Outfit Black" w:eastAsia="Aptos" w:hAnsi="Outfit Black"/>
-                <w:b/>
-                <w:bCs/>
-                <w:color w:val="F95738"/>
-                <w:sz w:val="36"/>
-                <w:szCs w:val="36"/>
-              </w:rPr>
-              <w:t xml:space="preserve"> </w:t>
-            </w:r>
-            <w:r>
-              <w:rPr>
-                <w:rFonts w:ascii="Outfit Black" w:eastAsia="Aptos" w:hAnsi="Outfit Black"/>
-                <w:color w:val="F95738"/>
-              </w:rPr>
-              <w:t>(NEXT 4 WEEKS)</w:t>
+              <w:t xml:space="preserve">TO-DO LIST </w:t>
             </w:r>
           </w:p>
         </w:tc>
@@ -3516,7 +2741,7 @@
               <w:bottom w:val="single" w:sz="24" w:space="0" w:color="083050"/>
               <w:right w:val="nil"/>
             </w:tcBorders>
-            <w:shd w:val="clear" w:color="auto" w:fill="E6E6E6"/>
+            <w:shd w:val="clear" w:color="auto" w:fill="D9D9D9" w:themeFill="background1" w:themeFillShade="D9"/>
           </w:tcPr>
           <w:p>
             <w:pPr>
@@ -3526,7 +2751,7 @@
                 <w:rFonts w:ascii="Outfit Black" w:hAnsi="Outfit Black"/>
                 <w:b/>
                 <w:bCs/>
-                <w:color w:val="F95738"/>
+                <w:color w:val="BF4E14" w:themeColor="accent2" w:themeShade="BF"/>
                 <w:sz w:val="36"/>
                 <w:szCs w:val="36"/>
               </w:rPr>
@@ -3536,7 +2761,7 @@
                 <w:rFonts w:ascii="Outfit Black" w:eastAsia="Aptos" w:hAnsi="Outfit Black"/>
                 <w:b/>
                 <w:bCs/>
-                <w:color w:val="F95738"/>
+                <w:color w:val="BF4E14" w:themeColor="accent2" w:themeShade="BF"/>
                 <w:sz w:val="36"/>
                 <w:szCs w:val="36"/>
               </w:rPr>
@@ -5074,6 +4299,7 @@
     <w:p>
       <w:pPr>
         <w:sectPr>
+          <w:headerReference w:type="default" r:id="rId7"/>
           <w:type w:val="continuous"/>
           <w:pgSz w:w="11906" w:h="16838"/>
           <w:pgMar w:top="567" w:right="567" w:bottom="567" w:left="1134" w:header="0" w:footer="0" w:gutter="0"/>
@@ -5083,753 +4309,6 @@
         </w:sectPr>
       </w:pPr>
     </w:p>
-    <w:tbl>
-      <w:tblPr>
-        <w:tblStyle w:val="TableGrid"/>
-        <w:tblW w:w="10343" w:type="dxa"/>
-        <w:tblLayout w:type="fixed"/>
-        <w:tblLook w:val="04A0" w:firstRow="1" w:lastRow="0" w:firstColumn="1" w:lastColumn="0" w:noHBand="0" w:noVBand="1"/>
-      </w:tblPr>
-      <w:tblGrid>
-        <w:gridCol w:w="736"/>
-        <w:gridCol w:w="656"/>
-        <w:gridCol w:w="716"/>
-        <w:gridCol w:w="676"/>
-        <w:gridCol w:w="614"/>
-        <w:gridCol w:w="636"/>
-        <w:gridCol w:w="656"/>
-        <w:gridCol w:w="1116"/>
-        <w:gridCol w:w="1135"/>
-        <w:gridCol w:w="2201"/>
-        <w:gridCol w:w="1201"/>
-      </w:tblGrid>
-      <w:tr>
-        <w:tc>
-          <w:tcPr>
-            <w:tcW w:w="4690" w:type="dxa"/>
-            <w:gridSpan w:val="7"/>
-            <w:tcBorders>
-              <w:top w:val="nil"/>
-              <w:left w:val="nil"/>
-              <w:bottom w:val="single" w:sz="24" w:space="0" w:color="083050"/>
-              <w:right w:val="nil"/>
-            </w:tcBorders>
-            <w:vAlign w:val="center"/>
-          </w:tcPr>
-          <w:p>
-            <w:pPr>
-              <w:spacing w:after="0" w:line="240" w:lineRule="auto"/>
-              <w:jc w:val="center"/>
-              <w:rPr>
-                <w:rFonts w:ascii="Outfit Black" w:hAnsi="Outfit Black"/>
-                <w:b/>
-                <w:bCs/>
-                <w:color w:val="0DB04B"/>
-                <w:sz w:val="36"/>
-                <w:szCs w:val="36"/>
-              </w:rPr>
-            </w:pPr>
-            <w:r>
-              <w:rPr>
-                <w:rFonts w:ascii="Outfit Black" w:eastAsia="Aptos" w:hAnsi="Outfit Black"/>
-                <w:b/>
-                <w:bCs/>
-                <w:color w:val="0DB04B"/>
-                <w:sz w:val="36"/>
-                <w:szCs w:val="36"/>
-              </w:rPr>
-              <w:lastRenderedPageBreak/>
-              <w:t>19 TUESDAY</w:t>
-            </w:r>
-          </w:p>
-        </w:tc>
-        <w:tc>
-          <w:tcPr>
-            <w:tcW w:w="1116" w:type="dxa"/>
-            <w:tcBorders>
-              <w:top w:val="nil"/>
-              <w:left w:val="nil"/>
-              <w:bottom w:val="single" w:sz="24" w:space="0" w:color="083050"/>
-              <w:right w:val="nil"/>
-            </w:tcBorders>
-            <w:vAlign w:val="center"/>
-          </w:tcPr>
-          <w:p>
-            <w:pPr>
-              <w:spacing w:after="0" w:line="240" w:lineRule="auto"/>
-              <w:jc w:val="center"/>
-              <w:rPr>
-                <w:rFonts w:ascii="Outfit" w:hAnsi="Outfit"/>
-                <w:color w:val="0DB04B"/>
-              </w:rPr>
-            </w:pPr>
-          </w:p>
-        </w:tc>
-        <w:tc>
-          <w:tcPr>
-            <w:tcW w:w="1135" w:type="dxa"/>
-            <w:tcBorders>
-              <w:top w:val="nil"/>
-              <w:left w:val="nil"/>
-              <w:bottom w:val="single" w:sz="24" w:space="0" w:color="083050"/>
-              <w:right w:val="nil"/>
-            </w:tcBorders>
-            <w:vAlign w:val="center"/>
-          </w:tcPr>
-          <w:p>
-            <w:pPr>
-              <w:spacing w:after="0" w:line="240" w:lineRule="auto"/>
-              <w:jc w:val="center"/>
-              <w:rPr>
-                <w:rFonts w:ascii="Outfit" w:hAnsi="Outfit"/>
-                <w:b/>
-                <w:bCs/>
-                <w:color w:val="0DB04B"/>
-                <w:sz w:val="28"/>
-                <w:szCs w:val="28"/>
-              </w:rPr>
-            </w:pPr>
-            <w:r>
-              <w:rPr>
-                <w:rFonts w:ascii="Outfit" w:eastAsia="Aptos" w:hAnsi="Outfit"/>
-                <w:b/>
-                <w:bCs/>
-                <w:color w:val="0DB04B"/>
-                <w:sz w:val="28"/>
-                <w:szCs w:val="28"/>
-              </w:rPr>
-              <w:t>CW 21</w:t>
-            </w:r>
-          </w:p>
-        </w:tc>
-        <w:tc>
-          <w:tcPr>
-            <w:tcW w:w="2201" w:type="dxa"/>
-            <w:tcBorders>
-              <w:top w:val="nil"/>
-              <w:left w:val="nil"/>
-              <w:bottom w:val="single" w:sz="24" w:space="0" w:color="083050"/>
-              <w:right w:val="nil"/>
-            </w:tcBorders>
-            <w:vAlign w:val="center"/>
-          </w:tcPr>
-          <w:p>
-            <w:pPr>
-              <w:spacing w:after="0" w:line="240" w:lineRule="auto"/>
-              <w:jc w:val="center"/>
-              <w:rPr>
-                <w:rFonts w:ascii="Outfit" w:hAnsi="Outfit"/>
-                <w:b/>
-                <w:bCs/>
-                <w:color w:val="0DB04B"/>
-                <w:sz w:val="28"/>
-                <w:szCs w:val="28"/>
-              </w:rPr>
-            </w:pPr>
-            <w:r>
-              <w:rPr>
-                <w:rFonts w:ascii="Outfit" w:eastAsia="Aptos" w:hAnsi="Outfit"/>
-                <w:b/>
-                <w:bCs/>
-                <w:color w:val="0DB04B"/>
-                <w:sz w:val="28"/>
-                <w:szCs w:val="28"/>
-              </w:rPr>
-              <w:t>MAY</w:t>
-            </w:r>
-          </w:p>
-        </w:tc>
-        <w:tc>
-          <w:tcPr>
-            <w:tcW w:w="1201" w:type="dxa"/>
-            <w:tcBorders>
-              <w:top w:val="nil"/>
-              <w:left w:val="nil"/>
-              <w:bottom w:val="single" w:sz="24" w:space="0" w:color="083050"/>
-              <w:right w:val="nil"/>
-            </w:tcBorders>
-            <w:vAlign w:val="center"/>
-          </w:tcPr>
-          <w:p>
-            <w:pPr>
-              <w:spacing w:after="0" w:line="240" w:lineRule="auto"/>
-              <w:jc w:val="center"/>
-              <w:rPr>
-                <w:rFonts w:ascii="Outfit" w:hAnsi="Outfit"/>
-                <w:b/>
-                <w:bCs/>
-                <w:color w:val="0DB04B"/>
-                <w:sz w:val="28"/>
-                <w:szCs w:val="28"/>
-              </w:rPr>
-            </w:pPr>
-            <w:r>
-              <w:rPr>
-                <w:rFonts w:ascii="Outfit" w:eastAsia="Aptos" w:hAnsi="Outfit"/>
-                <w:b/>
-                <w:bCs/>
-                <w:color w:val="0DB04B"/>
-                <w:sz w:val="28"/>
-                <w:szCs w:val="28"/>
-              </w:rPr>
-              <w:t>2026</w:t>
-            </w:r>
-          </w:p>
-        </w:tc>
-      </w:tr>
-      <w:tr>
-        <w:tc>
-          <w:tcPr>
-            <w:tcW w:w="736" w:type="dxa"/>
-            <w:tcBorders>
-              <w:top w:val="single" w:sz="24" w:space="0" w:color="083050"/>
-              <w:left w:val="nil"/>
-              <w:bottom w:val="nil"/>
-              <w:right w:val="nil"/>
-            </w:tcBorders>
-            <w:shd w:val="clear" w:color="auto" w:fill="E6E6E6"/>
-            <w:vAlign w:val="center"/>
-          </w:tcPr>
-          <w:p>
-            <w:pPr>
-              <w:spacing w:after="0" w:line="240" w:lineRule="auto"/>
-              <w:jc w:val="center"/>
-              <w:rPr>
-                <w:rFonts w:ascii="Outfit" w:hAnsi="Outfit"/>
-                <w:sz w:val="20"/>
-                <w:szCs w:val="20"/>
-              </w:rPr>
-            </w:pPr>
-            <w:r>
-              <w:rPr>
-                <w:rFonts w:ascii="Outfit" w:eastAsia="Aptos" w:hAnsi="Outfit"/>
-                <w:sz w:val="20"/>
-                <w:szCs w:val="20"/>
-              </w:rPr>
-              <w:t>MON</w:t>
-            </w:r>
-          </w:p>
-        </w:tc>
-        <w:tc>
-          <w:tcPr>
-            <w:tcW w:w="656" w:type="dxa"/>
-            <w:tcBorders>
-              <w:top w:val="single" w:sz="24" w:space="0" w:color="083050"/>
-              <w:left w:val="nil"/>
-              <w:bottom w:val="nil"/>
-              <w:right w:val="nil"/>
-            </w:tcBorders>
-            <w:shd w:val="clear" w:color="auto" w:fill="E6E6E6"/>
-            <w:vAlign w:val="center"/>
-          </w:tcPr>
-          <w:p>
-            <w:pPr>
-              <w:spacing w:after="0" w:line="240" w:lineRule="auto"/>
-              <w:jc w:val="center"/>
-              <w:rPr>
-                <w:rFonts w:ascii="Outfit" w:hAnsi="Outfit"/>
-                <w:sz w:val="20"/>
-                <w:szCs w:val="20"/>
-              </w:rPr>
-            </w:pPr>
-            <w:r>
-              <w:rPr>
-                <w:rFonts w:ascii="Outfit" w:eastAsia="Aptos" w:hAnsi="Outfit"/>
-                <w:sz w:val="20"/>
-                <w:szCs w:val="20"/>
-              </w:rPr>
-              <w:t>TUE</w:t>
-            </w:r>
-          </w:p>
-        </w:tc>
-        <w:tc>
-          <w:tcPr>
-            <w:tcW w:w="716" w:type="dxa"/>
-            <w:tcBorders>
-              <w:top w:val="single" w:sz="24" w:space="0" w:color="083050"/>
-              <w:left w:val="nil"/>
-              <w:bottom w:val="nil"/>
-              <w:right w:val="nil"/>
-            </w:tcBorders>
-            <w:shd w:val="clear" w:color="auto" w:fill="E6E6E6"/>
-            <w:vAlign w:val="center"/>
-          </w:tcPr>
-          <w:p>
-            <w:pPr>
-              <w:spacing w:after="0" w:line="240" w:lineRule="auto"/>
-              <w:jc w:val="center"/>
-              <w:rPr>
-                <w:rFonts w:ascii="Outfit" w:hAnsi="Outfit"/>
-                <w:sz w:val="20"/>
-                <w:szCs w:val="20"/>
-              </w:rPr>
-            </w:pPr>
-            <w:r>
-              <w:rPr>
-                <w:rFonts w:ascii="Outfit" w:eastAsia="Aptos" w:hAnsi="Outfit"/>
-                <w:sz w:val="20"/>
-                <w:szCs w:val="20"/>
-              </w:rPr>
-              <w:t>WED</w:t>
-            </w:r>
-          </w:p>
-        </w:tc>
-        <w:tc>
-          <w:tcPr>
-            <w:tcW w:w="676" w:type="dxa"/>
-            <w:tcBorders>
-              <w:top w:val="single" w:sz="24" w:space="0" w:color="083050"/>
-              <w:left w:val="nil"/>
-              <w:bottom w:val="nil"/>
-              <w:right w:val="nil"/>
-            </w:tcBorders>
-            <w:shd w:val="clear" w:color="auto" w:fill="E6E6E6"/>
-            <w:vAlign w:val="center"/>
-          </w:tcPr>
-          <w:p>
-            <w:pPr>
-              <w:spacing w:after="0" w:line="240" w:lineRule="auto"/>
-              <w:jc w:val="center"/>
-              <w:rPr>
-                <w:rFonts w:ascii="Outfit" w:hAnsi="Outfit"/>
-                <w:sz w:val="20"/>
-                <w:szCs w:val="20"/>
-              </w:rPr>
-            </w:pPr>
-            <w:r>
-              <w:rPr>
-                <w:rFonts w:ascii="Outfit" w:eastAsia="Aptos" w:hAnsi="Outfit"/>
-                <w:sz w:val="20"/>
-                <w:szCs w:val="20"/>
-              </w:rPr>
-              <w:t>THU</w:t>
-            </w:r>
-          </w:p>
-        </w:tc>
-        <w:tc>
-          <w:tcPr>
-            <w:tcW w:w="614" w:type="dxa"/>
-            <w:tcBorders>
-              <w:top w:val="single" w:sz="24" w:space="0" w:color="083050"/>
-              <w:left w:val="nil"/>
-              <w:bottom w:val="nil"/>
-              <w:right w:val="nil"/>
-            </w:tcBorders>
-            <w:shd w:val="clear" w:color="auto" w:fill="E6E6E6"/>
-            <w:vAlign w:val="center"/>
-          </w:tcPr>
-          <w:p>
-            <w:pPr>
-              <w:spacing w:after="0" w:line="240" w:lineRule="auto"/>
-              <w:jc w:val="center"/>
-              <w:rPr>
-                <w:rFonts w:ascii="Outfit" w:hAnsi="Outfit"/>
-                <w:sz w:val="20"/>
-                <w:szCs w:val="20"/>
-              </w:rPr>
-            </w:pPr>
-            <w:r>
-              <w:rPr>
-                <w:rFonts w:ascii="Outfit" w:eastAsia="Aptos" w:hAnsi="Outfit"/>
-                <w:sz w:val="20"/>
-                <w:szCs w:val="20"/>
-              </w:rPr>
-              <w:t>FRI</w:t>
-            </w:r>
-          </w:p>
-        </w:tc>
-        <w:tc>
-          <w:tcPr>
-            <w:tcW w:w="636" w:type="dxa"/>
-            <w:tcBorders>
-              <w:top w:val="single" w:sz="24" w:space="0" w:color="083050"/>
-              <w:left w:val="nil"/>
-              <w:bottom w:val="nil"/>
-              <w:right w:val="nil"/>
-            </w:tcBorders>
-            <w:shd w:val="clear" w:color="auto" w:fill="E6E6E6"/>
-            <w:vAlign w:val="center"/>
-          </w:tcPr>
-          <w:p>
-            <w:pPr>
-              <w:spacing w:after="0" w:line="240" w:lineRule="auto"/>
-              <w:jc w:val="center"/>
-              <w:rPr>
-                <w:rFonts w:ascii="Outfit" w:hAnsi="Outfit"/>
-                <w:color w:val="EE0000"/>
-                <w:sz w:val="20"/>
-                <w:szCs w:val="20"/>
-              </w:rPr>
-            </w:pPr>
-            <w:r>
-              <w:rPr>
-                <w:rFonts w:ascii="Outfit" w:eastAsia="Aptos" w:hAnsi="Outfit"/>
-                <w:color w:val="EE0000"/>
-                <w:sz w:val="20"/>
-                <w:szCs w:val="20"/>
-              </w:rPr>
-              <w:t>SAT</w:t>
-            </w:r>
-          </w:p>
-        </w:tc>
-        <w:tc>
-          <w:tcPr>
-            <w:tcW w:w="656" w:type="dxa"/>
-            <w:tcBorders>
-              <w:top w:val="single" w:sz="24" w:space="0" w:color="083050"/>
-              <w:left w:val="nil"/>
-              <w:bottom w:val="nil"/>
-              <w:right w:val="nil"/>
-            </w:tcBorders>
-            <w:shd w:val="clear" w:color="auto" w:fill="E6E6E6"/>
-            <w:vAlign w:val="center"/>
-          </w:tcPr>
-          <w:p>
-            <w:pPr>
-              <w:spacing w:after="0" w:line="240" w:lineRule="auto"/>
-              <w:jc w:val="center"/>
-              <w:rPr>
-                <w:rFonts w:ascii="Outfit" w:hAnsi="Outfit"/>
-                <w:color w:val="EE0000"/>
-                <w:sz w:val="20"/>
-                <w:szCs w:val="20"/>
-              </w:rPr>
-            </w:pPr>
-            <w:r>
-              <w:rPr>
-                <w:rFonts w:ascii="Outfit" w:eastAsia="Aptos" w:hAnsi="Outfit"/>
-                <w:color w:val="EE0000"/>
-                <w:sz w:val="20"/>
-                <w:szCs w:val="20"/>
-              </w:rPr>
-              <w:t>SUN</w:t>
-            </w:r>
-          </w:p>
-        </w:tc>
-        <w:tc>
-          <w:tcPr>
-            <w:tcW w:w="1116" w:type="dxa"/>
-            <w:tcBorders>
-              <w:top w:val="single" w:sz="24" w:space="0" w:color="083050"/>
-              <w:left w:val="nil"/>
-              <w:bottom w:val="nil"/>
-              <w:right w:val="nil"/>
-            </w:tcBorders>
-            <w:shd w:val="clear" w:color="auto" w:fill="E6E6E6"/>
-            <w:vAlign w:val="center"/>
-          </w:tcPr>
-          <w:p>
-            <w:pPr>
-              <w:spacing w:after="0" w:line="240" w:lineRule="auto"/>
-              <w:jc w:val="center"/>
-              <w:rPr>
-                <w:rFonts w:ascii="Outfit" w:hAnsi="Outfit"/>
-              </w:rPr>
-            </w:pPr>
-          </w:p>
-        </w:tc>
-        <w:tc>
-          <w:tcPr>
-            <w:tcW w:w="4537" w:type="dxa"/>
-            <w:gridSpan w:val="3"/>
-            <w:vMerge w:val="restart"/>
-            <w:tcBorders>
-              <w:top w:val="single" w:sz="24" w:space="0" w:color="083050"/>
-              <w:left w:val="nil"/>
-              <w:bottom w:val="single" w:sz="24" w:space="0" w:color="083050"/>
-              <w:right w:val="nil"/>
-            </w:tcBorders>
-            <w:shd w:val="clear" w:color="auto" w:fill="E6E6E6"/>
-            <w:vAlign w:val="center"/>
-          </w:tcPr>
-          <w:p>
-            <w:pPr>
-              <w:spacing w:after="0" w:line="240" w:lineRule="auto"/>
-              <w:jc w:val="center"/>
-              <w:rPr>
-                <w:rFonts w:ascii="Outfit" w:hAnsi="Outfit"/>
-              </w:rPr>
-            </w:pPr>
-          </w:p>
-        </w:tc>
-      </w:tr>
-      <w:tr>
-        <w:tc>
-          <w:tcPr>
-            <w:tcW w:w="736" w:type="dxa"/>
-            <w:tcBorders>
-              <w:top w:val="nil"/>
-              <w:left w:val="nil"/>
-              <w:bottom w:val="single" w:sz="24" w:space="0" w:color="083050"/>
-              <w:right w:val="nil"/>
-            </w:tcBorders>
-            <w:shd w:val="clear" w:color="auto" w:fill="E6E6E6"/>
-            <w:vAlign w:val="center"/>
-          </w:tcPr>
-          <w:p>
-            <w:pPr>
-              <w:spacing w:after="0" w:line="240" w:lineRule="auto"/>
-              <w:jc w:val="center"/>
-              <w:rPr>
-                <w:rFonts w:ascii="Outfit" w:hAnsi="Outfit"/>
-                <w:sz w:val="20"/>
-                <w:szCs w:val="20"/>
-              </w:rPr>
-            </w:pPr>
-            <w:r>
-              <w:rPr>
-                <w:rFonts w:ascii="Outfit" w:eastAsia="Aptos" w:hAnsi="Outfit"/>
-                <w:sz w:val="20"/>
-                <w:szCs w:val="20"/>
-              </w:rPr>
-              <w:t>18</w:t>
-            </w:r>
-          </w:p>
-        </w:tc>
-        <w:tc>
-          <w:tcPr>
-            <w:tcW w:w="656" w:type="dxa"/>
-            <w:tcBorders>
-              <w:top w:val="nil"/>
-              <w:left w:val="nil"/>
-              <w:bottom w:val="single" w:sz="24" w:space="0" w:color="083050"/>
-              <w:right w:val="nil"/>
-            </w:tcBorders>
-            <w:shd w:val="clear" w:color="auto" w:fill="E6E6E6"/>
-            <w:vAlign w:val="center"/>
-          </w:tcPr>
-          <w:p>
-            <w:pPr>
-              <w:spacing w:after="0" w:line="240" w:lineRule="auto"/>
-              <w:jc w:val="center"/>
-              <w:rPr>
-                <w:rFonts w:ascii="Outfit" w:hAnsi="Outfit"/>
-                <w:sz w:val="20"/>
-                <w:szCs w:val="20"/>
-              </w:rPr>
-            </w:pPr>
-            <w:r>
-              <w:rPr>
-                <w:rFonts w:ascii="Outfit" w:eastAsia="Aptos" w:hAnsi="Outfit"/>
-                <w:sz w:val="20"/>
-                <w:szCs w:val="20"/>
-              </w:rPr>
-              <w:t>19</w:t>
-            </w:r>
-          </w:p>
-        </w:tc>
-        <w:tc>
-          <w:tcPr>
-            <w:tcW w:w="716" w:type="dxa"/>
-            <w:tcBorders>
-              <w:top w:val="nil"/>
-              <w:left w:val="nil"/>
-              <w:bottom w:val="single" w:sz="24" w:space="0" w:color="083050"/>
-              <w:right w:val="nil"/>
-            </w:tcBorders>
-            <w:shd w:val="clear" w:color="auto" w:fill="E6E6E6"/>
-            <w:vAlign w:val="center"/>
-          </w:tcPr>
-          <w:p>
-            <w:pPr>
-              <w:spacing w:after="0" w:line="240" w:lineRule="auto"/>
-              <w:jc w:val="center"/>
-              <w:rPr>
-                <w:rFonts w:ascii="Outfit" w:hAnsi="Outfit"/>
-                <w:sz w:val="20"/>
-                <w:szCs w:val="20"/>
-              </w:rPr>
-            </w:pPr>
-            <w:r>
-              <w:rPr>
-                <w:rFonts w:ascii="Outfit" w:eastAsia="Aptos" w:hAnsi="Outfit"/>
-                <w:sz w:val="20"/>
-                <w:szCs w:val="20"/>
-              </w:rPr>
-              <w:t>20</w:t>
-            </w:r>
-          </w:p>
-        </w:tc>
-        <w:tc>
-          <w:tcPr>
-            <w:tcW w:w="676" w:type="dxa"/>
-            <w:tcBorders>
-              <w:top w:val="nil"/>
-              <w:left w:val="nil"/>
-              <w:bottom w:val="single" w:sz="24" w:space="0" w:color="083050"/>
-              <w:right w:val="nil"/>
-            </w:tcBorders>
-            <w:shd w:val="clear" w:color="auto" w:fill="E6E6E6"/>
-            <w:vAlign w:val="center"/>
-          </w:tcPr>
-          <w:p>
-            <w:pPr>
-              <w:spacing w:after="0" w:line="240" w:lineRule="auto"/>
-              <w:jc w:val="center"/>
-              <w:rPr>
-                <w:rFonts w:ascii="Outfit" w:hAnsi="Outfit"/>
-                <w:sz w:val="20"/>
-                <w:szCs w:val="20"/>
-              </w:rPr>
-            </w:pPr>
-            <w:r>
-              <w:rPr>
-                <w:rFonts w:ascii="Outfit" w:eastAsia="Aptos" w:hAnsi="Outfit"/>
-                <w:sz w:val="20"/>
-                <w:szCs w:val="20"/>
-              </w:rPr>
-              <w:t>21</w:t>
-            </w:r>
-          </w:p>
-        </w:tc>
-        <w:tc>
-          <w:tcPr>
-            <w:tcW w:w="614" w:type="dxa"/>
-            <w:tcBorders>
-              <w:top w:val="nil"/>
-              <w:left w:val="nil"/>
-              <w:bottom w:val="single" w:sz="24" w:space="0" w:color="083050"/>
-              <w:right w:val="nil"/>
-            </w:tcBorders>
-            <w:shd w:val="clear" w:color="auto" w:fill="E6E6E6"/>
-            <w:vAlign w:val="center"/>
-          </w:tcPr>
-          <w:p>
-            <w:pPr>
-              <w:spacing w:after="0" w:line="240" w:lineRule="auto"/>
-              <w:jc w:val="center"/>
-              <w:rPr>
-                <w:rFonts w:ascii="Outfit" w:hAnsi="Outfit"/>
-                <w:sz w:val="20"/>
-                <w:szCs w:val="20"/>
-              </w:rPr>
-            </w:pPr>
-            <w:r>
-              <w:rPr>
-                <w:rFonts w:ascii="Outfit" w:eastAsia="Aptos" w:hAnsi="Outfit"/>
-                <w:sz w:val="20"/>
-                <w:szCs w:val="20"/>
-              </w:rPr>
-              <w:t>22</w:t>
-            </w:r>
-          </w:p>
-        </w:tc>
-        <w:tc>
-          <w:tcPr>
-            <w:tcW w:w="636" w:type="dxa"/>
-            <w:tcBorders>
-              <w:top w:val="nil"/>
-              <w:left w:val="nil"/>
-              <w:bottom w:val="single" w:sz="24" w:space="0" w:color="083050"/>
-              <w:right w:val="nil"/>
-            </w:tcBorders>
-            <w:shd w:val="clear" w:color="auto" w:fill="E6E6E6"/>
-            <w:vAlign w:val="center"/>
-          </w:tcPr>
-          <w:p>
-            <w:pPr>
-              <w:spacing w:after="0" w:line="240" w:lineRule="auto"/>
-              <w:jc w:val="center"/>
-              <w:rPr>
-                <w:rFonts w:ascii="Outfit" w:hAnsi="Outfit"/>
-                <w:color w:val="EE0000"/>
-                <w:sz w:val="20"/>
-                <w:szCs w:val="20"/>
-              </w:rPr>
-            </w:pPr>
-            <w:r>
-              <w:rPr>
-                <w:rFonts w:ascii="Outfit" w:eastAsia="Aptos" w:hAnsi="Outfit"/>
-                <w:color w:val="EE0000"/>
-                <w:sz w:val="20"/>
-                <w:szCs w:val="20"/>
-              </w:rPr>
-              <w:t>23</w:t>
-            </w:r>
-          </w:p>
-        </w:tc>
-        <w:tc>
-          <w:tcPr>
-            <w:tcW w:w="656" w:type="dxa"/>
-            <w:tcBorders>
-              <w:top w:val="nil"/>
-              <w:left w:val="nil"/>
-              <w:bottom w:val="single" w:sz="24" w:space="0" w:color="083050"/>
-              <w:right w:val="nil"/>
-            </w:tcBorders>
-            <w:shd w:val="clear" w:color="auto" w:fill="E6E6E6"/>
-            <w:vAlign w:val="center"/>
-          </w:tcPr>
-          <w:p>
-            <w:pPr>
-              <w:spacing w:after="0" w:line="240" w:lineRule="auto"/>
-              <w:jc w:val="center"/>
-              <w:rPr>
-                <w:rFonts w:ascii="Outfit" w:hAnsi="Outfit"/>
-                <w:color w:val="EE0000"/>
-                <w:sz w:val="20"/>
-                <w:szCs w:val="20"/>
-              </w:rPr>
-            </w:pPr>
-            <w:r>
-              <w:rPr>
-                <w:rFonts w:ascii="Outfit" w:eastAsia="Aptos" w:hAnsi="Outfit"/>
-                <w:color w:val="EE0000"/>
-                <w:sz w:val="20"/>
-                <w:szCs w:val="20"/>
-              </w:rPr>
-              <w:t>24</w:t>
-            </w:r>
-          </w:p>
-        </w:tc>
-        <w:tc>
-          <w:tcPr>
-            <w:tcW w:w="1116" w:type="dxa"/>
-            <w:tcBorders>
-              <w:top w:val="nil"/>
-              <w:left w:val="nil"/>
-              <w:bottom w:val="single" w:sz="24" w:space="0" w:color="083050"/>
-              <w:right w:val="nil"/>
-            </w:tcBorders>
-            <w:shd w:val="clear" w:color="auto" w:fill="E6E6E6"/>
-            <w:vAlign w:val="center"/>
-          </w:tcPr>
-          <w:p>
-            <w:pPr>
-              <w:spacing w:after="0" w:line="240" w:lineRule="auto"/>
-              <w:jc w:val="center"/>
-              <w:rPr>
-                <w:rFonts w:ascii="Outfit" w:hAnsi="Outfit"/>
-              </w:rPr>
-            </w:pPr>
-          </w:p>
-        </w:tc>
-        <w:tc>
-          <w:tcPr>
-            <w:tcW w:w="4537" w:type="dxa"/>
-            <w:gridSpan w:val="3"/>
-            <w:vMerge/>
-            <w:tcBorders>
-              <w:top w:val="nil"/>
-              <w:left w:val="nil"/>
-              <w:bottom w:val="single" w:sz="24" w:space="0" w:color="083050"/>
-              <w:right w:val="nil"/>
-            </w:tcBorders>
-            <w:shd w:val="clear" w:color="auto" w:fill="E6E6E6"/>
-            <w:vAlign w:val="center"/>
-          </w:tcPr>
-          <w:p>
-            <w:pPr>
-              <w:spacing w:after="0" w:line="240" w:lineRule="auto"/>
-              <w:jc w:val="center"/>
-              <w:rPr>
-                <w:rFonts w:ascii="Outfit" w:hAnsi="Outfit"/>
-              </w:rPr>
-            </w:pPr>
-          </w:p>
-        </w:tc>
-      </w:tr>
-    </w:tbl>
     <w:p>
       <w:pPr>
         <w:spacing w:before="240"/>
@@ -5856,18 +4335,20 @@
         <w:tblLook w:val="04A0" w:firstRow="1" w:lastRow="0" w:firstColumn="1" w:lastColumn="0" w:noHBand="0" w:noVBand="1"/>
       </w:tblPr>
       <w:tblGrid>
-        <w:gridCol w:w="3155"/>
-        <w:gridCol w:w="1334"/>
-        <w:gridCol w:w="5859"/>
+        <w:gridCol w:w="615"/>
+        <w:gridCol w:w="3464"/>
+        <w:gridCol w:w="1689"/>
+        <w:gridCol w:w="4580"/>
       </w:tblGrid>
       <w:tr>
         <w:tc>
           <w:tcPr>
-            <w:tcW w:w="3155" w:type="dxa"/>
+            <w:tcW w:w="615" w:type="dxa"/>
             <w:tcBorders>
               <w:top w:val="single" w:sz="24" w:space="0" w:color="auto"/>
               <w:bottom w:val="single" w:sz="24" w:space="0" w:color="auto"/>
             </w:tcBorders>
+            <w:shd w:val="clear" w:color="auto" w:fill="D9D9D9" w:themeFill="background1" w:themeFillShade="D9"/>
           </w:tcPr>
           <w:p>
             <w:pPr>
@@ -5878,105 +4359,143 @@
                 <w:b/>
                 <w:bCs/>
                 <w:caps/>
-                <w:color w:val="F95738"/>
+                <w:color w:val="BF4E14" w:themeColor="accent2" w:themeShade="BF"/>
                 <w:sz w:val="28"/>
                 <w:szCs w:val="32"/>
               </w:rPr>
             </w:pPr>
-            <w:r>
+          </w:p>
+        </w:tc>
+        <w:tc>
+          <w:tcPr>
+            <w:tcW w:w="3464" w:type="dxa"/>
+            <w:tcBorders>
+              <w:top w:val="single" w:sz="24" w:space="0" w:color="auto"/>
+              <w:bottom w:val="single" w:sz="24" w:space="0" w:color="auto"/>
+            </w:tcBorders>
+            <w:shd w:val="clear" w:color="auto" w:fill="D9D9D9" w:themeFill="background1" w:themeFillShade="D9"/>
+          </w:tcPr>
+          <w:p>
+            <w:pPr>
+              <w:spacing w:after="0" w:line="240" w:lineRule="auto"/>
+              <w:jc w:val="center"/>
               <w:rPr>
                 <w:rFonts w:ascii="Outfit Black" w:eastAsia="Aptos" w:hAnsi="Outfit Black" w:cs="Aptos (Body CS)"/>
                 <w:b/>
                 <w:bCs/>
                 <w:caps/>
-                <w:color w:val="F95738"/>
+                <w:color w:val="BF4E14" w:themeColor="accent2" w:themeShade="BF"/>
                 <w:sz w:val="28"/>
                 <w:szCs w:val="32"/>
               </w:rPr>
-              <w:t>Task</w:t>
-            </w:r>
+            </w:pPr>
             <w:r>
               <w:rPr>
                 <w:rFonts w:ascii="Outfit Black" w:eastAsia="Aptos" w:hAnsi="Outfit Black" w:cs="Aptos (Body CS)"/>
                 <w:b/>
                 <w:bCs/>
                 <w:caps/>
-                <w:color w:val="F95738"/>
+                <w:color w:val="BF4E14" w:themeColor="accent2" w:themeShade="BF"/>
                 <w:sz w:val="28"/>
                 <w:szCs w:val="32"/>
               </w:rPr>
-              <w:t xml:space="preserve"> &amp; </w:t>
+              <w:t>Task &amp; cadence</w:t>
             </w:r>
-            <w:r>
+          </w:p>
+        </w:tc>
+        <w:tc>
+          <w:tcPr>
+            <w:tcW w:w="1689" w:type="dxa"/>
+            <w:tcBorders>
+              <w:top w:val="single" w:sz="24" w:space="0" w:color="auto"/>
+              <w:bottom w:val="single" w:sz="24" w:space="0" w:color="auto"/>
+            </w:tcBorders>
+            <w:shd w:val="clear" w:color="auto" w:fill="D9D9D9" w:themeFill="background1" w:themeFillShade="D9"/>
+          </w:tcPr>
+          <w:p>
+            <w:pPr>
+              <w:spacing w:after="0" w:line="240" w:lineRule="auto"/>
+              <w:jc w:val="center"/>
               <w:rPr>
                 <w:rFonts w:ascii="Outfit Black" w:eastAsia="Aptos" w:hAnsi="Outfit Black" w:cs="Aptos (Body CS)"/>
                 <w:b/>
                 <w:bCs/>
                 <w:caps/>
-                <w:color w:val="F95738"/>
+                <w:color w:val="BF4E14" w:themeColor="accent2" w:themeShade="BF"/>
                 <w:sz w:val="28"/>
                 <w:szCs w:val="32"/>
               </w:rPr>
-              <w:t>cadence</w:t>
-            </w:r>
-          </w:p>
-        </w:tc>
-        <w:tc>
-          <w:tcPr>
-            <w:tcW w:w="1334" w:type="dxa"/>
-            <w:tcBorders>
-              <w:top w:val="single" w:sz="24" w:space="0" w:color="auto"/>
-              <w:bottom w:val="single" w:sz="24" w:space="0" w:color="auto"/>
-            </w:tcBorders>
-          </w:tcPr>
-          <w:p>
-            <w:pPr>
-              <w:spacing w:after="0" w:line="240" w:lineRule="auto"/>
-              <w:jc w:val="center"/>
+            </w:pPr>
+            <w:r>
               <w:rPr>
                 <w:rFonts w:ascii="Outfit Black" w:eastAsia="Aptos" w:hAnsi="Outfit Black" w:cs="Aptos (Body CS)"/>
                 <w:b/>
                 <w:bCs/>
                 <w:caps/>
-                <w:color w:val="F95738"/>
+                <w:color w:val="BF4E14" w:themeColor="accent2" w:themeShade="BF"/>
                 <w:sz w:val="28"/>
                 <w:szCs w:val="32"/>
               </w:rPr>
-            </w:pPr>
-            <w:r>
+              <w:t>Owner</w:t>
+            </w:r>
+          </w:p>
+        </w:tc>
+        <w:tc>
+          <w:tcPr>
+            <w:tcW w:w="4580" w:type="dxa"/>
+            <w:tcBorders>
+              <w:top w:val="single" w:sz="24" w:space="0" w:color="auto"/>
+              <w:bottom w:val="single" w:sz="24" w:space="0" w:color="auto"/>
+            </w:tcBorders>
+            <w:shd w:val="clear" w:color="auto" w:fill="D9D9D9" w:themeFill="background1" w:themeFillShade="D9"/>
+          </w:tcPr>
+          <w:p>
+            <w:pPr>
+              <w:spacing w:after="0" w:line="240" w:lineRule="auto"/>
+              <w:jc w:val="center"/>
               <w:rPr>
                 <w:rFonts w:ascii="Outfit Black" w:eastAsia="Aptos" w:hAnsi="Outfit Black" w:cs="Aptos (Body CS)"/>
                 <w:b/>
                 <w:bCs/>
                 <w:caps/>
-                <w:color w:val="F95738"/>
+                <w:color w:val="BF4E14" w:themeColor="accent2" w:themeShade="BF"/>
                 <w:sz w:val="28"/>
                 <w:szCs w:val="32"/>
               </w:rPr>
-              <w:t>Owner</w:t>
-            </w:r>
-          </w:p>
-        </w:tc>
-        <w:tc>
-          <w:tcPr>
-            <w:tcW w:w="5859" w:type="dxa"/>
-            <w:tcBorders>
-              <w:top w:val="single" w:sz="24" w:space="0" w:color="auto"/>
-              <w:bottom w:val="single" w:sz="24" w:space="0" w:color="auto"/>
-            </w:tcBorders>
-          </w:tcPr>
-          <w:p>
-            <w:pPr>
-              <w:spacing w:after="0" w:line="240" w:lineRule="auto"/>
-              <w:jc w:val="center"/>
+            </w:pPr>
+            <w:r>
               <w:rPr>
                 <w:rFonts w:ascii="Outfit Black" w:eastAsia="Aptos" w:hAnsi="Outfit Black" w:cs="Aptos (Body CS)"/>
                 <w:b/>
                 <w:bCs/>
                 <w:caps/>
-                <w:color w:val="F95738"/>
+                <w:color w:val="BF4E14" w:themeColor="accent2" w:themeShade="BF"/>
                 <w:sz w:val="28"/>
                 <w:szCs w:val="32"/>
+              </w:rPr>
+              <w:t>Status</w:t>
+            </w:r>
+          </w:p>
+        </w:tc>
+      </w:tr>
+      <w:tr>
+        <w:tc>
+          <w:tcPr>
+            <w:tcW w:w="615" w:type="dxa"/>
+            <w:tcBorders>
+              <w:top w:val="single" w:sz="24" w:space="0" w:color="auto"/>
+              <w:bottom w:val="single" w:sz="4" w:space="0" w:color="auto"/>
+            </w:tcBorders>
+            <w:shd w:val="clear" w:color="auto" w:fill="D6FCEC"/>
+          </w:tcPr>
+          <w:p>
+            <w:pPr>
+              <w:spacing w:before="240"/>
+              <w:rPr>
+                <w:rFonts w:ascii="Outfit ExtraLight" w:hAnsi="Outfit ExtraLight"/>
+                <w:color w:val="F95738"/>
+                <w:sz w:val="20"/>
+                <w:szCs w:val="20"/>
               </w:rPr>
             </w:pPr>
             <w:r>
@@ -5985,33 +4504,117 @@
                 <w:b/>
                 <w:bCs/>
                 <w:caps/>
-                <w:color w:val="F95738"/>
+                <w:color w:val="BF4E14" w:themeColor="accent2" w:themeShade="BF"/>
                 <w:sz w:val="28"/>
                 <w:szCs w:val="32"/>
               </w:rPr>
-              <w:t>Status</w:t>
+              <w:t>1</w:t>
             </w:r>
+          </w:p>
+        </w:tc>
+        <w:tc>
+          <w:tcPr>
+            <w:tcW w:w="3464" w:type="dxa"/>
+            <w:tcBorders>
+              <w:top w:val="single" w:sz="24" w:space="0" w:color="auto"/>
+              <w:bottom w:val="single" w:sz="4" w:space="0" w:color="auto"/>
+            </w:tcBorders>
+            <w:shd w:val="clear" w:color="auto" w:fill="D6FCEC"/>
+          </w:tcPr>
+          <w:p>
+            <w:pPr>
+              <w:spacing w:before="240"/>
+              <w:rPr>
+                <w:rFonts w:ascii="Outfit ExtraLight" w:hAnsi="Outfit ExtraLight"/>
+                <w:color w:val="F95738"/>
+                <w:sz w:val="20"/>
+                <w:szCs w:val="20"/>
+              </w:rPr>
+            </w:pPr>
+          </w:p>
+        </w:tc>
+        <w:tc>
+          <w:tcPr>
+            <w:tcW w:w="1689" w:type="dxa"/>
+            <w:tcBorders>
+              <w:top w:val="single" w:sz="24" w:space="0" w:color="auto"/>
+              <w:bottom w:val="single" w:sz="4" w:space="0" w:color="auto"/>
+            </w:tcBorders>
+            <w:shd w:val="clear" w:color="auto" w:fill="D6FCEC"/>
+          </w:tcPr>
+          <w:p>
+            <w:pPr>
+              <w:spacing w:before="240"/>
+              <w:rPr>
+                <w:rFonts w:ascii="Outfit ExtraLight" w:hAnsi="Outfit ExtraLight"/>
+                <w:color w:val="F95738"/>
+                <w:sz w:val="20"/>
+                <w:szCs w:val="20"/>
+              </w:rPr>
+            </w:pPr>
+          </w:p>
+        </w:tc>
+        <w:tc>
+          <w:tcPr>
+            <w:tcW w:w="4580" w:type="dxa"/>
+            <w:tcBorders>
+              <w:top w:val="single" w:sz="24" w:space="0" w:color="auto"/>
+              <w:bottom w:val="single" w:sz="4" w:space="0" w:color="auto"/>
+            </w:tcBorders>
+            <w:shd w:val="clear" w:color="auto" w:fill="D6FCEC"/>
+          </w:tcPr>
+          <w:p>
+            <w:pPr>
+              <w:spacing w:before="240"/>
+              <w:rPr>
+                <w:rFonts w:ascii="Outfit ExtraLight" w:hAnsi="Outfit ExtraLight"/>
+                <w:color w:val="F95738"/>
+                <w:sz w:val="20"/>
+                <w:szCs w:val="20"/>
+              </w:rPr>
+            </w:pPr>
+          </w:p>
+        </w:tc>
+      </w:tr>
+      <w:tr>
+        <w:tc>
+          <w:tcPr>
+            <w:tcW w:w="615" w:type="dxa"/>
+            <w:tcBorders>
+              <w:top w:val="single" w:sz="4" w:space="0" w:color="auto"/>
+              <w:bottom w:val="single" w:sz="4" w:space="0" w:color="auto"/>
+            </w:tcBorders>
+            <w:shd w:val="clear" w:color="auto" w:fill="D6FCEC"/>
+          </w:tcPr>
+          <w:p>
+            <w:pPr>
+              <w:spacing w:before="240"/>
+              <w:rPr>
+                <w:rFonts w:ascii="Outfit ExtraLight" w:hAnsi="Outfit ExtraLight"/>
+                <w:color w:val="F95738"/>
+                <w:sz w:val="20"/>
+                <w:szCs w:val="20"/>
+              </w:rPr>
+            </w:pPr>
             <w:r>
               <w:rPr>
                 <w:rFonts w:ascii="Outfit Black" w:eastAsia="Aptos" w:hAnsi="Outfit Black" w:cs="Aptos (Body CS)"/>
                 <w:b/>
                 <w:bCs/>
                 <w:caps/>
-                <w:color w:val="F95738"/>
+                <w:color w:val="BF4E14" w:themeColor="accent2" w:themeShade="BF"/>
                 <w:sz w:val="28"/>
                 <w:szCs w:val="32"/>
               </w:rPr>
-              <w:t xml:space="preserve"> &amp; notes</w:t>
+              <w:t>2</w:t>
             </w:r>
           </w:p>
         </w:tc>
-      </w:tr>
-      <w:tr>
-        <w:tc>
-          <w:tcPr>
-            <w:tcW w:w="3155" w:type="dxa"/>
-            <w:tcBorders>
-              <w:top w:val="single" w:sz="24" w:space="0" w:color="auto"/>
+        <w:tc>
+          <w:tcPr>
+            <w:tcW w:w="3464" w:type="dxa"/>
+            <w:tcBorders>
+              <w:top w:val="single" w:sz="4" w:space="0" w:color="auto"/>
               <w:bottom w:val="single" w:sz="4" w:space="0" w:color="auto"/>
             </w:tcBorders>
             <w:shd w:val="clear" w:color="auto" w:fill="D6FCEC"/>
@@ -6030,9 +4633,9 @@
         </w:tc>
         <w:tc>
           <w:tcPr>
-            <w:tcW w:w="1334" w:type="dxa"/>
-            <w:tcBorders>
-              <w:top w:val="single" w:sz="24" w:space="0" w:color="auto"/>
+            <w:tcW w:w="1689" w:type="dxa"/>
+            <w:tcBorders>
+              <w:top w:val="single" w:sz="4" w:space="0" w:color="auto"/>
               <w:bottom w:val="single" w:sz="4" w:space="0" w:color="auto"/>
             </w:tcBorders>
             <w:shd w:val="clear" w:color="auto" w:fill="D6FCEC"/>
@@ -6051,9 +4654,9 @@
         </w:tc>
         <w:tc>
           <w:tcPr>
-            <w:tcW w:w="5859" w:type="dxa"/>
-            <w:tcBorders>
-              <w:top w:val="single" w:sz="24" w:space="0" w:color="auto"/>
+            <w:tcW w:w="4580" w:type="dxa"/>
+            <w:tcBorders>
+              <w:top w:val="single" w:sz="4" w:space="0" w:color="auto"/>
               <w:bottom w:val="single" w:sz="4" w:space="0" w:color="auto"/>
             </w:tcBorders>
             <w:shd w:val="clear" w:color="auto" w:fill="D6FCEC"/>
@@ -6074,12 +4677,11 @@
       <w:tr>
         <w:tc>
           <w:tcPr>
-            <w:tcW w:w="3155" w:type="dxa"/>
+            <w:tcW w:w="615" w:type="dxa"/>
             <w:tcBorders>
               <w:top w:val="single" w:sz="4" w:space="0" w:color="auto"/>
               <w:bottom w:val="single" w:sz="4" w:space="0" w:color="auto"/>
             </w:tcBorders>
-            <w:shd w:val="clear" w:color="auto" w:fill="D6FCEC"/>
           </w:tcPr>
           <w:p>
             <w:pPr>
@@ -6091,16 +4693,27 @@
                 <w:szCs w:val="20"/>
               </w:rPr>
             </w:pPr>
-          </w:p>
-        </w:tc>
-        <w:tc>
-          <w:tcPr>
-            <w:tcW w:w="1334" w:type="dxa"/>
+            <w:r>
+              <w:rPr>
+                <w:rFonts w:ascii="Outfit Black" w:eastAsia="Aptos" w:hAnsi="Outfit Black" w:cs="Aptos (Body CS)"/>
+                <w:b/>
+                <w:bCs/>
+                <w:caps/>
+                <w:color w:val="BF4E14" w:themeColor="accent2" w:themeShade="BF"/>
+                <w:sz w:val="28"/>
+                <w:szCs w:val="32"/>
+              </w:rPr>
+              <w:t>3</w:t>
+            </w:r>
+          </w:p>
+        </w:tc>
+        <w:tc>
+          <w:tcPr>
+            <w:tcW w:w="3464" w:type="dxa"/>
             <w:tcBorders>
               <w:top w:val="single" w:sz="4" w:space="0" w:color="auto"/>
               <w:bottom w:val="single" w:sz="4" w:space="0" w:color="auto"/>
             </w:tcBorders>
-            <w:shd w:val="clear" w:color="auto" w:fill="D6FCEC"/>
           </w:tcPr>
           <w:p>
             <w:pPr>
@@ -6116,12 +4729,11 @@
         </w:tc>
         <w:tc>
           <w:tcPr>
-            <w:tcW w:w="5859" w:type="dxa"/>
+            <w:tcW w:w="1689" w:type="dxa"/>
             <w:tcBorders>
               <w:top w:val="single" w:sz="4" w:space="0" w:color="auto"/>
               <w:bottom w:val="single" w:sz="4" w:space="0" w:color="auto"/>
             </w:tcBorders>
-            <w:shd w:val="clear" w:color="auto" w:fill="D6FCEC"/>
           </w:tcPr>
           <w:p>
             <w:pPr>
@@ -6135,11 +4747,9 @@
             </w:pPr>
           </w:p>
         </w:tc>
-      </w:tr>
-      <w:tr>
-        <w:tc>
-          <w:tcPr>
-            <w:tcW w:w="3155" w:type="dxa"/>
+        <w:tc>
+          <w:tcPr>
+            <w:tcW w:w="4580" w:type="dxa"/>
             <w:tcBorders>
               <w:top w:val="single" w:sz="4" w:space="0" w:color="auto"/>
               <w:bottom w:val="single" w:sz="4" w:space="0" w:color="auto"/>
@@ -6157,12 +4767,13 @@
             </w:pPr>
           </w:p>
         </w:tc>
-        <w:tc>
-          <w:tcPr>
-            <w:tcW w:w="1334" w:type="dxa"/>
+      </w:tr>
+      <w:tr>
+        <w:tc>
+          <w:tcPr>
+            <w:tcW w:w="615" w:type="dxa"/>
             <w:tcBorders>
               <w:top w:val="single" w:sz="4" w:space="0" w:color="auto"/>
-              <w:bottom w:val="single" w:sz="4" w:space="0" w:color="auto"/>
             </w:tcBorders>
           </w:tcPr>
           <w:p>
@@ -6175,14 +4786,25 @@
                 <w:szCs w:val="20"/>
               </w:rPr>
             </w:pPr>
-          </w:p>
-        </w:tc>
-        <w:tc>
-          <w:tcPr>
-            <w:tcW w:w="5859" w:type="dxa"/>
+            <w:r>
+              <w:rPr>
+                <w:rFonts w:ascii="Outfit Black" w:eastAsia="Aptos" w:hAnsi="Outfit Black" w:cs="Aptos (Body CS)"/>
+                <w:b/>
+                <w:bCs/>
+                <w:caps/>
+                <w:color w:val="BF4E14" w:themeColor="accent2" w:themeShade="BF"/>
+                <w:sz w:val="28"/>
+                <w:szCs w:val="32"/>
+              </w:rPr>
+              <w:t>4</w:t>
+            </w:r>
+          </w:p>
+        </w:tc>
+        <w:tc>
+          <w:tcPr>
+            <w:tcW w:w="3464" w:type="dxa"/>
             <w:tcBorders>
               <w:top w:val="single" w:sz="4" w:space="0" w:color="auto"/>
-              <w:bottom w:val="single" w:sz="4" w:space="0" w:color="auto"/>
             </w:tcBorders>
           </w:tcPr>
           <w:p>
@@ -6197,11 +4819,9 @@
             </w:pPr>
           </w:p>
         </w:tc>
-      </w:tr>
-      <w:tr>
-        <w:tc>
-          <w:tcPr>
-            <w:tcW w:w="3155" w:type="dxa"/>
+        <w:tc>
+          <w:tcPr>
+            <w:tcW w:w="1689" w:type="dxa"/>
             <w:tcBorders>
               <w:top w:val="single" w:sz="4" w:space="0" w:color="auto"/>
             </w:tcBorders>
@@ -6220,26 +4840,7 @@
         </w:tc>
         <w:tc>
           <w:tcPr>
-            <w:tcW w:w="1334" w:type="dxa"/>
-            <w:tcBorders>
-              <w:top w:val="single" w:sz="4" w:space="0" w:color="auto"/>
-            </w:tcBorders>
-          </w:tcPr>
-          <w:p>
-            <w:pPr>
-              <w:spacing w:before="240"/>
-              <w:rPr>
-                <w:rFonts w:ascii="Outfit ExtraLight" w:hAnsi="Outfit ExtraLight"/>
-                <w:color w:val="F95738"/>
-                <w:sz w:val="20"/>
-                <w:szCs w:val="20"/>
-              </w:rPr>
-            </w:pPr>
-          </w:p>
-        </w:tc>
-        <w:tc>
-          <w:tcPr>
-            <w:tcW w:w="5859" w:type="dxa"/>
+            <w:tcW w:w="4580" w:type="dxa"/>
             <w:tcBorders>
               <w:top w:val="single" w:sz="4" w:space="0" w:color="auto"/>
             </w:tcBorders>
@@ -6268,793 +4869,47 @@
           <w:szCs w:val="10"/>
         </w:rPr>
       </w:pPr>
-      <w:r>
+    </w:p>
+    <w:p>
+      <w:pPr>
+        <w:spacing w:after="0" w:line="240" w:lineRule="auto"/>
         <w:rPr>
           <w:rFonts w:ascii="Outfit ExtraLight" w:hAnsi="Outfit ExtraLight"/>
           <w:color w:val="F95738"/>
           <w:sz w:val="10"/>
           <w:szCs w:val="10"/>
         </w:rPr>
-        <w:br w:type="page"/>
-      </w:r>
+        <w:sectPr>
+          <w:footerReference w:type="default" r:id="rId8"/>
+          <w:pgSz w:w="11906" w:h="16838"/>
+          <w:pgMar w:top="567" w:right="567" w:bottom="567" w:left="1134" w:header="0" w:footer="0" w:gutter="0"/>
+          <w:cols w:space="720"/>
+          <w:formProt w:val="0"/>
+          <w:docGrid w:linePitch="360"/>
+        </w:sectPr>
+      </w:pPr>
     </w:p>
     <w:p>
       <w:pPr>
         <w:spacing w:before="240"/>
         <w:rPr>
-          <w:rFonts w:ascii="Outfit ExtraLight" w:hAnsi="Outfit ExtraLight"/>
-          <w:color w:val="F95738"/>
-          <w:sz w:val="10"/>
-          <w:szCs w:val="10"/>
-        </w:rPr>
-      </w:pPr>
-    </w:p>
-    <w:tbl>
-      <w:tblPr>
-        <w:tblStyle w:val="TableGrid"/>
-        <w:tblW w:w="10343" w:type="dxa"/>
-        <w:tblLayout w:type="fixed"/>
-        <w:tblLook w:val="04A0" w:firstRow="1" w:lastRow="0" w:firstColumn="1" w:lastColumn="0" w:noHBand="0" w:noVBand="1"/>
-      </w:tblPr>
-      <w:tblGrid>
-        <w:gridCol w:w="736"/>
-        <w:gridCol w:w="656"/>
-        <w:gridCol w:w="716"/>
-        <w:gridCol w:w="676"/>
-        <w:gridCol w:w="614"/>
-        <w:gridCol w:w="636"/>
-        <w:gridCol w:w="656"/>
-        <w:gridCol w:w="1116"/>
-        <w:gridCol w:w="1135"/>
-        <w:gridCol w:w="2201"/>
-        <w:gridCol w:w="1201"/>
-      </w:tblGrid>
-      <w:tr>
-        <w:tc>
-          <w:tcPr>
-            <w:tcW w:w="4690" w:type="dxa"/>
-            <w:gridSpan w:val="7"/>
-            <w:tcBorders>
-              <w:top w:val="nil"/>
-              <w:left w:val="nil"/>
-              <w:bottom w:val="single" w:sz="24" w:space="0" w:color="083050"/>
-              <w:right w:val="nil"/>
-            </w:tcBorders>
-            <w:vAlign w:val="center"/>
-          </w:tcPr>
-          <w:p>
-            <w:pPr>
-              <w:spacing w:after="0" w:line="240" w:lineRule="auto"/>
-              <w:jc w:val="center"/>
-              <w:rPr>
-                <w:rFonts w:ascii="Outfit Black" w:hAnsi="Outfit Black"/>
-                <w:b/>
-                <w:bCs/>
-                <w:color w:val="0DB04B"/>
-                <w:sz w:val="36"/>
-                <w:szCs w:val="36"/>
-              </w:rPr>
-            </w:pPr>
-            <w:r>
-              <w:rPr>
-                <w:rFonts w:ascii="Outfit Black" w:eastAsia="Aptos" w:hAnsi="Outfit Black"/>
-                <w:b/>
-                <w:bCs/>
-                <w:color w:val="0DB04B"/>
-                <w:sz w:val="36"/>
-                <w:szCs w:val="36"/>
-              </w:rPr>
-              <w:t>19 TUESDAY</w:t>
-            </w:r>
-          </w:p>
-        </w:tc>
-        <w:tc>
-          <w:tcPr>
-            <w:tcW w:w="1116" w:type="dxa"/>
-            <w:tcBorders>
-              <w:top w:val="nil"/>
-              <w:left w:val="nil"/>
-              <w:bottom w:val="single" w:sz="24" w:space="0" w:color="083050"/>
-              <w:right w:val="nil"/>
-            </w:tcBorders>
-            <w:vAlign w:val="center"/>
-          </w:tcPr>
-          <w:p>
-            <w:pPr>
-              <w:spacing w:after="0" w:line="240" w:lineRule="auto"/>
-              <w:jc w:val="center"/>
-              <w:rPr>
-                <w:rFonts w:ascii="Outfit" w:hAnsi="Outfit"/>
-                <w:color w:val="0DB04B"/>
-              </w:rPr>
-            </w:pPr>
-          </w:p>
-        </w:tc>
-        <w:tc>
-          <w:tcPr>
-            <w:tcW w:w="1135" w:type="dxa"/>
-            <w:tcBorders>
-              <w:top w:val="nil"/>
-              <w:left w:val="nil"/>
-              <w:bottom w:val="single" w:sz="24" w:space="0" w:color="083050"/>
-              <w:right w:val="nil"/>
-            </w:tcBorders>
-            <w:vAlign w:val="center"/>
-          </w:tcPr>
-          <w:p>
-            <w:pPr>
-              <w:spacing w:after="0" w:line="240" w:lineRule="auto"/>
-              <w:jc w:val="center"/>
-              <w:rPr>
-                <w:rFonts w:ascii="Outfit" w:hAnsi="Outfit"/>
-                <w:b/>
-                <w:bCs/>
-                <w:color w:val="0DB04B"/>
-                <w:sz w:val="28"/>
-                <w:szCs w:val="28"/>
-              </w:rPr>
-            </w:pPr>
-            <w:r>
-              <w:rPr>
-                <w:rFonts w:ascii="Outfit" w:eastAsia="Aptos" w:hAnsi="Outfit"/>
-                <w:b/>
-                <w:bCs/>
-                <w:color w:val="0DB04B"/>
-                <w:sz w:val="28"/>
-                <w:szCs w:val="28"/>
-              </w:rPr>
-              <w:t>CW 21</w:t>
-            </w:r>
-          </w:p>
-        </w:tc>
-        <w:tc>
-          <w:tcPr>
-            <w:tcW w:w="2201" w:type="dxa"/>
-            <w:tcBorders>
-              <w:top w:val="nil"/>
-              <w:left w:val="nil"/>
-              <w:bottom w:val="single" w:sz="24" w:space="0" w:color="083050"/>
-              <w:right w:val="nil"/>
-            </w:tcBorders>
-            <w:vAlign w:val="center"/>
-          </w:tcPr>
-          <w:p>
-            <w:pPr>
-              <w:spacing w:after="0" w:line="240" w:lineRule="auto"/>
-              <w:jc w:val="center"/>
-              <w:rPr>
-                <w:rFonts w:ascii="Outfit" w:hAnsi="Outfit"/>
-                <w:b/>
-                <w:bCs/>
-                <w:color w:val="0DB04B"/>
-                <w:sz w:val="28"/>
-                <w:szCs w:val="28"/>
-              </w:rPr>
-            </w:pPr>
-            <w:r>
-              <w:rPr>
-                <w:rFonts w:ascii="Outfit" w:eastAsia="Aptos" w:hAnsi="Outfit"/>
-                <w:b/>
-                <w:bCs/>
-                <w:color w:val="0DB04B"/>
-                <w:sz w:val="28"/>
-                <w:szCs w:val="28"/>
-              </w:rPr>
-              <w:t>MAY</w:t>
-            </w:r>
-          </w:p>
-        </w:tc>
-        <w:tc>
-          <w:tcPr>
-            <w:tcW w:w="1201" w:type="dxa"/>
-            <w:tcBorders>
-              <w:top w:val="nil"/>
-              <w:left w:val="nil"/>
-              <w:bottom w:val="single" w:sz="24" w:space="0" w:color="083050"/>
-              <w:right w:val="nil"/>
-            </w:tcBorders>
-            <w:vAlign w:val="center"/>
-          </w:tcPr>
-          <w:p>
-            <w:pPr>
-              <w:spacing w:after="0" w:line="240" w:lineRule="auto"/>
-              <w:jc w:val="center"/>
-              <w:rPr>
-                <w:rFonts w:ascii="Outfit" w:hAnsi="Outfit"/>
-                <w:b/>
-                <w:bCs/>
-                <w:color w:val="0DB04B"/>
-                <w:sz w:val="28"/>
-                <w:szCs w:val="28"/>
-              </w:rPr>
-            </w:pPr>
-            <w:r>
-              <w:rPr>
-                <w:rFonts w:ascii="Outfit" w:eastAsia="Aptos" w:hAnsi="Outfit"/>
-                <w:b/>
-                <w:bCs/>
-                <w:color w:val="0DB04B"/>
-                <w:sz w:val="28"/>
-                <w:szCs w:val="28"/>
-              </w:rPr>
-              <w:t>2026</w:t>
-            </w:r>
-          </w:p>
-        </w:tc>
-      </w:tr>
-      <w:tr>
-        <w:tc>
-          <w:tcPr>
-            <w:tcW w:w="736" w:type="dxa"/>
-            <w:tcBorders>
-              <w:top w:val="single" w:sz="24" w:space="0" w:color="083050"/>
-              <w:left w:val="nil"/>
-              <w:bottom w:val="nil"/>
-              <w:right w:val="nil"/>
-            </w:tcBorders>
-            <w:shd w:val="clear" w:color="auto" w:fill="E6E6E6"/>
-            <w:vAlign w:val="center"/>
-          </w:tcPr>
-          <w:p>
-            <w:pPr>
-              <w:spacing w:after="0" w:line="240" w:lineRule="auto"/>
-              <w:jc w:val="center"/>
-              <w:rPr>
-                <w:rFonts w:ascii="Outfit" w:hAnsi="Outfit"/>
-                <w:sz w:val="20"/>
-                <w:szCs w:val="20"/>
-              </w:rPr>
-            </w:pPr>
-            <w:r>
-              <w:rPr>
-                <w:rFonts w:ascii="Outfit" w:eastAsia="Aptos" w:hAnsi="Outfit"/>
-                <w:sz w:val="20"/>
-                <w:szCs w:val="20"/>
-              </w:rPr>
-              <w:t>MON</w:t>
-            </w:r>
-          </w:p>
-        </w:tc>
-        <w:tc>
-          <w:tcPr>
-            <w:tcW w:w="656" w:type="dxa"/>
-            <w:tcBorders>
-              <w:top w:val="single" w:sz="24" w:space="0" w:color="083050"/>
-              <w:left w:val="nil"/>
-              <w:bottom w:val="nil"/>
-              <w:right w:val="nil"/>
-            </w:tcBorders>
-            <w:shd w:val="clear" w:color="auto" w:fill="E6E6E6"/>
-            <w:vAlign w:val="center"/>
-          </w:tcPr>
-          <w:p>
-            <w:pPr>
-              <w:spacing w:after="0" w:line="240" w:lineRule="auto"/>
-              <w:jc w:val="center"/>
-              <w:rPr>
-                <w:rFonts w:ascii="Outfit" w:hAnsi="Outfit"/>
-                <w:sz w:val="20"/>
-                <w:szCs w:val="20"/>
-              </w:rPr>
-            </w:pPr>
-            <w:r>
-              <w:rPr>
-                <w:rFonts w:ascii="Outfit" w:eastAsia="Aptos" w:hAnsi="Outfit"/>
-                <w:sz w:val="20"/>
-                <w:szCs w:val="20"/>
-              </w:rPr>
-              <w:t>TUE</w:t>
-            </w:r>
-          </w:p>
-        </w:tc>
-        <w:tc>
-          <w:tcPr>
-            <w:tcW w:w="716" w:type="dxa"/>
-            <w:tcBorders>
-              <w:top w:val="single" w:sz="24" w:space="0" w:color="083050"/>
-              <w:left w:val="nil"/>
-              <w:bottom w:val="nil"/>
-              <w:right w:val="nil"/>
-            </w:tcBorders>
-            <w:shd w:val="clear" w:color="auto" w:fill="E6E6E6"/>
-            <w:vAlign w:val="center"/>
-          </w:tcPr>
-          <w:p>
-            <w:pPr>
-              <w:spacing w:after="0" w:line="240" w:lineRule="auto"/>
-              <w:jc w:val="center"/>
-              <w:rPr>
-                <w:rFonts w:ascii="Outfit" w:hAnsi="Outfit"/>
-                <w:sz w:val="20"/>
-                <w:szCs w:val="20"/>
-              </w:rPr>
-            </w:pPr>
-            <w:r>
-              <w:rPr>
-                <w:rFonts w:ascii="Outfit" w:eastAsia="Aptos" w:hAnsi="Outfit"/>
-                <w:sz w:val="20"/>
-                <w:szCs w:val="20"/>
-              </w:rPr>
-              <w:t>WED</w:t>
-            </w:r>
-          </w:p>
-        </w:tc>
-        <w:tc>
-          <w:tcPr>
-            <w:tcW w:w="676" w:type="dxa"/>
-            <w:tcBorders>
-              <w:top w:val="single" w:sz="24" w:space="0" w:color="083050"/>
-              <w:left w:val="nil"/>
-              <w:bottom w:val="nil"/>
-              <w:right w:val="nil"/>
-            </w:tcBorders>
-            <w:shd w:val="clear" w:color="auto" w:fill="E6E6E6"/>
-            <w:vAlign w:val="center"/>
-          </w:tcPr>
-          <w:p>
-            <w:pPr>
-              <w:spacing w:after="0" w:line="240" w:lineRule="auto"/>
-              <w:jc w:val="center"/>
-              <w:rPr>
-                <w:rFonts w:ascii="Outfit" w:hAnsi="Outfit"/>
-                <w:sz w:val="20"/>
-                <w:szCs w:val="20"/>
-              </w:rPr>
-            </w:pPr>
-            <w:r>
-              <w:rPr>
-                <w:rFonts w:ascii="Outfit" w:eastAsia="Aptos" w:hAnsi="Outfit"/>
-                <w:sz w:val="20"/>
-                <w:szCs w:val="20"/>
-              </w:rPr>
-              <w:t>THU</w:t>
-            </w:r>
-          </w:p>
-        </w:tc>
-        <w:tc>
-          <w:tcPr>
-            <w:tcW w:w="614" w:type="dxa"/>
-            <w:tcBorders>
-              <w:top w:val="single" w:sz="24" w:space="0" w:color="083050"/>
-              <w:left w:val="nil"/>
-              <w:bottom w:val="nil"/>
-              <w:right w:val="nil"/>
-            </w:tcBorders>
-            <w:shd w:val="clear" w:color="auto" w:fill="E6E6E6"/>
-            <w:vAlign w:val="center"/>
-          </w:tcPr>
-          <w:p>
-            <w:pPr>
-              <w:spacing w:after="0" w:line="240" w:lineRule="auto"/>
-              <w:jc w:val="center"/>
-              <w:rPr>
-                <w:rFonts w:ascii="Outfit" w:hAnsi="Outfit"/>
-                <w:sz w:val="20"/>
-                <w:szCs w:val="20"/>
-              </w:rPr>
-            </w:pPr>
-            <w:r>
-              <w:rPr>
-                <w:rFonts w:ascii="Outfit" w:eastAsia="Aptos" w:hAnsi="Outfit"/>
-                <w:sz w:val="20"/>
-                <w:szCs w:val="20"/>
-              </w:rPr>
-              <w:t>FRI</w:t>
-            </w:r>
-          </w:p>
-        </w:tc>
-        <w:tc>
-          <w:tcPr>
-            <w:tcW w:w="636" w:type="dxa"/>
-            <w:tcBorders>
-              <w:top w:val="single" w:sz="24" w:space="0" w:color="083050"/>
-              <w:left w:val="nil"/>
-              <w:bottom w:val="nil"/>
-              <w:right w:val="nil"/>
-            </w:tcBorders>
-            <w:shd w:val="clear" w:color="auto" w:fill="E6E6E6"/>
-            <w:vAlign w:val="center"/>
-          </w:tcPr>
-          <w:p>
-            <w:pPr>
-              <w:spacing w:after="0" w:line="240" w:lineRule="auto"/>
-              <w:jc w:val="center"/>
-              <w:rPr>
-                <w:rFonts w:ascii="Outfit" w:hAnsi="Outfit"/>
-                <w:color w:val="EE0000"/>
-                <w:sz w:val="20"/>
-                <w:szCs w:val="20"/>
-              </w:rPr>
-            </w:pPr>
-            <w:r>
-              <w:rPr>
-                <w:rFonts w:ascii="Outfit" w:eastAsia="Aptos" w:hAnsi="Outfit"/>
-                <w:color w:val="EE0000"/>
-                <w:sz w:val="20"/>
-                <w:szCs w:val="20"/>
-              </w:rPr>
-              <w:t>SAT</w:t>
-            </w:r>
-          </w:p>
-        </w:tc>
-        <w:tc>
-          <w:tcPr>
-            <w:tcW w:w="656" w:type="dxa"/>
-            <w:tcBorders>
-              <w:top w:val="single" w:sz="24" w:space="0" w:color="083050"/>
-              <w:left w:val="nil"/>
-              <w:bottom w:val="nil"/>
-              <w:right w:val="nil"/>
-            </w:tcBorders>
-            <w:shd w:val="clear" w:color="auto" w:fill="E6E6E6"/>
-            <w:vAlign w:val="center"/>
-          </w:tcPr>
-          <w:p>
-            <w:pPr>
-              <w:spacing w:after="0" w:line="240" w:lineRule="auto"/>
-              <w:jc w:val="center"/>
-              <w:rPr>
-                <w:rFonts w:ascii="Outfit" w:hAnsi="Outfit"/>
-                <w:color w:val="EE0000"/>
-                <w:sz w:val="20"/>
-                <w:szCs w:val="20"/>
-              </w:rPr>
-            </w:pPr>
-            <w:r>
-              <w:rPr>
-                <w:rFonts w:ascii="Outfit" w:eastAsia="Aptos" w:hAnsi="Outfit"/>
-                <w:color w:val="EE0000"/>
-                <w:sz w:val="20"/>
-                <w:szCs w:val="20"/>
-              </w:rPr>
-              <w:t>SUN</w:t>
-            </w:r>
-          </w:p>
-        </w:tc>
-        <w:tc>
-          <w:tcPr>
-            <w:tcW w:w="1116" w:type="dxa"/>
-            <w:tcBorders>
-              <w:top w:val="single" w:sz="24" w:space="0" w:color="083050"/>
-              <w:left w:val="nil"/>
-              <w:bottom w:val="nil"/>
-              <w:right w:val="nil"/>
-            </w:tcBorders>
-            <w:shd w:val="clear" w:color="auto" w:fill="E6E6E6"/>
-            <w:vAlign w:val="center"/>
-          </w:tcPr>
-          <w:p>
-            <w:pPr>
-              <w:spacing w:after="0" w:line="240" w:lineRule="auto"/>
-              <w:jc w:val="center"/>
-              <w:rPr>
-                <w:rFonts w:ascii="Outfit" w:hAnsi="Outfit"/>
-              </w:rPr>
-            </w:pPr>
-          </w:p>
-        </w:tc>
-        <w:tc>
-          <w:tcPr>
-            <w:tcW w:w="4537" w:type="dxa"/>
-            <w:gridSpan w:val="3"/>
-            <w:vMerge w:val="restart"/>
-            <w:tcBorders>
-              <w:top w:val="single" w:sz="24" w:space="0" w:color="083050"/>
-              <w:left w:val="nil"/>
-              <w:bottom w:val="single" w:sz="24" w:space="0" w:color="083050"/>
-              <w:right w:val="nil"/>
-            </w:tcBorders>
-            <w:shd w:val="clear" w:color="auto" w:fill="E6E6E6"/>
-            <w:vAlign w:val="center"/>
-          </w:tcPr>
-          <w:p>
-            <w:pPr>
-              <w:spacing w:after="0" w:line="240" w:lineRule="auto"/>
-              <w:jc w:val="center"/>
-              <w:rPr>
-                <w:rFonts w:ascii="Outfit" w:hAnsi="Outfit"/>
-              </w:rPr>
-            </w:pPr>
-          </w:p>
-        </w:tc>
-      </w:tr>
-      <w:tr>
-        <w:tc>
-          <w:tcPr>
-            <w:tcW w:w="736" w:type="dxa"/>
-            <w:tcBorders>
-              <w:top w:val="nil"/>
-              <w:left w:val="nil"/>
-              <w:bottom w:val="single" w:sz="24" w:space="0" w:color="083050"/>
-              <w:right w:val="nil"/>
-            </w:tcBorders>
-            <w:shd w:val="clear" w:color="auto" w:fill="E6E6E6"/>
-            <w:vAlign w:val="center"/>
-          </w:tcPr>
-          <w:p>
-            <w:pPr>
-              <w:spacing w:after="0" w:line="240" w:lineRule="auto"/>
-              <w:jc w:val="center"/>
-              <w:rPr>
-                <w:rFonts w:ascii="Outfit" w:hAnsi="Outfit"/>
-                <w:sz w:val="20"/>
-                <w:szCs w:val="20"/>
-              </w:rPr>
-            </w:pPr>
-            <w:r>
-              <w:rPr>
-                <w:rFonts w:ascii="Outfit" w:eastAsia="Aptos" w:hAnsi="Outfit"/>
-                <w:sz w:val="20"/>
-                <w:szCs w:val="20"/>
-              </w:rPr>
-              <w:t>18</w:t>
-            </w:r>
-          </w:p>
-        </w:tc>
-        <w:tc>
-          <w:tcPr>
-            <w:tcW w:w="656" w:type="dxa"/>
-            <w:tcBorders>
-              <w:top w:val="nil"/>
-              <w:left w:val="nil"/>
-              <w:bottom w:val="single" w:sz="24" w:space="0" w:color="083050"/>
-              <w:right w:val="nil"/>
-            </w:tcBorders>
-            <w:shd w:val="clear" w:color="auto" w:fill="E6E6E6"/>
-            <w:vAlign w:val="center"/>
-          </w:tcPr>
-          <w:p>
-            <w:pPr>
-              <w:spacing w:after="0" w:line="240" w:lineRule="auto"/>
-              <w:jc w:val="center"/>
-              <w:rPr>
-                <w:rFonts w:ascii="Outfit" w:hAnsi="Outfit"/>
-                <w:sz w:val="20"/>
-                <w:szCs w:val="20"/>
-              </w:rPr>
-            </w:pPr>
-            <w:r>
-              <w:rPr>
-                <w:rFonts w:ascii="Outfit" w:eastAsia="Aptos" w:hAnsi="Outfit"/>
-                <w:sz w:val="20"/>
-                <w:szCs w:val="20"/>
-              </w:rPr>
-              <w:t>19</w:t>
-            </w:r>
-          </w:p>
-        </w:tc>
-        <w:tc>
-          <w:tcPr>
-            <w:tcW w:w="716" w:type="dxa"/>
-            <w:tcBorders>
-              <w:top w:val="nil"/>
-              <w:left w:val="nil"/>
-              <w:bottom w:val="single" w:sz="24" w:space="0" w:color="083050"/>
-              <w:right w:val="nil"/>
-            </w:tcBorders>
-            <w:shd w:val="clear" w:color="auto" w:fill="E6E6E6"/>
-            <w:vAlign w:val="center"/>
-          </w:tcPr>
-          <w:p>
-            <w:pPr>
-              <w:spacing w:after="0" w:line="240" w:lineRule="auto"/>
-              <w:jc w:val="center"/>
-              <w:rPr>
-                <w:rFonts w:ascii="Outfit" w:hAnsi="Outfit"/>
-                <w:sz w:val="20"/>
-                <w:szCs w:val="20"/>
-              </w:rPr>
-            </w:pPr>
-            <w:r>
-              <w:rPr>
-                <w:rFonts w:ascii="Outfit" w:eastAsia="Aptos" w:hAnsi="Outfit"/>
-                <w:sz w:val="20"/>
-                <w:szCs w:val="20"/>
-              </w:rPr>
-              <w:t>20</w:t>
-            </w:r>
-          </w:p>
-        </w:tc>
-        <w:tc>
-          <w:tcPr>
-            <w:tcW w:w="676" w:type="dxa"/>
-            <w:tcBorders>
-              <w:top w:val="nil"/>
-              <w:left w:val="nil"/>
-              <w:bottom w:val="single" w:sz="24" w:space="0" w:color="083050"/>
-              <w:right w:val="nil"/>
-            </w:tcBorders>
-            <w:shd w:val="clear" w:color="auto" w:fill="E6E6E6"/>
-            <w:vAlign w:val="center"/>
-          </w:tcPr>
-          <w:p>
-            <w:pPr>
-              <w:spacing w:after="0" w:line="240" w:lineRule="auto"/>
-              <w:jc w:val="center"/>
-              <w:rPr>
-                <w:rFonts w:ascii="Outfit" w:hAnsi="Outfit"/>
-                <w:sz w:val="20"/>
-                <w:szCs w:val="20"/>
-              </w:rPr>
-            </w:pPr>
-            <w:r>
-              <w:rPr>
-                <w:rFonts w:ascii="Outfit" w:eastAsia="Aptos" w:hAnsi="Outfit"/>
-                <w:sz w:val="20"/>
-                <w:szCs w:val="20"/>
-              </w:rPr>
-              <w:t>21</w:t>
-            </w:r>
-          </w:p>
-        </w:tc>
-        <w:tc>
-          <w:tcPr>
-            <w:tcW w:w="614" w:type="dxa"/>
-            <w:tcBorders>
-              <w:top w:val="nil"/>
-              <w:left w:val="nil"/>
-              <w:bottom w:val="single" w:sz="24" w:space="0" w:color="083050"/>
-              <w:right w:val="nil"/>
-            </w:tcBorders>
-            <w:shd w:val="clear" w:color="auto" w:fill="E6E6E6"/>
-            <w:vAlign w:val="center"/>
-          </w:tcPr>
-          <w:p>
-            <w:pPr>
-              <w:spacing w:after="0" w:line="240" w:lineRule="auto"/>
-              <w:jc w:val="center"/>
-              <w:rPr>
-                <w:rFonts w:ascii="Outfit" w:hAnsi="Outfit"/>
-                <w:sz w:val="20"/>
-                <w:szCs w:val="20"/>
-              </w:rPr>
-            </w:pPr>
-            <w:r>
-              <w:rPr>
-                <w:rFonts w:ascii="Outfit" w:eastAsia="Aptos" w:hAnsi="Outfit"/>
-                <w:sz w:val="20"/>
-                <w:szCs w:val="20"/>
-              </w:rPr>
-              <w:t>22</w:t>
-            </w:r>
-          </w:p>
-        </w:tc>
-        <w:tc>
-          <w:tcPr>
-            <w:tcW w:w="636" w:type="dxa"/>
-            <w:tcBorders>
-              <w:top w:val="nil"/>
-              <w:left w:val="nil"/>
-              <w:bottom w:val="single" w:sz="24" w:space="0" w:color="083050"/>
-              <w:right w:val="nil"/>
-            </w:tcBorders>
-            <w:shd w:val="clear" w:color="auto" w:fill="E6E6E6"/>
-            <w:vAlign w:val="center"/>
-          </w:tcPr>
-          <w:p>
-            <w:pPr>
-              <w:spacing w:after="0" w:line="240" w:lineRule="auto"/>
-              <w:jc w:val="center"/>
-              <w:rPr>
-                <w:rFonts w:ascii="Outfit" w:hAnsi="Outfit"/>
-                <w:color w:val="EE0000"/>
-                <w:sz w:val="20"/>
-                <w:szCs w:val="20"/>
-              </w:rPr>
-            </w:pPr>
-            <w:r>
-              <w:rPr>
-                <w:rFonts w:ascii="Outfit" w:eastAsia="Aptos" w:hAnsi="Outfit"/>
-                <w:color w:val="EE0000"/>
-                <w:sz w:val="20"/>
-                <w:szCs w:val="20"/>
-              </w:rPr>
-              <w:t>23</w:t>
-            </w:r>
-          </w:p>
-        </w:tc>
-        <w:tc>
-          <w:tcPr>
-            <w:tcW w:w="656" w:type="dxa"/>
-            <w:tcBorders>
-              <w:top w:val="nil"/>
-              <w:left w:val="nil"/>
-              <w:bottom w:val="single" w:sz="24" w:space="0" w:color="083050"/>
-              <w:right w:val="nil"/>
-            </w:tcBorders>
-            <w:shd w:val="clear" w:color="auto" w:fill="E6E6E6"/>
-            <w:vAlign w:val="center"/>
-          </w:tcPr>
-          <w:p>
-            <w:pPr>
-              <w:spacing w:after="0" w:line="240" w:lineRule="auto"/>
-              <w:jc w:val="center"/>
-              <w:rPr>
-                <w:rFonts w:ascii="Outfit" w:hAnsi="Outfit"/>
-                <w:color w:val="EE0000"/>
-                <w:sz w:val="20"/>
-                <w:szCs w:val="20"/>
-              </w:rPr>
-            </w:pPr>
-            <w:r>
-              <w:rPr>
-                <w:rFonts w:ascii="Outfit" w:eastAsia="Aptos" w:hAnsi="Outfit"/>
-                <w:color w:val="EE0000"/>
-                <w:sz w:val="20"/>
-                <w:szCs w:val="20"/>
-              </w:rPr>
-              <w:t>24</w:t>
-            </w:r>
-          </w:p>
-        </w:tc>
-        <w:tc>
-          <w:tcPr>
-            <w:tcW w:w="1116" w:type="dxa"/>
-            <w:tcBorders>
-              <w:top w:val="nil"/>
-              <w:left w:val="nil"/>
-              <w:bottom w:val="single" w:sz="24" w:space="0" w:color="083050"/>
-              <w:right w:val="nil"/>
-            </w:tcBorders>
-            <w:shd w:val="clear" w:color="auto" w:fill="E6E6E6"/>
-            <w:vAlign w:val="center"/>
-          </w:tcPr>
-          <w:p>
-            <w:pPr>
-              <w:spacing w:after="0" w:line="240" w:lineRule="auto"/>
-              <w:jc w:val="center"/>
-              <w:rPr>
-                <w:rFonts w:ascii="Outfit" w:hAnsi="Outfit"/>
-              </w:rPr>
-            </w:pPr>
-          </w:p>
-        </w:tc>
-        <w:tc>
-          <w:tcPr>
-            <w:tcW w:w="4537" w:type="dxa"/>
-            <w:gridSpan w:val="3"/>
-            <w:vMerge/>
-            <w:tcBorders>
-              <w:top w:val="nil"/>
-              <w:left w:val="nil"/>
-              <w:bottom w:val="single" w:sz="24" w:space="0" w:color="083050"/>
-              <w:right w:val="nil"/>
-            </w:tcBorders>
-            <w:shd w:val="clear" w:color="auto" w:fill="E6E6E6"/>
-            <w:vAlign w:val="center"/>
-          </w:tcPr>
-          <w:p>
-            <w:pPr>
-              <w:spacing w:after="0" w:line="240" w:lineRule="auto"/>
-              <w:jc w:val="center"/>
-              <w:rPr>
-                <w:rFonts w:ascii="Outfit" w:hAnsi="Outfit"/>
-              </w:rPr>
-            </w:pPr>
-          </w:p>
-        </w:tc>
-      </w:tr>
-    </w:tbl>
-    <w:p>
-      <w:pPr>
-        <w:spacing w:before="240"/>
-        <w:rPr>
-          <w:color w:val="F95738"/>
+          <w:color w:val="3A7C22" w:themeColor="accent6" w:themeShade="BF"/>
         </w:rPr>
       </w:pPr>
       <w:r>
         <w:rPr>
           <w:rFonts w:ascii="Outfit ExtraLight" w:hAnsi="Outfit ExtraLight"/>
-          <w:color w:val="F95738"/>
+          <w:color w:val="3A7C22" w:themeColor="accent6" w:themeShade="BF"/>
           <w:sz w:val="40"/>
           <w:szCs w:val="40"/>
         </w:rPr>
+        <w:lastRenderedPageBreak/>
         <w:t xml:space="preserve">Meeting title: </w:t>
       </w:r>
       <w:r>
         <w:rPr>
           <w:rFonts w:ascii="Outfit ExtraLight" w:hAnsi="Outfit ExtraLight"/>
-          <w:color w:val="F95738"/>
+          <w:color w:val="3A7C22" w:themeColor="accent6" w:themeShade="BF"/>
           <w:sz w:val="40"/>
           <w:szCs w:val="40"/>
         </w:rPr>
@@ -7063,12 +4918,20 @@
       <w:r>
         <w:rPr>
           <w:rFonts w:ascii="Outfit ExtraLight" w:hAnsi="Outfit ExtraLight"/>
-          <w:color w:val="F95738"/>
+          <w:color w:val="3A7C22" w:themeColor="accent6" w:themeShade="BF"/>
           <w:sz w:val="40"/>
           <w:szCs w:val="40"/>
         </w:rPr>
         <w:tab/>
-        <w:t>Andrea – Taki 1:1</w:t>
+      </w:r>
+      <w:r>
+        <w:rPr>
+          <w:rFonts w:ascii="Outfit ExtraLight" w:hAnsi="Outfit ExtraLight"/>
+          <w:color w:val="3A7C22" w:themeColor="accent6" w:themeShade="BF"/>
+          <w:sz w:val="40"/>
+          <w:szCs w:val="40"/>
+        </w:rPr>
+        <w:t>Meeting with the unicorn king</w:t>
       </w:r>
     </w:p>
     <w:tbl>
@@ -8006,761 +5869,65 @@
           </w:p>
         </w:tc>
       </w:tr>
+      <w:tr>
+        <w:trPr>
+          <w:trHeight w:val="567"/>
+        </w:trPr>
+        <w:tc>
+          <w:tcPr>
+            <w:tcW w:w="9963" w:type="dxa"/>
+            <w:tcBorders>
+              <w:top w:val="single" w:sz="8" w:space="0" w:color="E6E6E6"/>
+              <w:left w:val="nil"/>
+              <w:bottom w:val="single" w:sz="8" w:space="0" w:color="E6E6E6"/>
+              <w:right w:val="nil"/>
+            </w:tcBorders>
+            <w:vAlign w:val="bottom"/>
+          </w:tcPr>
+          <w:p>
+            <w:pPr>
+              <w:spacing w:after="0" w:line="240" w:lineRule="auto"/>
+              <w:rPr>
+                <w:rFonts w:ascii="Outfit" w:hAnsi="Outfit"/>
+              </w:rPr>
+            </w:pPr>
+          </w:p>
+        </w:tc>
+        <w:tc>
+          <w:tcPr>
+            <w:tcW w:w="236" w:type="dxa"/>
+            <w:tcBorders>
+              <w:top w:val="nil"/>
+              <w:left w:val="nil"/>
+              <w:bottom w:val="nil"/>
+              <w:right w:val="nil"/>
+            </w:tcBorders>
+          </w:tcPr>
+          <w:p>
+            <w:pPr>
+              <w:spacing w:after="0" w:line="0" w:lineRule="atLeast"/>
+              <w:rPr>
+                <w:sz w:val="2"/>
+              </w:rPr>
+            </w:pPr>
+          </w:p>
+        </w:tc>
+      </w:tr>
     </w:tbl>
-    <w:p/>
-    <w:tbl>
-      <w:tblPr>
-        <w:tblStyle w:val="TableGrid"/>
-        <w:tblW w:w="10199" w:type="dxa"/>
-        <w:tblLayout w:type="fixed"/>
-        <w:tblLook w:val="04A0" w:firstRow="1" w:lastRow="0" w:firstColumn="1" w:lastColumn="0" w:noHBand="0" w:noVBand="1"/>
-      </w:tblPr>
-      <w:tblGrid>
-        <w:gridCol w:w="727"/>
-        <w:gridCol w:w="648"/>
-        <w:gridCol w:w="708"/>
-        <w:gridCol w:w="668"/>
-        <w:gridCol w:w="609"/>
-        <w:gridCol w:w="630"/>
-        <w:gridCol w:w="648"/>
-        <w:gridCol w:w="1070"/>
-        <w:gridCol w:w="1105"/>
-        <w:gridCol w:w="2144"/>
-        <w:gridCol w:w="1242"/>
-      </w:tblGrid>
-      <w:tr>
-        <w:tc>
-          <w:tcPr>
-            <w:tcW w:w="4638" w:type="dxa"/>
-            <w:gridSpan w:val="7"/>
-            <w:tcBorders>
-              <w:top w:val="nil"/>
-              <w:left w:val="nil"/>
-              <w:bottom w:val="single" w:sz="24" w:space="0" w:color="083050"/>
-              <w:right w:val="nil"/>
-            </w:tcBorders>
-            <w:vAlign w:val="center"/>
-          </w:tcPr>
-          <w:p>
-            <w:pPr>
-              <w:spacing w:after="0" w:line="240" w:lineRule="auto"/>
-              <w:jc w:val="center"/>
-              <w:rPr>
-                <w:rFonts w:ascii="Outfit Black" w:hAnsi="Outfit Black"/>
-                <w:b/>
-                <w:bCs/>
-                <w:color w:val="0DB04B"/>
-                <w:sz w:val="36"/>
-                <w:szCs w:val="36"/>
-              </w:rPr>
-            </w:pPr>
-            <w:r>
-              <w:rPr>
-                <w:rFonts w:ascii="Outfit Black" w:eastAsia="Aptos" w:hAnsi="Outfit Black"/>
-                <w:b/>
-                <w:bCs/>
-                <w:color w:val="0DB04B"/>
-                <w:sz w:val="36"/>
-                <w:szCs w:val="36"/>
-              </w:rPr>
-              <w:lastRenderedPageBreak/>
-              <w:t>19 TUESDAY</w:t>
-            </w:r>
-          </w:p>
-        </w:tc>
-        <w:tc>
-          <w:tcPr>
-            <w:tcW w:w="1070" w:type="dxa"/>
-            <w:tcBorders>
-              <w:top w:val="nil"/>
-              <w:left w:val="nil"/>
-              <w:bottom w:val="single" w:sz="24" w:space="0" w:color="083050"/>
-              <w:right w:val="nil"/>
-            </w:tcBorders>
-            <w:vAlign w:val="center"/>
-          </w:tcPr>
-          <w:p>
-            <w:pPr>
-              <w:spacing w:after="0" w:line="240" w:lineRule="auto"/>
-              <w:jc w:val="center"/>
-              <w:rPr>
-                <w:rFonts w:ascii="Outfit" w:hAnsi="Outfit"/>
-                <w:color w:val="0DB04B"/>
-              </w:rPr>
-            </w:pPr>
-          </w:p>
-        </w:tc>
-        <w:tc>
-          <w:tcPr>
-            <w:tcW w:w="1105" w:type="dxa"/>
-            <w:tcBorders>
-              <w:top w:val="nil"/>
-              <w:left w:val="nil"/>
-              <w:bottom w:val="single" w:sz="24" w:space="0" w:color="083050"/>
-              <w:right w:val="nil"/>
-            </w:tcBorders>
-            <w:vAlign w:val="center"/>
-          </w:tcPr>
-          <w:p>
-            <w:pPr>
-              <w:spacing w:after="0" w:line="240" w:lineRule="auto"/>
-              <w:jc w:val="center"/>
-              <w:rPr>
-                <w:rFonts w:ascii="Outfit" w:hAnsi="Outfit"/>
-                <w:b/>
-                <w:bCs/>
-                <w:color w:val="0DB04B"/>
-                <w:sz w:val="28"/>
-                <w:szCs w:val="28"/>
-              </w:rPr>
-            </w:pPr>
-            <w:r>
-              <w:rPr>
-                <w:rFonts w:ascii="Outfit" w:eastAsia="Aptos" w:hAnsi="Outfit"/>
-                <w:b/>
-                <w:bCs/>
-                <w:color w:val="0DB04B"/>
-                <w:sz w:val="28"/>
-                <w:szCs w:val="28"/>
-              </w:rPr>
-              <w:t>CW 21</w:t>
-            </w:r>
-          </w:p>
-        </w:tc>
-        <w:tc>
-          <w:tcPr>
-            <w:tcW w:w="2144" w:type="dxa"/>
-            <w:tcBorders>
-              <w:top w:val="nil"/>
-              <w:left w:val="nil"/>
-              <w:bottom w:val="single" w:sz="24" w:space="0" w:color="083050"/>
-              <w:right w:val="nil"/>
-            </w:tcBorders>
-            <w:vAlign w:val="center"/>
-          </w:tcPr>
-          <w:p>
-            <w:pPr>
-              <w:spacing w:after="0" w:line="240" w:lineRule="auto"/>
-              <w:jc w:val="center"/>
-              <w:rPr>
-                <w:rFonts w:ascii="Outfit" w:hAnsi="Outfit"/>
-                <w:b/>
-                <w:bCs/>
-                <w:color w:val="0DB04B"/>
-                <w:sz w:val="28"/>
-                <w:szCs w:val="28"/>
-              </w:rPr>
-            </w:pPr>
-            <w:r>
-              <w:rPr>
-                <w:rFonts w:ascii="Outfit" w:eastAsia="Aptos" w:hAnsi="Outfit"/>
-                <w:b/>
-                <w:bCs/>
-                <w:color w:val="0DB04B"/>
-                <w:sz w:val="28"/>
-                <w:szCs w:val="28"/>
-              </w:rPr>
-              <w:t>MAY</w:t>
-            </w:r>
-          </w:p>
-        </w:tc>
-        <w:tc>
-          <w:tcPr>
-            <w:tcW w:w="1242" w:type="dxa"/>
-            <w:tcBorders>
-              <w:top w:val="nil"/>
-              <w:left w:val="nil"/>
-              <w:bottom w:val="single" w:sz="24" w:space="0" w:color="083050"/>
-              <w:right w:val="nil"/>
-            </w:tcBorders>
-            <w:vAlign w:val="center"/>
-          </w:tcPr>
-          <w:p>
-            <w:pPr>
-              <w:spacing w:after="0" w:line="240" w:lineRule="auto"/>
-              <w:jc w:val="center"/>
-              <w:rPr>
-                <w:rFonts w:ascii="Outfit" w:hAnsi="Outfit"/>
-                <w:b/>
-                <w:bCs/>
-                <w:color w:val="0DB04B"/>
-                <w:sz w:val="28"/>
-                <w:szCs w:val="28"/>
-              </w:rPr>
-            </w:pPr>
-            <w:r>
-              <w:rPr>
-                <w:rFonts w:ascii="Outfit" w:eastAsia="Aptos" w:hAnsi="Outfit"/>
-                <w:b/>
-                <w:bCs/>
-                <w:color w:val="0DB04B"/>
-                <w:sz w:val="28"/>
-                <w:szCs w:val="28"/>
-              </w:rPr>
-              <w:t>2026</w:t>
-            </w:r>
-          </w:p>
-        </w:tc>
-      </w:tr>
-      <w:tr>
-        <w:tc>
-          <w:tcPr>
-            <w:tcW w:w="727" w:type="dxa"/>
-            <w:tcBorders>
-              <w:top w:val="single" w:sz="24" w:space="0" w:color="083050"/>
-              <w:left w:val="nil"/>
-              <w:bottom w:val="single" w:sz="8" w:space="0" w:color="E6E6E6"/>
-              <w:right w:val="nil"/>
-            </w:tcBorders>
-            <w:shd w:val="clear" w:color="auto" w:fill="E6E6E6"/>
-            <w:vAlign w:val="center"/>
-          </w:tcPr>
-          <w:p>
-            <w:pPr>
-              <w:spacing w:after="0" w:line="240" w:lineRule="auto"/>
-              <w:jc w:val="center"/>
-              <w:rPr>
-                <w:rFonts w:ascii="Outfit" w:hAnsi="Outfit"/>
-                <w:sz w:val="20"/>
-                <w:szCs w:val="20"/>
-              </w:rPr>
-            </w:pPr>
-            <w:r>
-              <w:rPr>
-                <w:rFonts w:ascii="Outfit" w:eastAsia="Aptos" w:hAnsi="Outfit"/>
-                <w:sz w:val="20"/>
-                <w:szCs w:val="20"/>
-              </w:rPr>
-              <w:t>MON</w:t>
-            </w:r>
-          </w:p>
-        </w:tc>
-        <w:tc>
-          <w:tcPr>
-            <w:tcW w:w="648" w:type="dxa"/>
-            <w:tcBorders>
-              <w:top w:val="single" w:sz="24" w:space="0" w:color="083050"/>
-              <w:left w:val="nil"/>
-              <w:bottom w:val="single" w:sz="8" w:space="0" w:color="E6E6E6"/>
-              <w:right w:val="nil"/>
-            </w:tcBorders>
-            <w:shd w:val="clear" w:color="auto" w:fill="E6E6E6"/>
-            <w:vAlign w:val="center"/>
-          </w:tcPr>
-          <w:p>
-            <w:pPr>
-              <w:spacing w:after="0" w:line="240" w:lineRule="auto"/>
-              <w:jc w:val="center"/>
-              <w:rPr>
-                <w:rFonts w:ascii="Outfit" w:hAnsi="Outfit"/>
-                <w:sz w:val="20"/>
-                <w:szCs w:val="20"/>
-              </w:rPr>
-            </w:pPr>
-            <w:r>
-              <w:rPr>
-                <w:rFonts w:ascii="Outfit" w:eastAsia="Aptos" w:hAnsi="Outfit"/>
-                <w:sz w:val="20"/>
-                <w:szCs w:val="20"/>
-              </w:rPr>
-              <w:t>TUE</w:t>
-            </w:r>
-          </w:p>
-        </w:tc>
-        <w:tc>
-          <w:tcPr>
-            <w:tcW w:w="708" w:type="dxa"/>
-            <w:tcBorders>
-              <w:top w:val="single" w:sz="24" w:space="0" w:color="083050"/>
-              <w:left w:val="nil"/>
-              <w:bottom w:val="single" w:sz="8" w:space="0" w:color="E6E6E6"/>
-              <w:right w:val="nil"/>
-            </w:tcBorders>
-            <w:shd w:val="clear" w:color="auto" w:fill="E6E6E6"/>
-            <w:vAlign w:val="center"/>
-          </w:tcPr>
-          <w:p>
-            <w:pPr>
-              <w:spacing w:after="0" w:line="240" w:lineRule="auto"/>
-              <w:jc w:val="center"/>
-              <w:rPr>
-                <w:rFonts w:ascii="Outfit" w:hAnsi="Outfit"/>
-                <w:sz w:val="20"/>
-                <w:szCs w:val="20"/>
-              </w:rPr>
-            </w:pPr>
-            <w:r>
-              <w:rPr>
-                <w:rFonts w:ascii="Outfit" w:eastAsia="Aptos" w:hAnsi="Outfit"/>
-                <w:sz w:val="20"/>
-                <w:szCs w:val="20"/>
-              </w:rPr>
-              <w:t>WED</w:t>
-            </w:r>
-          </w:p>
-        </w:tc>
-        <w:tc>
-          <w:tcPr>
-            <w:tcW w:w="668" w:type="dxa"/>
-            <w:tcBorders>
-              <w:top w:val="single" w:sz="24" w:space="0" w:color="083050"/>
-              <w:left w:val="nil"/>
-              <w:bottom w:val="single" w:sz="8" w:space="0" w:color="E6E6E6"/>
-              <w:right w:val="nil"/>
-            </w:tcBorders>
-            <w:shd w:val="clear" w:color="auto" w:fill="E6E6E6"/>
-            <w:vAlign w:val="center"/>
-          </w:tcPr>
-          <w:p>
-            <w:pPr>
-              <w:spacing w:after="0" w:line="240" w:lineRule="auto"/>
-              <w:jc w:val="center"/>
-              <w:rPr>
-                <w:rFonts w:ascii="Outfit" w:hAnsi="Outfit"/>
-                <w:sz w:val="20"/>
-                <w:szCs w:val="20"/>
-              </w:rPr>
-            </w:pPr>
-            <w:r>
-              <w:rPr>
-                <w:rFonts w:ascii="Outfit" w:eastAsia="Aptos" w:hAnsi="Outfit"/>
-                <w:sz w:val="20"/>
-                <w:szCs w:val="20"/>
-              </w:rPr>
-              <w:t>THU</w:t>
-            </w:r>
-          </w:p>
-        </w:tc>
-        <w:tc>
-          <w:tcPr>
-            <w:tcW w:w="609" w:type="dxa"/>
-            <w:tcBorders>
-              <w:top w:val="single" w:sz="24" w:space="0" w:color="083050"/>
-              <w:left w:val="nil"/>
-              <w:bottom w:val="single" w:sz="8" w:space="0" w:color="E6E6E6"/>
-              <w:right w:val="nil"/>
-            </w:tcBorders>
-            <w:shd w:val="clear" w:color="auto" w:fill="E6E6E6"/>
-            <w:vAlign w:val="center"/>
-          </w:tcPr>
-          <w:p>
-            <w:pPr>
-              <w:spacing w:after="0" w:line="240" w:lineRule="auto"/>
-              <w:jc w:val="center"/>
-              <w:rPr>
-                <w:rFonts w:ascii="Outfit" w:hAnsi="Outfit"/>
-                <w:sz w:val="20"/>
-                <w:szCs w:val="20"/>
-              </w:rPr>
-            </w:pPr>
-            <w:r>
-              <w:rPr>
-                <w:rFonts w:ascii="Outfit" w:eastAsia="Aptos" w:hAnsi="Outfit"/>
-                <w:sz w:val="20"/>
-                <w:szCs w:val="20"/>
-              </w:rPr>
-              <w:t>FRI</w:t>
-            </w:r>
-          </w:p>
-        </w:tc>
-        <w:tc>
-          <w:tcPr>
-            <w:tcW w:w="630" w:type="dxa"/>
-            <w:tcBorders>
-              <w:top w:val="single" w:sz="24" w:space="0" w:color="083050"/>
-              <w:left w:val="nil"/>
-              <w:bottom w:val="single" w:sz="8" w:space="0" w:color="E6E6E6"/>
-              <w:right w:val="nil"/>
-            </w:tcBorders>
-            <w:shd w:val="clear" w:color="auto" w:fill="E6E6E6"/>
-            <w:vAlign w:val="center"/>
-          </w:tcPr>
-          <w:p>
-            <w:pPr>
-              <w:spacing w:after="0" w:line="240" w:lineRule="auto"/>
-              <w:jc w:val="center"/>
-              <w:rPr>
-                <w:rFonts w:ascii="Outfit" w:hAnsi="Outfit"/>
-                <w:color w:val="EE0000"/>
-                <w:sz w:val="20"/>
-                <w:szCs w:val="20"/>
-              </w:rPr>
-            </w:pPr>
-            <w:r>
-              <w:rPr>
-                <w:rFonts w:ascii="Outfit" w:eastAsia="Aptos" w:hAnsi="Outfit"/>
-                <w:color w:val="EE0000"/>
-                <w:sz w:val="20"/>
-                <w:szCs w:val="20"/>
-              </w:rPr>
-              <w:t>SAT</w:t>
-            </w:r>
-          </w:p>
-        </w:tc>
-        <w:tc>
-          <w:tcPr>
-            <w:tcW w:w="648" w:type="dxa"/>
-            <w:tcBorders>
-              <w:top w:val="single" w:sz="24" w:space="0" w:color="083050"/>
-              <w:left w:val="nil"/>
-              <w:bottom w:val="single" w:sz="8" w:space="0" w:color="E6E6E6"/>
-              <w:right w:val="nil"/>
-            </w:tcBorders>
-            <w:shd w:val="clear" w:color="auto" w:fill="E6E6E6"/>
-            <w:vAlign w:val="center"/>
-          </w:tcPr>
-          <w:p>
-            <w:pPr>
-              <w:spacing w:after="0" w:line="240" w:lineRule="auto"/>
-              <w:jc w:val="center"/>
-              <w:rPr>
-                <w:rFonts w:ascii="Outfit" w:hAnsi="Outfit"/>
-                <w:color w:val="EE0000"/>
-                <w:sz w:val="20"/>
-                <w:szCs w:val="20"/>
-              </w:rPr>
-            </w:pPr>
-            <w:r>
-              <w:rPr>
-                <w:rFonts w:ascii="Outfit" w:eastAsia="Aptos" w:hAnsi="Outfit"/>
-                <w:color w:val="EE0000"/>
-                <w:sz w:val="20"/>
-                <w:szCs w:val="20"/>
-              </w:rPr>
-              <w:t>SUN</w:t>
-            </w:r>
-          </w:p>
-        </w:tc>
-        <w:tc>
-          <w:tcPr>
-            <w:tcW w:w="1070" w:type="dxa"/>
-            <w:tcBorders>
-              <w:top w:val="single" w:sz="24" w:space="0" w:color="083050"/>
-              <w:left w:val="nil"/>
-              <w:bottom w:val="single" w:sz="8" w:space="0" w:color="E6E6E6"/>
-              <w:right w:val="nil"/>
-            </w:tcBorders>
-            <w:shd w:val="clear" w:color="auto" w:fill="E6E6E6"/>
-            <w:vAlign w:val="center"/>
-          </w:tcPr>
-          <w:p>
-            <w:pPr>
-              <w:spacing w:after="0" w:line="240" w:lineRule="auto"/>
-              <w:jc w:val="center"/>
-              <w:rPr>
-                <w:rFonts w:ascii="Outfit" w:hAnsi="Outfit"/>
-              </w:rPr>
-            </w:pPr>
-          </w:p>
-        </w:tc>
-        <w:tc>
-          <w:tcPr>
-            <w:tcW w:w="4491" w:type="dxa"/>
-            <w:gridSpan w:val="3"/>
-            <w:vMerge w:val="restart"/>
-            <w:tcBorders>
-              <w:top w:val="single" w:sz="24" w:space="0" w:color="083050"/>
-              <w:left w:val="nil"/>
-              <w:bottom w:val="single" w:sz="24" w:space="0" w:color="083050"/>
-              <w:right w:val="nil"/>
-            </w:tcBorders>
-            <w:shd w:val="clear" w:color="auto" w:fill="E6E6E6"/>
-            <w:vAlign w:val="center"/>
-          </w:tcPr>
-          <w:p>
-            <w:pPr>
-              <w:spacing w:after="0" w:line="240" w:lineRule="auto"/>
-              <w:jc w:val="center"/>
-              <w:rPr>
-                <w:rFonts w:ascii="Outfit" w:hAnsi="Outfit"/>
-              </w:rPr>
-            </w:pPr>
-          </w:p>
-        </w:tc>
-      </w:tr>
-      <w:tr>
-        <w:tc>
-          <w:tcPr>
-            <w:tcW w:w="727" w:type="dxa"/>
-            <w:tcBorders>
-              <w:top w:val="single" w:sz="8" w:space="0" w:color="E6E6E6"/>
-              <w:left w:val="nil"/>
-              <w:bottom w:val="single" w:sz="24" w:space="0" w:color="083050"/>
-              <w:right w:val="nil"/>
-            </w:tcBorders>
-            <w:shd w:val="clear" w:color="auto" w:fill="E6E6E6"/>
-            <w:vAlign w:val="center"/>
-          </w:tcPr>
-          <w:p>
-            <w:pPr>
-              <w:spacing w:after="0" w:line="240" w:lineRule="auto"/>
-              <w:jc w:val="center"/>
-              <w:rPr>
-                <w:rFonts w:ascii="Outfit" w:hAnsi="Outfit"/>
-                <w:sz w:val="20"/>
-                <w:szCs w:val="20"/>
-              </w:rPr>
-            </w:pPr>
-            <w:r>
-              <w:rPr>
-                <w:rFonts w:ascii="Outfit" w:eastAsia="Aptos" w:hAnsi="Outfit"/>
-                <w:sz w:val="20"/>
-                <w:szCs w:val="20"/>
-              </w:rPr>
-              <w:t>18</w:t>
-            </w:r>
-          </w:p>
-        </w:tc>
-        <w:tc>
-          <w:tcPr>
-            <w:tcW w:w="648" w:type="dxa"/>
-            <w:tcBorders>
-              <w:top w:val="single" w:sz="8" w:space="0" w:color="E6E6E6"/>
-              <w:left w:val="nil"/>
-              <w:bottom w:val="single" w:sz="24" w:space="0" w:color="083050"/>
-              <w:right w:val="nil"/>
-            </w:tcBorders>
-            <w:shd w:val="clear" w:color="auto" w:fill="E6E6E6"/>
-            <w:vAlign w:val="center"/>
-          </w:tcPr>
-          <w:p>
-            <w:pPr>
-              <w:spacing w:after="0" w:line="240" w:lineRule="auto"/>
-              <w:jc w:val="center"/>
-              <w:rPr>
-                <w:rFonts w:ascii="Outfit" w:hAnsi="Outfit"/>
-                <w:sz w:val="20"/>
-                <w:szCs w:val="20"/>
-              </w:rPr>
-            </w:pPr>
-            <w:r>
-              <w:rPr>
-                <w:rFonts w:ascii="Outfit" w:eastAsia="Aptos" w:hAnsi="Outfit"/>
-                <w:sz w:val="20"/>
-                <w:szCs w:val="20"/>
-              </w:rPr>
-              <w:t>19</w:t>
-            </w:r>
-          </w:p>
-        </w:tc>
-        <w:tc>
-          <w:tcPr>
-            <w:tcW w:w="708" w:type="dxa"/>
-            <w:tcBorders>
-              <w:top w:val="single" w:sz="8" w:space="0" w:color="E6E6E6"/>
-              <w:left w:val="nil"/>
-              <w:bottom w:val="single" w:sz="24" w:space="0" w:color="083050"/>
-              <w:right w:val="nil"/>
-            </w:tcBorders>
-            <w:shd w:val="clear" w:color="auto" w:fill="E6E6E6"/>
-            <w:vAlign w:val="center"/>
-          </w:tcPr>
-          <w:p>
-            <w:pPr>
-              <w:spacing w:after="0" w:line="240" w:lineRule="auto"/>
-              <w:jc w:val="center"/>
-              <w:rPr>
-                <w:rFonts w:ascii="Outfit" w:hAnsi="Outfit"/>
-                <w:sz w:val="20"/>
-                <w:szCs w:val="20"/>
-              </w:rPr>
-            </w:pPr>
-            <w:r>
-              <w:rPr>
-                <w:rFonts w:ascii="Outfit" w:eastAsia="Aptos" w:hAnsi="Outfit"/>
-                <w:sz w:val="20"/>
-                <w:szCs w:val="20"/>
-              </w:rPr>
-              <w:t>20</w:t>
-            </w:r>
-          </w:p>
-        </w:tc>
-        <w:tc>
-          <w:tcPr>
-            <w:tcW w:w="668" w:type="dxa"/>
-            <w:tcBorders>
-              <w:top w:val="single" w:sz="8" w:space="0" w:color="E6E6E6"/>
-              <w:left w:val="nil"/>
-              <w:bottom w:val="single" w:sz="24" w:space="0" w:color="083050"/>
-              <w:right w:val="nil"/>
-            </w:tcBorders>
-            <w:shd w:val="clear" w:color="auto" w:fill="E6E6E6"/>
-            <w:vAlign w:val="center"/>
-          </w:tcPr>
-          <w:p>
-            <w:pPr>
-              <w:spacing w:after="0" w:line="240" w:lineRule="auto"/>
-              <w:jc w:val="center"/>
-              <w:rPr>
-                <w:rFonts w:ascii="Outfit" w:hAnsi="Outfit"/>
-                <w:sz w:val="20"/>
-                <w:szCs w:val="20"/>
-              </w:rPr>
-            </w:pPr>
-            <w:r>
-              <w:rPr>
-                <w:rFonts w:ascii="Outfit" w:eastAsia="Aptos" w:hAnsi="Outfit"/>
-                <w:sz w:val="20"/>
-                <w:szCs w:val="20"/>
-              </w:rPr>
-              <w:t>21</w:t>
-            </w:r>
-          </w:p>
-        </w:tc>
-        <w:tc>
-          <w:tcPr>
-            <w:tcW w:w="609" w:type="dxa"/>
-            <w:tcBorders>
-              <w:top w:val="single" w:sz="8" w:space="0" w:color="E6E6E6"/>
-              <w:left w:val="nil"/>
-              <w:bottom w:val="single" w:sz="24" w:space="0" w:color="083050"/>
-              <w:right w:val="nil"/>
-            </w:tcBorders>
-            <w:shd w:val="clear" w:color="auto" w:fill="E6E6E6"/>
-            <w:vAlign w:val="center"/>
-          </w:tcPr>
-          <w:p>
-            <w:pPr>
-              <w:spacing w:after="0" w:line="240" w:lineRule="auto"/>
-              <w:jc w:val="center"/>
-              <w:rPr>
-                <w:rFonts w:ascii="Outfit" w:hAnsi="Outfit"/>
-                <w:sz w:val="20"/>
-                <w:szCs w:val="20"/>
-              </w:rPr>
-            </w:pPr>
-            <w:r>
-              <w:rPr>
-                <w:rFonts w:ascii="Outfit" w:eastAsia="Aptos" w:hAnsi="Outfit"/>
-                <w:sz w:val="20"/>
-                <w:szCs w:val="20"/>
-              </w:rPr>
-              <w:t>22</w:t>
-            </w:r>
-          </w:p>
-        </w:tc>
-        <w:tc>
-          <w:tcPr>
-            <w:tcW w:w="630" w:type="dxa"/>
-            <w:tcBorders>
-              <w:top w:val="single" w:sz="8" w:space="0" w:color="E6E6E6"/>
-              <w:left w:val="nil"/>
-              <w:bottom w:val="single" w:sz="24" w:space="0" w:color="083050"/>
-              <w:right w:val="nil"/>
-            </w:tcBorders>
-            <w:shd w:val="clear" w:color="auto" w:fill="E6E6E6"/>
-            <w:vAlign w:val="center"/>
-          </w:tcPr>
-          <w:p>
-            <w:pPr>
-              <w:spacing w:after="0" w:line="240" w:lineRule="auto"/>
-              <w:jc w:val="center"/>
-              <w:rPr>
-                <w:rFonts w:ascii="Outfit" w:hAnsi="Outfit"/>
-                <w:color w:val="EE0000"/>
-                <w:sz w:val="20"/>
-                <w:szCs w:val="20"/>
-              </w:rPr>
-            </w:pPr>
-            <w:r>
-              <w:rPr>
-                <w:rFonts w:ascii="Outfit" w:eastAsia="Aptos" w:hAnsi="Outfit"/>
-                <w:color w:val="EE0000"/>
-                <w:sz w:val="20"/>
-                <w:szCs w:val="20"/>
-              </w:rPr>
-              <w:t>23</w:t>
-            </w:r>
-          </w:p>
-        </w:tc>
-        <w:tc>
-          <w:tcPr>
-            <w:tcW w:w="648" w:type="dxa"/>
-            <w:tcBorders>
-              <w:top w:val="single" w:sz="8" w:space="0" w:color="E6E6E6"/>
-              <w:left w:val="nil"/>
-              <w:bottom w:val="single" w:sz="24" w:space="0" w:color="083050"/>
-              <w:right w:val="nil"/>
-            </w:tcBorders>
-            <w:shd w:val="clear" w:color="auto" w:fill="E6E6E6"/>
-            <w:vAlign w:val="center"/>
-          </w:tcPr>
-          <w:p>
-            <w:pPr>
-              <w:spacing w:after="0" w:line="240" w:lineRule="auto"/>
-              <w:jc w:val="center"/>
-              <w:rPr>
-                <w:rFonts w:ascii="Outfit" w:hAnsi="Outfit"/>
-                <w:color w:val="EE0000"/>
-                <w:sz w:val="20"/>
-                <w:szCs w:val="20"/>
-              </w:rPr>
-            </w:pPr>
-            <w:r>
-              <w:rPr>
-                <w:rFonts w:ascii="Outfit" w:eastAsia="Aptos" w:hAnsi="Outfit"/>
-                <w:color w:val="EE0000"/>
-                <w:sz w:val="20"/>
-                <w:szCs w:val="20"/>
-              </w:rPr>
-              <w:t>24</w:t>
-            </w:r>
-          </w:p>
-        </w:tc>
-        <w:tc>
-          <w:tcPr>
-            <w:tcW w:w="1070" w:type="dxa"/>
-            <w:tcBorders>
-              <w:top w:val="single" w:sz="8" w:space="0" w:color="E6E6E6"/>
-              <w:left w:val="nil"/>
-              <w:bottom w:val="single" w:sz="24" w:space="0" w:color="083050"/>
-              <w:right w:val="nil"/>
-            </w:tcBorders>
-            <w:shd w:val="clear" w:color="auto" w:fill="E6E6E6"/>
-            <w:vAlign w:val="center"/>
-          </w:tcPr>
-          <w:p>
-            <w:pPr>
-              <w:spacing w:after="0" w:line="240" w:lineRule="auto"/>
-              <w:jc w:val="center"/>
-              <w:rPr>
-                <w:rFonts w:ascii="Outfit" w:hAnsi="Outfit"/>
-              </w:rPr>
-            </w:pPr>
-          </w:p>
-        </w:tc>
-        <w:tc>
-          <w:tcPr>
-            <w:tcW w:w="4491" w:type="dxa"/>
-            <w:gridSpan w:val="3"/>
-            <w:vMerge/>
-            <w:tcBorders>
-              <w:top w:val="single" w:sz="8" w:space="0" w:color="E6E6E6"/>
-              <w:left w:val="nil"/>
-              <w:bottom w:val="single" w:sz="24" w:space="0" w:color="083050"/>
-              <w:right w:val="nil"/>
-            </w:tcBorders>
-            <w:shd w:val="clear" w:color="auto" w:fill="E6E6E6"/>
-            <w:vAlign w:val="center"/>
-          </w:tcPr>
-          <w:p>
-            <w:pPr>
-              <w:spacing w:after="0" w:line="240" w:lineRule="auto"/>
-              <w:jc w:val="center"/>
-              <w:rPr>
-                <w:rFonts w:ascii="Outfit" w:hAnsi="Outfit"/>
-              </w:rPr>
-            </w:pPr>
-          </w:p>
-        </w:tc>
-      </w:tr>
-    </w:tbl>
+    <w:p>
+      <w:pPr>
+        <w:spacing w:after="0" w:line="240" w:lineRule="auto"/>
+      </w:pPr>
+      <w:r>
+        <w:br w:type="page"/>
+      </w:r>
+    </w:p>
     <w:p>
       <w:pPr>
         <w:spacing w:before="240"/>
         <w:rPr>
           <w:rFonts w:ascii="Outfit ExtraLight" w:hAnsi="Outfit ExtraLight"/>
-          <w:color w:val="FFCB47"/>
+          <w:color w:val="00B0F0"/>
           <w:sz w:val="40"/>
           <w:szCs w:val="40"/>
         </w:rPr>
@@ -8768,10 +5935,11 @@
       <w:r>
         <w:rPr>
           <w:rFonts w:ascii="Outfit ExtraLight" w:hAnsi="Outfit ExtraLight"/>
-          <w:color w:val="FFCB47"/>
+          <w:color w:val="00B0F0"/>
           <w:sz w:val="40"/>
           <w:szCs w:val="40"/>
         </w:rPr>
+        <w:lastRenderedPageBreak/>
         <w:t>Further notes from today</w:t>
       </w:r>
     </w:p>
@@ -9312,6 +6480,31 @@
       </w:tr>
       <w:tr>
         <w:trPr>
+          <w:trHeight w:val="567"/>
+        </w:trPr>
+        <w:tc>
+          <w:tcPr>
+            <w:tcW w:w="10189" w:type="dxa"/>
+            <w:tcBorders>
+              <w:top w:val="single" w:sz="8" w:space="0" w:color="E6E6E6"/>
+              <w:left w:val="nil"/>
+              <w:bottom w:val="single" w:sz="8" w:space="0" w:color="E6E6E6"/>
+              <w:right w:val="nil"/>
+            </w:tcBorders>
+            <w:vAlign w:val="bottom"/>
+          </w:tcPr>
+          <w:p>
+            <w:pPr>
+              <w:spacing w:after="0" w:line="240" w:lineRule="auto"/>
+              <w:rPr>
+                <w:rFonts w:ascii="Outfit" w:hAnsi="Outfit"/>
+              </w:rPr>
+            </w:pPr>
+          </w:p>
+        </w:tc>
+      </w:tr>
+      <w:tr>
+        <w:trPr>
           <w:trHeight w:val="454"/>
         </w:trPr>
         <w:tc>
@@ -9347,6 +6540,7 @@
       </w:pPr>
     </w:p>
     <w:sectPr>
+      <w:footerReference w:type="default" r:id="rId9"/>
       <w:pgSz w:w="11906" w:h="16838"/>
       <w:pgMar w:top="567" w:right="567" w:bottom="567" w:left="1134" w:header="0" w:footer="0" w:gutter="0"/>
       <w:cols w:space="720"/>
@@ -9355,6 +6549,1266 @@
     </w:sectPr>
   </w:body>
 </w:document>
+</file>
+
+<file path=word/endnotes.xml><?xml version="1.0" encoding="utf-8"?>
+<w:endnotes xmlns:wpc="http://schemas.microsoft.com/office/word/2010/wordprocessingCanvas" xmlns:cx="http://schemas.microsoft.com/office/drawing/2014/chartex" xmlns:cx1="http://schemas.microsoft.com/office/drawing/2015/9/8/chartex" xmlns:cx2="http://schemas.microsoft.com/office/drawing/2015/10/21/chartex" xmlns:cx3="http://schemas.microsoft.com/office/drawing/2016/5/9/chartex" xmlns:cx4="http://schemas.microsoft.com/office/drawing/2016/5/10/chartex" xmlns:cx5="http://schemas.microsoft.com/office/drawing/2016/5/11/chartex" xmlns:cx6="http://schemas.microsoft.com/office/drawing/2016/5/12/chartex" xmlns:cx7="http://schemas.microsoft.com/office/drawing/2016/5/13/chartex" xmlns:cx8="http://schemas.microsoft.com/office/drawing/2016/5/14/chartex" xmlns:mc="http://schemas.openxmlformats.org/markup-compatibility/2006" xmlns:m="http://schemas.openxmlformats.org/officeDocument/2006/math" xmlns:aink="http://schemas.microsoft.com/office/drawing/2016/ink" xmlns:am3d="http://schemas.microsoft.com/office/drawing/2017/model3d" xmlns:oel="http://schemas.microsoft.com/office/2019/extlst" xmlns:r="http://schemas.openxmlformats.org/officeDocument/2006/relationships" xmlns:wp14="http://schemas.microsoft.com/office/word/2010/wordprocessingDrawing" xmlns:wp="http://schemas.openxmlformats.org/drawingml/2006/wordprocessingDrawing" xmlns:wpg="http://schemas.microsoft.com/office/word/2010/wordprocessingGroup" xmlns:wpi="http://schemas.microsoft.com/office/word/2010/wordprocessingInk" xmlns:wps="http://schemas.microsoft.com/office/word/2010/wordprocessingShape" xmlns:o="urn:schemas-microsoft-com:office:office" xmlns:v="urn:schemas-microsoft-com:vml" xmlns:w10="urn:schemas-microsoft-com:office:word" xmlns:w="http://schemas.openxmlformats.org/wordprocessingml/2006/main" xmlns:w14="http://schemas.microsoft.com/office/word/2010/wordml" xmlns:w15="http://schemas.microsoft.com/office/word/2012/wordml" xmlns:w16cex="http://schemas.microsoft.com/office/word/2018/wordml/cex" xmlns:w16cid="http://schemas.microsoft.com/office/word/2016/wordml/cid" xmlns:w16="http://schemas.microsoft.com/office/word/2018/wordml" xmlns:w16sdtdh="http://schemas.microsoft.com/office/word/2020/wordml/sdtdatahash" xmlns:w16sdtfl="http://schemas.microsoft.com/office/word/2024/wordml/sdtformatlock" xmlns:w16se="http://schemas.microsoft.com/office/word/2015/wordml/symex" xmlns:w16du="http://schemas.microsoft.com/office/word/2023/wordml/word16du" xmlns:wne="http://schemas.microsoft.com/office/word/2006/wordml" mc:Ignorable="w14 w15 w16se w16cid w16 w16cex w16sdtdh w16sdtfl w16du wp14">
+  <w:endnote w:type="separator" w:id="-1">
+    <w:p>
+      <w:pPr>
+        <w:spacing w:after="0" w:line="240" w:lineRule="auto"/>
+      </w:pPr>
+      <w:r>
+        <w:separator/>
+      </w:r>
+    </w:p>
+  </w:endnote>
+  <w:endnote w:type="continuationSeparator" w:id="0">
+    <w:p>
+      <w:pPr>
+        <w:spacing w:after="0" w:line="240" w:lineRule="auto"/>
+      </w:pPr>
+      <w:r>
+        <w:continuationSeparator/>
+      </w:r>
+    </w:p>
+  </w:endnote>
+</w:endnotes>
+</file>
+
+<file path=word/footer1.xml><?xml version="1.0" encoding="utf-8"?>
+<w:ftr xmlns:wpc="http://schemas.microsoft.com/office/word/2010/wordprocessingCanvas" xmlns:cx="http://schemas.microsoft.com/office/drawing/2014/chartex" xmlns:cx1="http://schemas.microsoft.com/office/drawing/2015/9/8/chartex" xmlns:cx2="http://schemas.microsoft.com/office/drawing/2015/10/21/chartex" xmlns:cx3="http://schemas.microsoft.com/office/drawing/2016/5/9/chartex" xmlns:cx4="http://schemas.microsoft.com/office/drawing/2016/5/10/chartex" xmlns:cx5="http://schemas.microsoft.com/office/drawing/2016/5/11/chartex" xmlns:cx6="http://schemas.microsoft.com/office/drawing/2016/5/12/chartex" xmlns:cx7="http://schemas.microsoft.com/office/drawing/2016/5/13/chartex" xmlns:cx8="http://schemas.microsoft.com/office/drawing/2016/5/14/chartex" xmlns:mc="http://schemas.openxmlformats.org/markup-compatibility/2006" xmlns:m="http://schemas.openxmlformats.org/officeDocument/2006/math" xmlns:aink="http://schemas.microsoft.com/office/drawing/2016/ink" xmlns:am3d="http://schemas.microsoft.com/office/drawing/2017/model3d" xmlns:oel="http://schemas.microsoft.com/office/2019/extlst" xmlns:r="http://schemas.openxmlformats.org/officeDocument/2006/relationships" xmlns:wp14="http://schemas.microsoft.com/office/word/2010/wordprocessingDrawing" xmlns:wp="http://schemas.openxmlformats.org/drawingml/2006/wordprocessingDrawing" xmlns:wpg="http://schemas.microsoft.com/office/word/2010/wordprocessingGroup" xmlns:wpi="http://schemas.microsoft.com/office/word/2010/wordprocessingInk" xmlns:wps="http://schemas.microsoft.com/office/word/2010/wordprocessingShape" xmlns:o="urn:schemas-microsoft-com:office:office" xmlns:v="urn:schemas-microsoft-com:vml" xmlns:w10="urn:schemas-microsoft-com:office:word" xmlns:w="http://schemas.openxmlformats.org/wordprocessingml/2006/main" xmlns:w14="http://schemas.microsoft.com/office/word/2010/wordml" xmlns:w15="http://schemas.microsoft.com/office/word/2012/wordml" xmlns:w16cex="http://schemas.microsoft.com/office/word/2018/wordml/cex" xmlns:w16cid="http://schemas.microsoft.com/office/word/2016/wordml/cid" xmlns:w16="http://schemas.microsoft.com/office/word/2018/wordml" xmlns:w16sdtdh="http://schemas.microsoft.com/office/word/2020/wordml/sdtdatahash" xmlns:w16sdtfl="http://schemas.microsoft.com/office/word/2024/wordml/sdtformatlock" xmlns:w16se="http://schemas.microsoft.com/office/word/2015/wordml/symex" xmlns:w16du="http://schemas.microsoft.com/office/word/2023/wordml/word16du" xmlns:wne="http://schemas.microsoft.com/office/word/2006/wordml" mc:Ignorable="w14 w15 w16se w16cid w16 w16cex w16sdtdh w16sdtfl w16du wp14">
+  <w:p>
+    <w:pPr>
+      <w:spacing w:before="240"/>
+      <w:rPr>
+        <w:color w:val="3A7C22" w:themeColor="accent6" w:themeShade="BF"/>
+      </w:rPr>
+    </w:pPr>
+    <w:r>
+      <w:rPr>
+        <w:rFonts w:ascii="Outfit ExtraLight" w:hAnsi="Outfit ExtraLight"/>
+        <w:color w:val="3A7C22" w:themeColor="accent6" w:themeShade="BF"/>
+        <w:sz w:val="40"/>
+        <w:szCs w:val="40"/>
+      </w:rPr>
+      <w:t>Notes and updates</w:t>
+    </w:r>
+  </w:p>
+  <w:tbl>
+    <w:tblPr>
+      <w:tblStyle w:val="TableGrid"/>
+      <w:tblW w:w="10199" w:type="dxa"/>
+      <w:tblLayout w:type="fixed"/>
+      <w:tblLook w:val="04A0" w:firstRow="1" w:lastRow="0" w:firstColumn="1" w:lastColumn="0" w:noHBand="0" w:noVBand="1"/>
+    </w:tblPr>
+    <w:tblGrid>
+      <w:gridCol w:w="9963"/>
+      <w:gridCol w:w="236"/>
+    </w:tblGrid>
+    <w:tr>
+      <w:trPr>
+        <w:trHeight w:val="567"/>
+      </w:trPr>
+      <w:tc>
+        <w:tcPr>
+          <w:tcW w:w="9963" w:type="dxa"/>
+          <w:tcBorders>
+            <w:top w:val="nil"/>
+            <w:left w:val="nil"/>
+            <w:bottom w:val="single" w:sz="8" w:space="0" w:color="E6E6E6"/>
+            <w:right w:val="nil"/>
+          </w:tcBorders>
+          <w:vAlign w:val="bottom"/>
+        </w:tcPr>
+        <w:p>
+          <w:pPr>
+            <w:spacing w:after="0" w:line="240" w:lineRule="auto"/>
+            <w:rPr>
+              <w:rFonts w:ascii="Outfit" w:hAnsi="Outfit"/>
+            </w:rPr>
+          </w:pPr>
+        </w:p>
+      </w:tc>
+      <w:tc>
+        <w:tcPr>
+          <w:tcW w:w="236" w:type="dxa"/>
+          <w:tcBorders>
+            <w:top w:val="nil"/>
+            <w:left w:val="nil"/>
+            <w:bottom w:val="nil"/>
+            <w:right w:val="nil"/>
+          </w:tcBorders>
+        </w:tcPr>
+        <w:p>
+          <w:pPr>
+            <w:spacing w:after="0" w:line="0" w:lineRule="atLeast"/>
+            <w:rPr>
+              <w:sz w:val="2"/>
+            </w:rPr>
+          </w:pPr>
+        </w:p>
+      </w:tc>
+    </w:tr>
+    <w:tr>
+      <w:trPr>
+        <w:trHeight w:val="567"/>
+      </w:trPr>
+      <w:tc>
+        <w:tcPr>
+          <w:tcW w:w="9963" w:type="dxa"/>
+          <w:tcBorders>
+            <w:top w:val="single" w:sz="8" w:space="0" w:color="E6E6E6"/>
+            <w:left w:val="nil"/>
+            <w:bottom w:val="single" w:sz="8" w:space="0" w:color="E6E6E6"/>
+            <w:right w:val="nil"/>
+          </w:tcBorders>
+          <w:vAlign w:val="bottom"/>
+        </w:tcPr>
+        <w:p>
+          <w:pPr>
+            <w:spacing w:after="0" w:line="240" w:lineRule="auto"/>
+            <w:rPr>
+              <w:rFonts w:ascii="Outfit" w:hAnsi="Outfit"/>
+            </w:rPr>
+          </w:pPr>
+        </w:p>
+      </w:tc>
+      <w:tc>
+        <w:tcPr>
+          <w:tcW w:w="236" w:type="dxa"/>
+          <w:tcBorders>
+            <w:top w:val="nil"/>
+            <w:left w:val="nil"/>
+            <w:bottom w:val="nil"/>
+            <w:right w:val="nil"/>
+          </w:tcBorders>
+        </w:tcPr>
+        <w:p>
+          <w:pPr>
+            <w:spacing w:after="0" w:line="0" w:lineRule="atLeast"/>
+            <w:rPr>
+              <w:sz w:val="2"/>
+            </w:rPr>
+          </w:pPr>
+        </w:p>
+      </w:tc>
+    </w:tr>
+    <w:tr>
+      <w:trPr>
+        <w:trHeight w:val="567"/>
+      </w:trPr>
+      <w:tc>
+        <w:tcPr>
+          <w:tcW w:w="9963" w:type="dxa"/>
+          <w:tcBorders>
+            <w:top w:val="single" w:sz="8" w:space="0" w:color="E6E6E6"/>
+            <w:left w:val="nil"/>
+            <w:bottom w:val="single" w:sz="8" w:space="0" w:color="E6E6E6"/>
+            <w:right w:val="nil"/>
+          </w:tcBorders>
+          <w:vAlign w:val="bottom"/>
+        </w:tcPr>
+        <w:p>
+          <w:pPr>
+            <w:spacing w:after="0" w:line="240" w:lineRule="auto"/>
+            <w:rPr>
+              <w:rFonts w:ascii="Outfit" w:hAnsi="Outfit"/>
+            </w:rPr>
+          </w:pPr>
+        </w:p>
+      </w:tc>
+      <w:tc>
+        <w:tcPr>
+          <w:tcW w:w="236" w:type="dxa"/>
+          <w:tcBorders>
+            <w:top w:val="nil"/>
+            <w:left w:val="nil"/>
+            <w:bottom w:val="nil"/>
+            <w:right w:val="nil"/>
+          </w:tcBorders>
+        </w:tcPr>
+        <w:p>
+          <w:pPr>
+            <w:spacing w:after="0" w:line="0" w:lineRule="atLeast"/>
+            <w:rPr>
+              <w:sz w:val="2"/>
+            </w:rPr>
+          </w:pPr>
+        </w:p>
+      </w:tc>
+    </w:tr>
+    <w:tr>
+      <w:trPr>
+        <w:trHeight w:val="567"/>
+      </w:trPr>
+      <w:tc>
+        <w:tcPr>
+          <w:tcW w:w="9963" w:type="dxa"/>
+          <w:tcBorders>
+            <w:top w:val="single" w:sz="8" w:space="0" w:color="E6E6E6"/>
+            <w:left w:val="nil"/>
+            <w:bottom w:val="single" w:sz="8" w:space="0" w:color="E6E6E6"/>
+            <w:right w:val="nil"/>
+          </w:tcBorders>
+          <w:vAlign w:val="bottom"/>
+        </w:tcPr>
+        <w:p>
+          <w:pPr>
+            <w:spacing w:after="0" w:line="240" w:lineRule="auto"/>
+            <w:rPr>
+              <w:rFonts w:ascii="Outfit" w:hAnsi="Outfit"/>
+            </w:rPr>
+          </w:pPr>
+        </w:p>
+      </w:tc>
+      <w:tc>
+        <w:tcPr>
+          <w:tcW w:w="236" w:type="dxa"/>
+          <w:tcBorders>
+            <w:top w:val="nil"/>
+            <w:left w:val="nil"/>
+            <w:bottom w:val="nil"/>
+            <w:right w:val="nil"/>
+          </w:tcBorders>
+        </w:tcPr>
+        <w:p>
+          <w:pPr>
+            <w:spacing w:after="0" w:line="0" w:lineRule="atLeast"/>
+            <w:rPr>
+              <w:sz w:val="2"/>
+            </w:rPr>
+          </w:pPr>
+        </w:p>
+      </w:tc>
+    </w:tr>
+    <w:tr>
+      <w:trPr>
+        <w:trHeight w:val="567"/>
+      </w:trPr>
+      <w:tc>
+        <w:tcPr>
+          <w:tcW w:w="9963" w:type="dxa"/>
+          <w:tcBorders>
+            <w:top w:val="single" w:sz="8" w:space="0" w:color="E6E6E6"/>
+            <w:left w:val="nil"/>
+            <w:bottom w:val="single" w:sz="8" w:space="0" w:color="E6E6E6"/>
+            <w:right w:val="nil"/>
+          </w:tcBorders>
+          <w:vAlign w:val="bottom"/>
+        </w:tcPr>
+        <w:p>
+          <w:pPr>
+            <w:spacing w:after="0" w:line="240" w:lineRule="auto"/>
+            <w:rPr>
+              <w:rFonts w:ascii="Outfit" w:hAnsi="Outfit"/>
+            </w:rPr>
+          </w:pPr>
+        </w:p>
+      </w:tc>
+      <w:tc>
+        <w:tcPr>
+          <w:tcW w:w="236" w:type="dxa"/>
+          <w:tcBorders>
+            <w:top w:val="nil"/>
+            <w:left w:val="nil"/>
+            <w:bottom w:val="nil"/>
+            <w:right w:val="nil"/>
+          </w:tcBorders>
+        </w:tcPr>
+        <w:p>
+          <w:pPr>
+            <w:spacing w:after="0" w:line="0" w:lineRule="atLeast"/>
+            <w:rPr>
+              <w:sz w:val="2"/>
+            </w:rPr>
+          </w:pPr>
+        </w:p>
+      </w:tc>
+    </w:tr>
+  </w:tbl>
+  <w:p>
+    <w:pPr>
+      <w:pStyle w:val="Footer"/>
+      <w:rPr>
+        <w:lang w:val="hu-HU"/>
+      </w:rPr>
+    </w:pPr>
+  </w:p>
+  <w:p>
+    <w:pPr>
+      <w:pStyle w:val="Footer"/>
+      <w:rPr>
+        <w:lang w:val="hu-HU"/>
+      </w:rPr>
+    </w:pPr>
+  </w:p>
+</w:ftr>
+</file>
+
+<file path=word/footer2.xml><?xml version="1.0" encoding="utf-8"?>
+<w:ftr xmlns:wpc="http://schemas.microsoft.com/office/word/2010/wordprocessingCanvas" xmlns:cx="http://schemas.microsoft.com/office/drawing/2014/chartex" xmlns:cx1="http://schemas.microsoft.com/office/drawing/2015/9/8/chartex" xmlns:cx2="http://schemas.microsoft.com/office/drawing/2015/10/21/chartex" xmlns:cx3="http://schemas.microsoft.com/office/drawing/2016/5/9/chartex" xmlns:cx4="http://schemas.microsoft.com/office/drawing/2016/5/10/chartex" xmlns:cx5="http://schemas.microsoft.com/office/drawing/2016/5/11/chartex" xmlns:cx6="http://schemas.microsoft.com/office/drawing/2016/5/12/chartex" xmlns:cx7="http://schemas.microsoft.com/office/drawing/2016/5/13/chartex" xmlns:cx8="http://schemas.microsoft.com/office/drawing/2016/5/14/chartex" xmlns:mc="http://schemas.openxmlformats.org/markup-compatibility/2006" xmlns:m="http://schemas.openxmlformats.org/officeDocument/2006/math" xmlns:aink="http://schemas.microsoft.com/office/drawing/2016/ink" xmlns:am3d="http://schemas.microsoft.com/office/drawing/2017/model3d" xmlns:oel="http://schemas.microsoft.com/office/2019/extlst" xmlns:r="http://schemas.openxmlformats.org/officeDocument/2006/relationships" xmlns:wp14="http://schemas.microsoft.com/office/word/2010/wordprocessingDrawing" xmlns:wp="http://schemas.openxmlformats.org/drawingml/2006/wordprocessingDrawing" xmlns:wpg="http://schemas.microsoft.com/office/word/2010/wordprocessingGroup" xmlns:wpi="http://schemas.microsoft.com/office/word/2010/wordprocessingInk" xmlns:wps="http://schemas.microsoft.com/office/word/2010/wordprocessingShape" xmlns:o="urn:schemas-microsoft-com:office:office" xmlns:v="urn:schemas-microsoft-com:vml" xmlns:w10="urn:schemas-microsoft-com:office:word" xmlns:w="http://schemas.openxmlformats.org/wordprocessingml/2006/main" xmlns:w14="http://schemas.microsoft.com/office/word/2010/wordml" xmlns:w15="http://schemas.microsoft.com/office/word/2012/wordml" xmlns:w16cex="http://schemas.microsoft.com/office/word/2018/wordml/cex" xmlns:w16cid="http://schemas.microsoft.com/office/word/2016/wordml/cid" xmlns:w16="http://schemas.microsoft.com/office/word/2018/wordml" xmlns:w16sdtdh="http://schemas.microsoft.com/office/word/2020/wordml/sdtdatahash" xmlns:w16sdtfl="http://schemas.microsoft.com/office/word/2024/wordml/sdtformatlock" xmlns:w16se="http://schemas.microsoft.com/office/word/2015/wordml/symex" xmlns:w16du="http://schemas.microsoft.com/office/word/2023/wordml/word16du" xmlns:wne="http://schemas.microsoft.com/office/word/2006/wordml" mc:Ignorable="w14 w15 w16se w16cid w16 w16cex w16sdtdh w16sdtfl w16du wp14">
+  <w:p>
+    <w:pPr>
+      <w:pStyle w:val="Footer"/>
+    </w:pPr>
+  </w:p>
+</w:ftr>
+</file>
+
+<file path=word/footnotes.xml><?xml version="1.0" encoding="utf-8"?>
+<w:footnotes xmlns:wpc="http://schemas.microsoft.com/office/word/2010/wordprocessingCanvas" xmlns:cx="http://schemas.microsoft.com/office/drawing/2014/chartex" xmlns:cx1="http://schemas.microsoft.com/office/drawing/2015/9/8/chartex" xmlns:cx2="http://schemas.microsoft.com/office/drawing/2015/10/21/chartex" xmlns:cx3="http://schemas.microsoft.com/office/drawing/2016/5/9/chartex" xmlns:cx4="http://schemas.microsoft.com/office/drawing/2016/5/10/chartex" xmlns:cx5="http://schemas.microsoft.com/office/drawing/2016/5/11/chartex" xmlns:cx6="http://schemas.microsoft.com/office/drawing/2016/5/12/chartex" xmlns:cx7="http://schemas.microsoft.com/office/drawing/2016/5/13/chartex" xmlns:cx8="http://schemas.microsoft.com/office/drawing/2016/5/14/chartex" xmlns:mc="http://schemas.openxmlformats.org/markup-compatibility/2006" xmlns:m="http://schemas.openxmlformats.org/officeDocument/2006/math" xmlns:aink="http://schemas.microsoft.com/office/drawing/2016/ink" xmlns:am3d="http://schemas.microsoft.com/office/drawing/2017/model3d" xmlns:oel="http://schemas.microsoft.com/office/2019/extlst" xmlns:r="http://schemas.openxmlformats.org/officeDocument/2006/relationships" xmlns:wp14="http://schemas.microsoft.com/office/word/2010/wordprocessingDrawing" xmlns:wp="http://schemas.openxmlformats.org/drawingml/2006/wordprocessingDrawing" xmlns:wpg="http://schemas.microsoft.com/office/word/2010/wordprocessingGroup" xmlns:wpi="http://schemas.microsoft.com/office/word/2010/wordprocessingInk" xmlns:wps="http://schemas.microsoft.com/office/word/2010/wordprocessingShape" xmlns:o="urn:schemas-microsoft-com:office:office" xmlns:v="urn:schemas-microsoft-com:vml" xmlns:w10="urn:schemas-microsoft-com:office:word" xmlns:w="http://schemas.openxmlformats.org/wordprocessingml/2006/main" xmlns:w14="http://schemas.microsoft.com/office/word/2010/wordml" xmlns:w15="http://schemas.microsoft.com/office/word/2012/wordml" xmlns:w16cex="http://schemas.microsoft.com/office/word/2018/wordml/cex" xmlns:w16cid="http://schemas.microsoft.com/office/word/2016/wordml/cid" xmlns:w16="http://schemas.microsoft.com/office/word/2018/wordml" xmlns:w16sdtdh="http://schemas.microsoft.com/office/word/2020/wordml/sdtdatahash" xmlns:w16sdtfl="http://schemas.microsoft.com/office/word/2024/wordml/sdtformatlock" xmlns:w16se="http://schemas.microsoft.com/office/word/2015/wordml/symex" xmlns:w16du="http://schemas.microsoft.com/office/word/2023/wordml/word16du" xmlns:wne="http://schemas.microsoft.com/office/word/2006/wordml" mc:Ignorable="w14 w15 w16se w16cid w16 w16cex w16sdtdh w16sdtfl w16du wp14">
+  <w:footnote w:type="separator" w:id="-1">
+    <w:p>
+      <w:pPr>
+        <w:spacing w:after="0" w:line="240" w:lineRule="auto"/>
+      </w:pPr>
+      <w:r>
+        <w:separator/>
+      </w:r>
+    </w:p>
+  </w:footnote>
+  <w:footnote w:type="continuationSeparator" w:id="0">
+    <w:p>
+      <w:pPr>
+        <w:spacing w:after="0" w:line="240" w:lineRule="auto"/>
+      </w:pPr>
+      <w:r>
+        <w:continuationSeparator/>
+      </w:r>
+    </w:p>
+  </w:footnote>
+</w:footnotes>
+</file>
+
+<file path=word/header1.xml><?xml version="1.0" encoding="utf-8"?>
+<w:hdr xmlns:wpc="http://schemas.microsoft.com/office/word/2010/wordprocessingCanvas" xmlns:cx="http://schemas.microsoft.com/office/drawing/2014/chartex" xmlns:cx1="http://schemas.microsoft.com/office/drawing/2015/9/8/chartex" xmlns:cx2="http://schemas.microsoft.com/office/drawing/2015/10/21/chartex" xmlns:cx3="http://schemas.microsoft.com/office/drawing/2016/5/9/chartex" xmlns:cx4="http://schemas.microsoft.com/office/drawing/2016/5/10/chartex" xmlns:cx5="http://schemas.microsoft.com/office/drawing/2016/5/11/chartex" xmlns:cx6="http://schemas.microsoft.com/office/drawing/2016/5/12/chartex" xmlns:cx7="http://schemas.microsoft.com/office/drawing/2016/5/13/chartex" xmlns:cx8="http://schemas.microsoft.com/office/drawing/2016/5/14/chartex" xmlns:mc="http://schemas.openxmlformats.org/markup-compatibility/2006" xmlns:m="http://schemas.openxmlformats.org/officeDocument/2006/math" xmlns:aink="http://schemas.microsoft.com/office/drawing/2016/ink" xmlns:am3d="http://schemas.microsoft.com/office/drawing/2017/model3d" xmlns:oel="http://schemas.microsoft.com/office/2019/extlst" xmlns:r="http://schemas.openxmlformats.org/officeDocument/2006/relationships" xmlns:wp14="http://schemas.microsoft.com/office/word/2010/wordprocessingDrawing" xmlns:wp="http://schemas.openxmlformats.org/drawingml/2006/wordprocessingDrawing" xmlns:wpg="http://schemas.microsoft.com/office/word/2010/wordprocessingGroup" xmlns:wpi="http://schemas.microsoft.com/office/word/2010/wordprocessingInk" xmlns:wps="http://schemas.microsoft.com/office/word/2010/wordprocessingShape" xmlns:o="urn:schemas-microsoft-com:office:office" xmlns:v="urn:schemas-microsoft-com:vml" xmlns:w10="urn:schemas-microsoft-com:office:word" xmlns:w="http://schemas.openxmlformats.org/wordprocessingml/2006/main" xmlns:w14="http://schemas.microsoft.com/office/word/2010/wordml" xmlns:w15="http://schemas.microsoft.com/office/word/2012/wordml" xmlns:w16cex="http://schemas.microsoft.com/office/word/2018/wordml/cex" xmlns:w16cid="http://schemas.microsoft.com/office/word/2016/wordml/cid" xmlns:w16="http://schemas.microsoft.com/office/word/2018/wordml" xmlns:w16sdtdh="http://schemas.microsoft.com/office/word/2020/wordml/sdtdatahash" xmlns:w16sdtfl="http://schemas.microsoft.com/office/word/2024/wordml/sdtformatlock" xmlns:w16se="http://schemas.microsoft.com/office/word/2015/wordml/symex" xmlns:w16du="http://schemas.microsoft.com/office/word/2023/wordml/word16du" xmlns:wne="http://schemas.microsoft.com/office/word/2006/wordml" mc:Ignorable="w14 w15 w16se w16cid w16 w16cex w16sdtdh w16sdtfl w16du wp14">
+  <w:p>
+    <w:pPr>
+      <w:pStyle w:val="Header"/>
+    </w:pPr>
+  </w:p>
+  <w:tbl>
+    <w:tblPr>
+      <w:tblStyle w:val="TableGrid"/>
+      <w:tblW w:w="10343" w:type="dxa"/>
+      <w:tblLayout w:type="fixed"/>
+      <w:tblLook w:val="04A0" w:firstRow="1" w:lastRow="0" w:firstColumn="1" w:lastColumn="0" w:noHBand="0" w:noVBand="1"/>
+    </w:tblPr>
+    <w:tblGrid>
+      <w:gridCol w:w="736"/>
+      <w:gridCol w:w="656"/>
+      <w:gridCol w:w="716"/>
+      <w:gridCol w:w="676"/>
+      <w:gridCol w:w="614"/>
+      <w:gridCol w:w="636"/>
+      <w:gridCol w:w="656"/>
+      <w:gridCol w:w="1116"/>
+      <w:gridCol w:w="1135"/>
+      <w:gridCol w:w="2201"/>
+      <w:gridCol w:w="1201"/>
+    </w:tblGrid>
+    <w:tr>
+      <w:tc>
+        <w:tcPr>
+          <w:tcW w:w="4690" w:type="dxa"/>
+          <w:gridSpan w:val="7"/>
+          <w:tcBorders>
+            <w:top w:val="nil"/>
+            <w:left w:val="nil"/>
+            <w:bottom w:val="single" w:sz="24" w:space="0" w:color="083050"/>
+            <w:right w:val="nil"/>
+          </w:tcBorders>
+          <w:vAlign w:val="center"/>
+        </w:tcPr>
+        <w:p>
+          <w:pPr>
+            <w:spacing w:after="0" w:line="240" w:lineRule="auto"/>
+            <w:jc w:val="center"/>
+            <w:rPr>
+              <w:rFonts w:ascii="Outfit Black" w:hAnsi="Outfit Black"/>
+              <w:b/>
+              <w:bCs/>
+              <w:color w:val="215E99" w:themeColor="text2" w:themeTint="BF"/>
+              <w:sz w:val="36"/>
+              <w:szCs w:val="36"/>
+            </w:rPr>
+          </w:pPr>
+          <w:r>
+            <w:rPr>
+              <w:rFonts w:ascii="Outfit Black" w:eastAsia="Aptos" w:hAnsi="Outfit Black"/>
+              <w:b/>
+              <w:bCs/>
+              <w:color w:val="215E99" w:themeColor="text2" w:themeTint="BF"/>
+              <w:sz w:val="36"/>
+              <w:szCs w:val="36"/>
+            </w:rPr>
+            <w:t>19 TUESDAY</w:t>
+          </w:r>
+        </w:p>
+      </w:tc>
+      <w:tc>
+        <w:tcPr>
+          <w:tcW w:w="1116" w:type="dxa"/>
+          <w:tcBorders>
+            <w:top w:val="nil"/>
+            <w:left w:val="nil"/>
+            <w:bottom w:val="single" w:sz="24" w:space="0" w:color="083050"/>
+            <w:right w:val="nil"/>
+          </w:tcBorders>
+          <w:vAlign w:val="center"/>
+        </w:tcPr>
+        <w:p>
+          <w:pPr>
+            <w:spacing w:after="0" w:line="240" w:lineRule="auto"/>
+            <w:jc w:val="center"/>
+            <w:rPr>
+              <w:rFonts w:ascii="Outfit" w:hAnsi="Outfit"/>
+              <w:color w:val="215E99" w:themeColor="text2" w:themeTint="BF"/>
+            </w:rPr>
+          </w:pPr>
+        </w:p>
+      </w:tc>
+      <w:tc>
+        <w:tcPr>
+          <w:tcW w:w="1135" w:type="dxa"/>
+          <w:tcBorders>
+            <w:top w:val="nil"/>
+            <w:left w:val="nil"/>
+            <w:bottom w:val="single" w:sz="24" w:space="0" w:color="083050"/>
+            <w:right w:val="nil"/>
+          </w:tcBorders>
+          <w:vAlign w:val="center"/>
+        </w:tcPr>
+        <w:p>
+          <w:pPr>
+            <w:spacing w:after="0" w:line="240" w:lineRule="auto"/>
+            <w:jc w:val="center"/>
+            <w:rPr>
+              <w:rFonts w:ascii="Outfit" w:hAnsi="Outfit"/>
+              <w:b/>
+              <w:bCs/>
+              <w:color w:val="215E99" w:themeColor="text2" w:themeTint="BF"/>
+              <w:sz w:val="28"/>
+              <w:szCs w:val="28"/>
+            </w:rPr>
+          </w:pPr>
+          <w:r>
+            <w:rPr>
+              <w:rFonts w:ascii="Outfit" w:eastAsia="Aptos" w:hAnsi="Outfit"/>
+              <w:b/>
+              <w:bCs/>
+              <w:color w:val="215E99" w:themeColor="text2" w:themeTint="BF"/>
+              <w:sz w:val="28"/>
+              <w:szCs w:val="28"/>
+            </w:rPr>
+            <w:t>CW 21</w:t>
+          </w:r>
+        </w:p>
+      </w:tc>
+      <w:tc>
+        <w:tcPr>
+          <w:tcW w:w="2201" w:type="dxa"/>
+          <w:tcBorders>
+            <w:top w:val="nil"/>
+            <w:left w:val="nil"/>
+            <w:bottom w:val="single" w:sz="24" w:space="0" w:color="083050"/>
+            <w:right w:val="nil"/>
+          </w:tcBorders>
+          <w:vAlign w:val="center"/>
+        </w:tcPr>
+        <w:p>
+          <w:pPr>
+            <w:spacing w:after="0" w:line="240" w:lineRule="auto"/>
+            <w:jc w:val="center"/>
+            <w:rPr>
+              <w:rFonts w:ascii="Outfit" w:hAnsi="Outfit"/>
+              <w:b/>
+              <w:bCs/>
+              <w:color w:val="215E99" w:themeColor="text2" w:themeTint="BF"/>
+              <w:sz w:val="28"/>
+              <w:szCs w:val="28"/>
+            </w:rPr>
+          </w:pPr>
+          <w:r>
+            <w:rPr>
+              <w:rFonts w:ascii="Outfit" w:eastAsia="Aptos" w:hAnsi="Outfit"/>
+              <w:b/>
+              <w:bCs/>
+              <w:color w:val="215E99" w:themeColor="text2" w:themeTint="BF"/>
+              <w:sz w:val="28"/>
+              <w:szCs w:val="28"/>
+            </w:rPr>
+            <w:t>MAY</w:t>
+          </w:r>
+        </w:p>
+      </w:tc>
+      <w:tc>
+        <w:tcPr>
+          <w:tcW w:w="1201" w:type="dxa"/>
+          <w:tcBorders>
+            <w:top w:val="nil"/>
+            <w:left w:val="nil"/>
+            <w:bottom w:val="single" w:sz="24" w:space="0" w:color="083050"/>
+            <w:right w:val="nil"/>
+          </w:tcBorders>
+          <w:vAlign w:val="center"/>
+        </w:tcPr>
+        <w:p>
+          <w:pPr>
+            <w:spacing w:after="0" w:line="240" w:lineRule="auto"/>
+            <w:jc w:val="center"/>
+            <w:rPr>
+              <w:rFonts w:ascii="Outfit" w:hAnsi="Outfit"/>
+              <w:b/>
+              <w:bCs/>
+              <w:color w:val="215E99" w:themeColor="text2" w:themeTint="BF"/>
+              <w:sz w:val="28"/>
+              <w:szCs w:val="28"/>
+            </w:rPr>
+          </w:pPr>
+          <w:r>
+            <w:rPr>
+              <w:rFonts w:ascii="Outfit" w:eastAsia="Aptos" w:hAnsi="Outfit"/>
+              <w:b/>
+              <w:bCs/>
+              <w:color w:val="215E99" w:themeColor="text2" w:themeTint="BF"/>
+              <w:sz w:val="28"/>
+              <w:szCs w:val="28"/>
+            </w:rPr>
+            <w:t>2026</w:t>
+          </w:r>
+        </w:p>
+      </w:tc>
+    </w:tr>
+    <w:tr>
+      <w:tc>
+        <w:tcPr>
+          <w:tcW w:w="736" w:type="dxa"/>
+          <w:tcBorders>
+            <w:top w:val="single" w:sz="24" w:space="0" w:color="083050"/>
+            <w:left w:val="nil"/>
+            <w:bottom w:val="nil"/>
+            <w:right w:val="nil"/>
+          </w:tcBorders>
+          <w:shd w:val="clear" w:color="auto" w:fill="E6E6E6"/>
+          <w:vAlign w:val="center"/>
+        </w:tcPr>
+        <w:p>
+          <w:pPr>
+            <w:spacing w:after="0" w:line="240" w:lineRule="auto"/>
+            <w:jc w:val="center"/>
+            <w:rPr>
+              <w:rFonts w:ascii="Outfit" w:hAnsi="Outfit"/>
+              <w:sz w:val="20"/>
+              <w:szCs w:val="20"/>
+            </w:rPr>
+          </w:pPr>
+          <w:r>
+            <w:rPr>
+              <w:rFonts w:ascii="Outfit" w:eastAsia="Aptos" w:hAnsi="Outfit"/>
+              <w:sz w:val="20"/>
+              <w:szCs w:val="20"/>
+            </w:rPr>
+            <w:t>MON</w:t>
+          </w:r>
+        </w:p>
+      </w:tc>
+      <w:tc>
+        <w:tcPr>
+          <w:tcW w:w="656" w:type="dxa"/>
+          <w:tcBorders>
+            <w:top w:val="single" w:sz="24" w:space="0" w:color="083050"/>
+            <w:left w:val="nil"/>
+            <w:bottom w:val="nil"/>
+            <w:right w:val="nil"/>
+          </w:tcBorders>
+          <w:shd w:val="clear" w:color="auto" w:fill="E6E6E6"/>
+          <w:vAlign w:val="center"/>
+        </w:tcPr>
+        <w:p>
+          <w:pPr>
+            <w:spacing w:after="0" w:line="240" w:lineRule="auto"/>
+            <w:jc w:val="center"/>
+            <w:rPr>
+              <w:rFonts w:ascii="Outfit" w:hAnsi="Outfit"/>
+              <w:sz w:val="20"/>
+              <w:szCs w:val="20"/>
+            </w:rPr>
+          </w:pPr>
+          <w:r>
+            <w:rPr>
+              <w:rFonts w:ascii="Outfit" w:eastAsia="Aptos" w:hAnsi="Outfit"/>
+              <w:sz w:val="20"/>
+              <w:szCs w:val="20"/>
+            </w:rPr>
+            <w:t>TUE</w:t>
+          </w:r>
+        </w:p>
+      </w:tc>
+      <w:tc>
+        <w:tcPr>
+          <w:tcW w:w="716" w:type="dxa"/>
+          <w:tcBorders>
+            <w:top w:val="single" w:sz="24" w:space="0" w:color="083050"/>
+            <w:left w:val="nil"/>
+            <w:bottom w:val="nil"/>
+            <w:right w:val="nil"/>
+          </w:tcBorders>
+          <w:shd w:val="clear" w:color="auto" w:fill="E6E6E6"/>
+          <w:vAlign w:val="center"/>
+        </w:tcPr>
+        <w:p>
+          <w:pPr>
+            <w:spacing w:after="0" w:line="240" w:lineRule="auto"/>
+            <w:jc w:val="center"/>
+            <w:rPr>
+              <w:rFonts w:ascii="Outfit" w:hAnsi="Outfit"/>
+              <w:sz w:val="20"/>
+              <w:szCs w:val="20"/>
+            </w:rPr>
+          </w:pPr>
+          <w:r>
+            <w:rPr>
+              <w:rFonts w:ascii="Outfit" w:eastAsia="Aptos" w:hAnsi="Outfit"/>
+              <w:sz w:val="20"/>
+              <w:szCs w:val="20"/>
+            </w:rPr>
+            <w:t>WED</w:t>
+          </w:r>
+        </w:p>
+      </w:tc>
+      <w:tc>
+        <w:tcPr>
+          <w:tcW w:w="676" w:type="dxa"/>
+          <w:tcBorders>
+            <w:top w:val="single" w:sz="24" w:space="0" w:color="083050"/>
+            <w:left w:val="nil"/>
+            <w:bottom w:val="nil"/>
+            <w:right w:val="nil"/>
+          </w:tcBorders>
+          <w:shd w:val="clear" w:color="auto" w:fill="E6E6E6"/>
+          <w:vAlign w:val="center"/>
+        </w:tcPr>
+        <w:p>
+          <w:pPr>
+            <w:spacing w:after="0" w:line="240" w:lineRule="auto"/>
+            <w:jc w:val="center"/>
+            <w:rPr>
+              <w:rFonts w:ascii="Outfit" w:hAnsi="Outfit"/>
+              <w:sz w:val="20"/>
+              <w:szCs w:val="20"/>
+            </w:rPr>
+          </w:pPr>
+          <w:r>
+            <w:rPr>
+              <w:rFonts w:ascii="Outfit" w:eastAsia="Aptos" w:hAnsi="Outfit"/>
+              <w:sz w:val="20"/>
+              <w:szCs w:val="20"/>
+            </w:rPr>
+            <w:t>THU</w:t>
+          </w:r>
+        </w:p>
+      </w:tc>
+      <w:tc>
+        <w:tcPr>
+          <w:tcW w:w="614" w:type="dxa"/>
+          <w:tcBorders>
+            <w:top w:val="single" w:sz="24" w:space="0" w:color="083050"/>
+            <w:left w:val="nil"/>
+            <w:bottom w:val="nil"/>
+            <w:right w:val="nil"/>
+          </w:tcBorders>
+          <w:shd w:val="clear" w:color="auto" w:fill="E6E6E6"/>
+          <w:vAlign w:val="center"/>
+        </w:tcPr>
+        <w:p>
+          <w:pPr>
+            <w:spacing w:after="0" w:line="240" w:lineRule="auto"/>
+            <w:jc w:val="center"/>
+            <w:rPr>
+              <w:rFonts w:ascii="Outfit" w:hAnsi="Outfit"/>
+              <w:sz w:val="20"/>
+              <w:szCs w:val="20"/>
+            </w:rPr>
+          </w:pPr>
+          <w:r>
+            <w:rPr>
+              <w:rFonts w:ascii="Outfit" w:eastAsia="Aptos" w:hAnsi="Outfit"/>
+              <w:sz w:val="20"/>
+              <w:szCs w:val="20"/>
+            </w:rPr>
+            <w:t>FRI</w:t>
+          </w:r>
+        </w:p>
+      </w:tc>
+      <w:tc>
+        <w:tcPr>
+          <w:tcW w:w="636" w:type="dxa"/>
+          <w:tcBorders>
+            <w:top w:val="single" w:sz="24" w:space="0" w:color="083050"/>
+            <w:left w:val="nil"/>
+            <w:bottom w:val="nil"/>
+            <w:right w:val="nil"/>
+          </w:tcBorders>
+          <w:shd w:val="clear" w:color="auto" w:fill="E6E6E6"/>
+          <w:vAlign w:val="center"/>
+        </w:tcPr>
+        <w:p>
+          <w:pPr>
+            <w:spacing w:after="0" w:line="240" w:lineRule="auto"/>
+            <w:jc w:val="center"/>
+            <w:rPr>
+              <w:rFonts w:ascii="Outfit" w:hAnsi="Outfit"/>
+              <w:color w:val="EE0000"/>
+              <w:sz w:val="20"/>
+              <w:szCs w:val="20"/>
+            </w:rPr>
+          </w:pPr>
+          <w:r>
+            <w:rPr>
+              <w:rFonts w:ascii="Outfit" w:eastAsia="Aptos" w:hAnsi="Outfit"/>
+              <w:color w:val="EE0000"/>
+              <w:sz w:val="20"/>
+              <w:szCs w:val="20"/>
+            </w:rPr>
+            <w:t>SAT</w:t>
+          </w:r>
+        </w:p>
+      </w:tc>
+      <w:tc>
+        <w:tcPr>
+          <w:tcW w:w="656" w:type="dxa"/>
+          <w:tcBorders>
+            <w:top w:val="single" w:sz="24" w:space="0" w:color="083050"/>
+            <w:left w:val="nil"/>
+            <w:bottom w:val="nil"/>
+            <w:right w:val="nil"/>
+          </w:tcBorders>
+          <w:shd w:val="clear" w:color="auto" w:fill="E6E6E6"/>
+          <w:vAlign w:val="center"/>
+        </w:tcPr>
+        <w:p>
+          <w:pPr>
+            <w:spacing w:after="0" w:line="240" w:lineRule="auto"/>
+            <w:jc w:val="center"/>
+            <w:rPr>
+              <w:rFonts w:ascii="Outfit" w:hAnsi="Outfit"/>
+              <w:color w:val="EE0000"/>
+              <w:sz w:val="20"/>
+              <w:szCs w:val="20"/>
+            </w:rPr>
+          </w:pPr>
+          <w:r>
+            <w:rPr>
+              <w:rFonts w:ascii="Outfit" w:eastAsia="Aptos" w:hAnsi="Outfit"/>
+              <w:color w:val="EE0000"/>
+              <w:sz w:val="20"/>
+              <w:szCs w:val="20"/>
+            </w:rPr>
+            <w:t>SUN</w:t>
+          </w:r>
+        </w:p>
+      </w:tc>
+      <w:tc>
+        <w:tcPr>
+          <w:tcW w:w="1116" w:type="dxa"/>
+          <w:tcBorders>
+            <w:top w:val="single" w:sz="24" w:space="0" w:color="083050"/>
+            <w:left w:val="nil"/>
+            <w:bottom w:val="nil"/>
+            <w:right w:val="nil"/>
+          </w:tcBorders>
+          <w:shd w:val="clear" w:color="auto" w:fill="E6E6E6"/>
+          <w:vAlign w:val="center"/>
+        </w:tcPr>
+        <w:p>
+          <w:pPr>
+            <w:spacing w:after="0" w:line="240" w:lineRule="auto"/>
+            <w:jc w:val="center"/>
+            <w:rPr>
+              <w:rFonts w:ascii="Outfit" w:hAnsi="Outfit"/>
+            </w:rPr>
+          </w:pPr>
+        </w:p>
+      </w:tc>
+      <w:tc>
+        <w:tcPr>
+          <w:tcW w:w="4537" w:type="dxa"/>
+          <w:gridSpan w:val="3"/>
+          <w:vMerge w:val="restart"/>
+          <w:tcBorders>
+            <w:top w:val="single" w:sz="24" w:space="0" w:color="083050"/>
+            <w:left w:val="nil"/>
+            <w:bottom w:val="single" w:sz="24" w:space="0" w:color="083050"/>
+            <w:right w:val="nil"/>
+          </w:tcBorders>
+          <w:shd w:val="clear" w:color="auto" w:fill="E6E6E6"/>
+          <w:vAlign w:val="center"/>
+        </w:tcPr>
+        <w:p>
+          <w:pPr>
+            <w:pStyle w:val="ListParagraph"/>
+            <w:spacing w:after="0" w:line="240" w:lineRule="auto"/>
+            <w:jc w:val="center"/>
+            <w:rPr>
+              <w:rFonts w:ascii="Outfit" w:hAnsi="Outfit"/>
+              <w:sz w:val="16"/>
+              <w:szCs w:val="16"/>
+            </w:rPr>
+          </w:pPr>
+          <w:r>
+            <w:rPr>
+              <w:rFonts w:ascii="Outfit" w:hAnsi="Outfit"/>
+              <w:sz w:val="16"/>
+              <w:szCs w:val="16"/>
+              <w:u w:val="single"/>
+            </w:rPr>
+            <w:t>&lt;&lt; Overview</w:t>
+          </w:r>
+          <w:r>
+            <w:rPr>
+              <w:rFonts w:ascii="Outfit" w:hAnsi="Outfit"/>
+              <w:sz w:val="16"/>
+              <w:szCs w:val="16"/>
+            </w:rPr>
+            <w:t xml:space="preserve">                     </w:t>
+          </w:r>
+          <w:r>
+            <w:rPr>
+              <w:rFonts w:ascii="Outfit" w:hAnsi="Outfit"/>
+              <w:sz w:val="16"/>
+              <w:szCs w:val="16"/>
+            </w:rPr>
+            <w:t xml:space="preserve">          </w:t>
+          </w:r>
+          <w:r>
+            <w:rPr>
+              <w:rFonts w:ascii="Outfit" w:hAnsi="Outfit"/>
+              <w:sz w:val="16"/>
+              <w:szCs w:val="16"/>
+            </w:rPr>
+            <w:t xml:space="preserve">               </w:t>
+          </w:r>
+          <w:r>
+            <w:rPr>
+              <w:rFonts w:ascii="Outfit" w:hAnsi="Outfit"/>
+              <w:sz w:val="16"/>
+              <w:szCs w:val="16"/>
+              <w:u w:val="single"/>
+            </w:rPr>
+            <w:t>Notes &gt;&gt;</w:t>
+          </w:r>
+        </w:p>
+      </w:tc>
+    </w:tr>
+    <w:tr>
+      <w:tc>
+        <w:tcPr>
+          <w:tcW w:w="736" w:type="dxa"/>
+          <w:tcBorders>
+            <w:top w:val="nil"/>
+            <w:left w:val="nil"/>
+            <w:bottom w:val="single" w:sz="24" w:space="0" w:color="083050"/>
+            <w:right w:val="nil"/>
+          </w:tcBorders>
+          <w:shd w:val="clear" w:color="auto" w:fill="E6E6E6"/>
+          <w:vAlign w:val="center"/>
+        </w:tcPr>
+        <w:p>
+          <w:pPr>
+            <w:spacing w:after="0" w:line="240" w:lineRule="auto"/>
+            <w:jc w:val="center"/>
+            <w:rPr>
+              <w:rFonts w:ascii="Outfit" w:hAnsi="Outfit"/>
+              <w:sz w:val="20"/>
+              <w:szCs w:val="20"/>
+            </w:rPr>
+          </w:pPr>
+          <w:r>
+            <w:rPr>
+              <w:rFonts w:ascii="Outfit" w:eastAsia="Aptos" w:hAnsi="Outfit"/>
+              <w:sz w:val="20"/>
+              <w:szCs w:val="20"/>
+            </w:rPr>
+            <w:t>18</w:t>
+          </w:r>
+        </w:p>
+      </w:tc>
+      <w:tc>
+        <w:tcPr>
+          <w:tcW w:w="656" w:type="dxa"/>
+          <w:tcBorders>
+            <w:top w:val="nil"/>
+            <w:left w:val="nil"/>
+            <w:bottom w:val="single" w:sz="24" w:space="0" w:color="083050"/>
+            <w:right w:val="nil"/>
+          </w:tcBorders>
+          <w:shd w:val="clear" w:color="auto" w:fill="E6E6E6"/>
+          <w:vAlign w:val="center"/>
+        </w:tcPr>
+        <w:p>
+          <w:pPr>
+            <w:spacing w:after="0" w:line="240" w:lineRule="auto"/>
+            <w:jc w:val="center"/>
+            <w:rPr>
+              <w:rFonts w:ascii="Outfit" w:hAnsi="Outfit"/>
+              <w:sz w:val="20"/>
+              <w:szCs w:val="20"/>
+            </w:rPr>
+          </w:pPr>
+          <w:r>
+            <w:rPr>
+              <w:rFonts w:ascii="Outfit" w:eastAsia="Aptos" w:hAnsi="Outfit"/>
+              <w:sz w:val="20"/>
+              <w:szCs w:val="20"/>
+            </w:rPr>
+            <w:t>19</w:t>
+          </w:r>
+        </w:p>
+      </w:tc>
+      <w:tc>
+        <w:tcPr>
+          <w:tcW w:w="716" w:type="dxa"/>
+          <w:tcBorders>
+            <w:top w:val="nil"/>
+            <w:left w:val="nil"/>
+            <w:bottom w:val="single" w:sz="24" w:space="0" w:color="083050"/>
+            <w:right w:val="nil"/>
+          </w:tcBorders>
+          <w:shd w:val="clear" w:color="auto" w:fill="E6E6E6"/>
+          <w:vAlign w:val="center"/>
+        </w:tcPr>
+        <w:p>
+          <w:pPr>
+            <w:spacing w:after="0" w:line="240" w:lineRule="auto"/>
+            <w:jc w:val="center"/>
+            <w:rPr>
+              <w:rFonts w:ascii="Outfit" w:hAnsi="Outfit"/>
+              <w:sz w:val="20"/>
+              <w:szCs w:val="20"/>
+            </w:rPr>
+          </w:pPr>
+          <w:r>
+            <w:rPr>
+              <w:rFonts w:ascii="Outfit" w:eastAsia="Aptos" w:hAnsi="Outfit"/>
+              <w:sz w:val="20"/>
+              <w:szCs w:val="20"/>
+            </w:rPr>
+            <w:t>20</w:t>
+          </w:r>
+        </w:p>
+      </w:tc>
+      <w:tc>
+        <w:tcPr>
+          <w:tcW w:w="676" w:type="dxa"/>
+          <w:tcBorders>
+            <w:top w:val="nil"/>
+            <w:left w:val="nil"/>
+            <w:bottom w:val="single" w:sz="24" w:space="0" w:color="083050"/>
+            <w:right w:val="nil"/>
+          </w:tcBorders>
+          <w:shd w:val="clear" w:color="auto" w:fill="E6E6E6"/>
+          <w:vAlign w:val="center"/>
+        </w:tcPr>
+        <w:p>
+          <w:pPr>
+            <w:spacing w:after="0" w:line="240" w:lineRule="auto"/>
+            <w:jc w:val="center"/>
+            <w:rPr>
+              <w:rFonts w:ascii="Outfit" w:hAnsi="Outfit"/>
+              <w:sz w:val="20"/>
+              <w:szCs w:val="20"/>
+            </w:rPr>
+          </w:pPr>
+          <w:r>
+            <w:rPr>
+              <w:rFonts w:ascii="Outfit" w:eastAsia="Aptos" w:hAnsi="Outfit"/>
+              <w:sz w:val="20"/>
+              <w:szCs w:val="20"/>
+            </w:rPr>
+            <w:t>21</w:t>
+          </w:r>
+        </w:p>
+      </w:tc>
+      <w:tc>
+        <w:tcPr>
+          <w:tcW w:w="614" w:type="dxa"/>
+          <w:tcBorders>
+            <w:top w:val="nil"/>
+            <w:left w:val="nil"/>
+            <w:bottom w:val="single" w:sz="24" w:space="0" w:color="083050"/>
+            <w:right w:val="nil"/>
+          </w:tcBorders>
+          <w:shd w:val="clear" w:color="auto" w:fill="E6E6E6"/>
+          <w:vAlign w:val="center"/>
+        </w:tcPr>
+        <w:p>
+          <w:pPr>
+            <w:spacing w:after="0" w:line="240" w:lineRule="auto"/>
+            <w:jc w:val="center"/>
+            <w:rPr>
+              <w:rFonts w:ascii="Outfit" w:hAnsi="Outfit"/>
+              <w:sz w:val="20"/>
+              <w:szCs w:val="20"/>
+            </w:rPr>
+          </w:pPr>
+          <w:r>
+            <w:rPr>
+              <w:rFonts w:ascii="Outfit" w:eastAsia="Aptos" w:hAnsi="Outfit"/>
+              <w:sz w:val="20"/>
+              <w:szCs w:val="20"/>
+            </w:rPr>
+            <w:t>22</w:t>
+          </w:r>
+        </w:p>
+      </w:tc>
+      <w:tc>
+        <w:tcPr>
+          <w:tcW w:w="636" w:type="dxa"/>
+          <w:tcBorders>
+            <w:top w:val="nil"/>
+            <w:left w:val="nil"/>
+            <w:bottom w:val="single" w:sz="24" w:space="0" w:color="083050"/>
+            <w:right w:val="nil"/>
+          </w:tcBorders>
+          <w:shd w:val="clear" w:color="auto" w:fill="E6E6E6"/>
+          <w:vAlign w:val="center"/>
+        </w:tcPr>
+        <w:p>
+          <w:pPr>
+            <w:spacing w:after="0" w:line="240" w:lineRule="auto"/>
+            <w:jc w:val="center"/>
+            <w:rPr>
+              <w:rFonts w:ascii="Outfit" w:hAnsi="Outfit"/>
+              <w:color w:val="EE0000"/>
+              <w:sz w:val="20"/>
+              <w:szCs w:val="20"/>
+            </w:rPr>
+          </w:pPr>
+          <w:r>
+            <w:rPr>
+              <w:rFonts w:ascii="Outfit" w:eastAsia="Aptos" w:hAnsi="Outfit"/>
+              <w:color w:val="EE0000"/>
+              <w:sz w:val="20"/>
+              <w:szCs w:val="20"/>
+            </w:rPr>
+            <w:t>23</w:t>
+          </w:r>
+        </w:p>
+      </w:tc>
+      <w:tc>
+        <w:tcPr>
+          <w:tcW w:w="656" w:type="dxa"/>
+          <w:tcBorders>
+            <w:top w:val="nil"/>
+            <w:left w:val="nil"/>
+            <w:bottom w:val="single" w:sz="24" w:space="0" w:color="083050"/>
+            <w:right w:val="nil"/>
+          </w:tcBorders>
+          <w:shd w:val="clear" w:color="auto" w:fill="E6E6E6"/>
+          <w:vAlign w:val="center"/>
+        </w:tcPr>
+        <w:p>
+          <w:pPr>
+            <w:spacing w:after="0" w:line="240" w:lineRule="auto"/>
+            <w:jc w:val="center"/>
+            <w:rPr>
+              <w:rFonts w:ascii="Outfit" w:hAnsi="Outfit"/>
+              <w:color w:val="EE0000"/>
+              <w:sz w:val="20"/>
+              <w:szCs w:val="20"/>
+            </w:rPr>
+          </w:pPr>
+          <w:r>
+            <w:rPr>
+              <w:rFonts w:ascii="Outfit" w:eastAsia="Aptos" w:hAnsi="Outfit"/>
+              <w:color w:val="EE0000"/>
+              <w:sz w:val="20"/>
+              <w:szCs w:val="20"/>
+            </w:rPr>
+            <w:t>24</w:t>
+          </w:r>
+        </w:p>
+      </w:tc>
+      <w:tc>
+        <w:tcPr>
+          <w:tcW w:w="1116" w:type="dxa"/>
+          <w:tcBorders>
+            <w:top w:val="nil"/>
+            <w:left w:val="nil"/>
+            <w:bottom w:val="single" w:sz="24" w:space="0" w:color="083050"/>
+            <w:right w:val="nil"/>
+          </w:tcBorders>
+          <w:shd w:val="clear" w:color="auto" w:fill="E6E6E6"/>
+          <w:vAlign w:val="center"/>
+        </w:tcPr>
+        <w:p>
+          <w:pPr>
+            <w:spacing w:after="0" w:line="240" w:lineRule="auto"/>
+            <w:jc w:val="center"/>
+            <w:rPr>
+              <w:rFonts w:ascii="Outfit" w:hAnsi="Outfit"/>
+            </w:rPr>
+          </w:pPr>
+        </w:p>
+      </w:tc>
+      <w:tc>
+        <w:tcPr>
+          <w:tcW w:w="4537" w:type="dxa"/>
+          <w:gridSpan w:val="3"/>
+          <w:vMerge/>
+          <w:tcBorders>
+            <w:top w:val="nil"/>
+            <w:left w:val="nil"/>
+            <w:bottom w:val="single" w:sz="24" w:space="0" w:color="083050"/>
+            <w:right w:val="nil"/>
+          </w:tcBorders>
+          <w:shd w:val="clear" w:color="auto" w:fill="E6E6E6"/>
+          <w:vAlign w:val="center"/>
+        </w:tcPr>
+        <w:p>
+          <w:pPr>
+            <w:spacing w:after="0" w:line="240" w:lineRule="auto"/>
+            <w:jc w:val="center"/>
+            <w:rPr>
+              <w:rFonts w:ascii="Outfit" w:hAnsi="Outfit"/>
+            </w:rPr>
+          </w:pPr>
+        </w:p>
+      </w:tc>
+    </w:tr>
+  </w:tbl>
+  <w:p>
+    <w:pPr>
+      <w:pStyle w:val="Header"/>
+      <w:rPr>
+        <w:sz w:val="10"/>
+        <w:szCs w:val="10"/>
+      </w:rPr>
+    </w:pPr>
+  </w:p>
+</w:hdr>
+</file>
+
+<file path=word/numbering.xml><?xml version="1.0" encoding="utf-8"?>
+<w:numbering xmlns:wpc="http://schemas.microsoft.com/office/word/2010/wordprocessingCanvas" xmlns:cx="http://schemas.microsoft.com/office/drawing/2014/chartex" xmlns:cx1="http://schemas.microsoft.com/office/drawing/2015/9/8/chartex" xmlns:cx2="http://schemas.microsoft.com/office/drawing/2015/10/21/chartex" xmlns:cx3="http://schemas.microsoft.com/office/drawing/2016/5/9/chartex" xmlns:cx4="http://schemas.microsoft.com/office/drawing/2016/5/10/chartex" xmlns:cx5="http://schemas.microsoft.com/office/drawing/2016/5/11/chartex" xmlns:cx6="http://schemas.microsoft.com/office/drawing/2016/5/12/chartex" xmlns:cx7="http://schemas.microsoft.com/office/drawing/2016/5/13/chartex" xmlns:cx8="http://schemas.microsoft.com/office/drawing/2016/5/14/chartex" xmlns:mc="http://schemas.openxmlformats.org/markup-compatibility/2006" xmlns:m="http://schemas.openxmlformats.org/officeDocument/2006/math" xmlns:aink="http://schemas.microsoft.com/office/drawing/2016/ink" xmlns:am3d="http://schemas.microsoft.com/office/drawing/2017/model3d" xmlns:oel="http://schemas.microsoft.com/office/2019/extlst" xmlns:r="http://schemas.openxmlformats.org/officeDocument/2006/relationships" xmlns:wp14="http://schemas.microsoft.com/office/word/2010/wordprocessingDrawing" xmlns:wp="http://schemas.openxmlformats.org/drawingml/2006/wordprocessingDrawing" xmlns:wpg="http://schemas.microsoft.com/office/word/2010/wordprocessingGroup" xmlns:wpi="http://schemas.microsoft.com/office/word/2010/wordprocessingInk" xmlns:wps="http://schemas.microsoft.com/office/word/2010/wordprocessingShape" xmlns:o="urn:schemas-microsoft-com:office:office" xmlns:v="urn:schemas-microsoft-com:vml" xmlns:w10="urn:schemas-microsoft-com:office:word" xmlns:w="http://schemas.openxmlformats.org/wordprocessingml/2006/main" xmlns:w14="http://schemas.microsoft.com/office/word/2010/wordml" xmlns:w15="http://schemas.microsoft.com/office/word/2012/wordml" xmlns:w16cex="http://schemas.microsoft.com/office/word/2018/wordml/cex" xmlns:w16cid="http://schemas.microsoft.com/office/word/2016/wordml/cid" xmlns:w16="http://schemas.microsoft.com/office/word/2018/wordml" xmlns:w16sdtdh="http://schemas.microsoft.com/office/word/2020/wordml/sdtdatahash" xmlns:w16sdtfl="http://schemas.microsoft.com/office/word/2024/wordml/sdtformatlock" xmlns:w16se="http://schemas.microsoft.com/office/word/2015/wordml/symex" xmlns:w16du="http://schemas.microsoft.com/office/word/2023/wordml/word16du" xmlns:wne="http://schemas.microsoft.com/office/word/2006/wordml" mc:Ignorable="w14 w15 w16se w16cid w16 w16cex w16sdtdh w16sdtfl w16du wp14">
+  <w:abstractNum w:abstractNumId="0" w15:restartNumberingAfterBreak="0">
+    <w:nsid w:val="27760D9B"/>
+    <w:multiLevelType w:val="hybridMultilevel"/>
+    <w:tmpl w:val="2F5E75E8"/>
+    <w:lvl w:ilvl="0" w:tplc="C58E8EC8">
+      <w:numFmt w:val="bullet"/>
+      <w:lvlText w:val=""/>
+      <w:lvlJc w:val="left"/>
+      <w:pPr>
+        <w:ind w:left="720" w:hanging="360"/>
+      </w:pPr>
+      <w:rPr>
+        <w:rFonts w:ascii="Wingdings" w:eastAsiaTheme="minorHAnsi" w:hAnsi="Wingdings" w:cstheme="minorBidi" w:hint="default"/>
+      </w:rPr>
+    </w:lvl>
+    <w:lvl w:ilvl="1" w:tplc="04090003" w:tentative="1">
+      <w:start w:val="1"/>
+      <w:numFmt w:val="bullet"/>
+      <w:lvlText w:val="o"/>
+      <w:lvlJc w:val="left"/>
+      <w:pPr>
+        <w:ind w:left="1440" w:hanging="360"/>
+      </w:pPr>
+      <w:rPr>
+        <w:rFonts w:ascii="Courier New" w:hAnsi="Courier New" w:cs="Courier New" w:hint="default"/>
+      </w:rPr>
+    </w:lvl>
+    <w:lvl w:ilvl="2" w:tplc="04090005" w:tentative="1">
+      <w:start w:val="1"/>
+      <w:numFmt w:val="bullet"/>
+      <w:lvlText w:val=""/>
+      <w:lvlJc w:val="left"/>
+      <w:pPr>
+        <w:ind w:left="2160" w:hanging="360"/>
+      </w:pPr>
+      <w:rPr>
+        <w:rFonts w:ascii="Wingdings" w:hAnsi="Wingdings" w:hint="default"/>
+      </w:rPr>
+    </w:lvl>
+    <w:lvl w:ilvl="3" w:tplc="04090001" w:tentative="1">
+      <w:start w:val="1"/>
+      <w:numFmt w:val="bullet"/>
+      <w:lvlText w:val=""/>
+      <w:lvlJc w:val="left"/>
+      <w:pPr>
+        <w:ind w:left="2880" w:hanging="360"/>
+      </w:pPr>
+      <w:rPr>
+        <w:rFonts w:ascii="Symbol" w:hAnsi="Symbol" w:hint="default"/>
+      </w:rPr>
+    </w:lvl>
+    <w:lvl w:ilvl="4" w:tplc="04090003" w:tentative="1">
+      <w:start w:val="1"/>
+      <w:numFmt w:val="bullet"/>
+      <w:lvlText w:val="o"/>
+      <w:lvlJc w:val="left"/>
+      <w:pPr>
+        <w:ind w:left="3600" w:hanging="360"/>
+      </w:pPr>
+      <w:rPr>
+        <w:rFonts w:ascii="Courier New" w:hAnsi="Courier New" w:cs="Courier New" w:hint="default"/>
+      </w:rPr>
+    </w:lvl>
+    <w:lvl w:ilvl="5" w:tplc="04090005" w:tentative="1">
+      <w:start w:val="1"/>
+      <w:numFmt w:val="bullet"/>
+      <w:lvlText w:val=""/>
+      <w:lvlJc w:val="left"/>
+      <w:pPr>
+        <w:ind w:left="4320" w:hanging="360"/>
+      </w:pPr>
+      <w:rPr>
+        <w:rFonts w:ascii="Wingdings" w:hAnsi="Wingdings" w:hint="default"/>
+      </w:rPr>
+    </w:lvl>
+    <w:lvl w:ilvl="6" w:tplc="04090001" w:tentative="1">
+      <w:start w:val="1"/>
+      <w:numFmt w:val="bullet"/>
+      <w:lvlText w:val=""/>
+      <w:lvlJc w:val="left"/>
+      <w:pPr>
+        <w:ind w:left="5040" w:hanging="360"/>
+      </w:pPr>
+      <w:rPr>
+        <w:rFonts w:ascii="Symbol" w:hAnsi="Symbol" w:hint="default"/>
+      </w:rPr>
+    </w:lvl>
+    <w:lvl w:ilvl="7" w:tplc="04090003" w:tentative="1">
+      <w:start w:val="1"/>
+      <w:numFmt w:val="bullet"/>
+      <w:lvlText w:val="o"/>
+      <w:lvlJc w:val="left"/>
+      <w:pPr>
+        <w:ind w:left="5760" w:hanging="360"/>
+      </w:pPr>
+      <w:rPr>
+        <w:rFonts w:ascii="Courier New" w:hAnsi="Courier New" w:cs="Courier New" w:hint="default"/>
+      </w:rPr>
+    </w:lvl>
+    <w:lvl w:ilvl="8" w:tplc="04090005" w:tentative="1">
+      <w:start w:val="1"/>
+      <w:numFmt w:val="bullet"/>
+      <w:lvlText w:val=""/>
+      <w:lvlJc w:val="left"/>
+      <w:pPr>
+        <w:ind w:left="6480" w:hanging="360"/>
+      </w:pPr>
+      <w:rPr>
+        <w:rFonts w:ascii="Wingdings" w:hAnsi="Wingdings" w:hint="default"/>
+      </w:rPr>
+    </w:lvl>
+  </w:abstractNum>
+  <w:num w:numId="1" w16cid:durableId="2013755836">
+    <w:abstractNumId w:val="0"/>
+  </w:num>
+</w:numbering>
 </file>
 
 <file path=word/styles.xml><?xml version="1.0" encoding="utf-8"?>
@@ -10354,6 +8808,50 @@
       </w:tblBorders>
     </w:tblPr>
   </w:style>
+  <w:style w:type="paragraph" w:styleId="Header">
+    <w:name w:val="header"/>
+    <w:basedOn w:val="Normal"/>
+    <w:link w:val="HeaderChar"/>
+    <w:uiPriority w:val="99"/>
+    <w:unhideWhenUsed/>
+    <w:rsid w:val="00624D09"/>
+    <w:pPr>
+      <w:tabs>
+        <w:tab w:val="center" w:pos="4680"/>
+        <w:tab w:val="right" w:pos="9360"/>
+      </w:tabs>
+      <w:spacing w:after="0" w:line="240" w:lineRule="auto"/>
+    </w:pPr>
+  </w:style>
+  <w:style w:type="character" w:customStyle="1" w:styleId="HeaderChar">
+    <w:name w:val="Header Char"/>
+    <w:basedOn w:val="DefaultParagraphFont"/>
+    <w:link w:val="Header"/>
+    <w:uiPriority w:val="99"/>
+    <w:rsid w:val="00624D09"/>
+  </w:style>
+  <w:style w:type="paragraph" w:styleId="Footer">
+    <w:name w:val="footer"/>
+    <w:basedOn w:val="Normal"/>
+    <w:link w:val="FooterChar"/>
+    <w:uiPriority w:val="99"/>
+    <w:unhideWhenUsed/>
+    <w:rsid w:val="00624D09"/>
+    <w:pPr>
+      <w:tabs>
+        <w:tab w:val="center" w:pos="4680"/>
+        <w:tab w:val="right" w:pos="9360"/>
+      </w:tabs>
+      <w:spacing w:after="0" w:line="240" w:lineRule="auto"/>
+    </w:pPr>
+  </w:style>
+  <w:style w:type="character" w:customStyle="1" w:styleId="FooterChar">
+    <w:name w:val="Footer Char"/>
+    <w:basedOn w:val="DefaultParagraphFont"/>
+    <w:link w:val="Footer"/>
+    <w:uiPriority w:val="99"/>
+    <w:rsid w:val="00624D09"/>
+  </w:style>
 </w:styles>
 </file>
 

--- a/assets/template.docx
+++ b/assets/template.docx
@@ -193,11 +193,11 @@
             </w:pPr>
             <w:r>
               <w:rPr>
-                <w:rFonts w:ascii="Wingdings" w:eastAsia="Aptos" w:hAnsi="Wingdings"/>
-                <w:sz w:val="36"/>
-                <w:szCs w:val="36"/>
-              </w:rPr>
-              <w:t>¡</w:t>
+                <w:rFonts w:ascii="JetBrains Mono" w:eastAsia="Aptos" w:hAnsi="JetBrains Mono"/>
+                <w:sz w:val="32"/>
+                <w:szCs w:val="32"/>
+              </w:rPr>
+              <w:t>◯</w:t>
             </w:r>
           </w:p>
         </w:tc>
@@ -264,11 +264,11 @@
             </w:pPr>
             <w:r>
               <w:rPr>
-                <w:rFonts w:ascii="Wingdings" w:eastAsia="Aptos" w:hAnsi="Wingdings"/>
-                <w:sz w:val="36"/>
-                <w:szCs w:val="36"/>
-              </w:rPr>
-              <w:t>¡</w:t>
+                <w:rFonts w:ascii="JetBrains Mono" w:eastAsia="Aptos" w:hAnsi="JetBrains Mono"/>
+                <w:sz w:val="32"/>
+                <w:szCs w:val="32"/>
+              </w:rPr>
+              <w:t>◯</w:t>
             </w:r>
           </w:p>
         </w:tc>
@@ -335,11 +335,11 @@
             </w:pPr>
             <w:r>
               <w:rPr>
-                <w:rFonts w:ascii="Wingdings" w:eastAsia="Aptos" w:hAnsi="Wingdings"/>
-                <w:sz w:val="36"/>
-                <w:szCs w:val="36"/>
-              </w:rPr>
-              <w:t>¡</w:t>
+                <w:rFonts w:ascii="JetBrains Mono" w:eastAsia="Aptos" w:hAnsi="JetBrains Mono"/>
+                <w:sz w:val="32"/>
+                <w:szCs w:val="32"/>
+              </w:rPr>
+              <w:t>◯</w:t>
             </w:r>
           </w:p>
         </w:tc>
@@ -406,11 +406,11 @@
             </w:pPr>
             <w:r>
               <w:rPr>
-                <w:rFonts w:ascii="Wingdings" w:eastAsia="Aptos" w:hAnsi="Wingdings"/>
-                <w:sz w:val="36"/>
-                <w:szCs w:val="36"/>
-              </w:rPr>
-              <w:t>¡</w:t>
+                <w:rFonts w:ascii="JetBrains Mono" w:eastAsia="Aptos" w:hAnsi="JetBrains Mono"/>
+                <w:sz w:val="32"/>
+                <w:szCs w:val="32"/>
+              </w:rPr>
+              <w:t>◯</w:t>
             </w:r>
           </w:p>
         </w:tc>
@@ -477,11 +477,11 @@
             </w:pPr>
             <w:r>
               <w:rPr>
-                <w:rFonts w:ascii="Wingdings" w:eastAsia="Aptos" w:hAnsi="Wingdings"/>
-                <w:sz w:val="36"/>
-                <w:szCs w:val="36"/>
-              </w:rPr>
-              <w:t>¡</w:t>
+                <w:rFonts w:ascii="JetBrains Mono" w:eastAsia="Aptos" w:hAnsi="JetBrains Mono"/>
+                <w:sz w:val="32"/>
+                <w:szCs w:val="32"/>
+              </w:rPr>
+              <w:t>◯</w:t>
             </w:r>
           </w:p>
         </w:tc>
@@ -548,11 +548,11 @@
             </w:pPr>
             <w:r>
               <w:rPr>
-                <w:rFonts w:ascii="Wingdings" w:eastAsia="Aptos" w:hAnsi="Wingdings"/>
-                <w:sz w:val="36"/>
-                <w:szCs w:val="36"/>
-              </w:rPr>
-              <w:t>¡</w:t>
+                <w:rFonts w:ascii="JetBrains Mono" w:eastAsia="Aptos" w:hAnsi="JetBrains Mono"/>
+                <w:sz w:val="32"/>
+                <w:szCs w:val="32"/>
+              </w:rPr>
+              <w:t>◯</w:t>
             </w:r>
           </w:p>
         </w:tc>
@@ -619,11 +619,11 @@
             </w:pPr>
             <w:r>
               <w:rPr>
-                <w:rFonts w:ascii="Wingdings" w:eastAsia="Aptos" w:hAnsi="Wingdings"/>
-                <w:sz w:val="36"/>
-                <w:szCs w:val="36"/>
-              </w:rPr>
-              <w:t>¡</w:t>
+                <w:rFonts w:ascii="JetBrains Mono" w:eastAsia="Aptos" w:hAnsi="JetBrains Mono"/>
+                <w:sz w:val="32"/>
+                <w:szCs w:val="32"/>
+              </w:rPr>
+              <w:t>◯</w:t>
             </w:r>
           </w:p>
         </w:tc>
@@ -690,11 +690,11 @@
             </w:pPr>
             <w:r>
               <w:rPr>
-                <w:rFonts w:ascii="Wingdings" w:eastAsia="Aptos" w:hAnsi="Wingdings"/>
-                <w:sz w:val="36"/>
-                <w:szCs w:val="36"/>
-              </w:rPr>
-              <w:t>¡</w:t>
+                <w:rFonts w:ascii="JetBrains Mono" w:eastAsia="Aptos" w:hAnsi="JetBrains Mono"/>
+                <w:sz w:val="32"/>
+                <w:szCs w:val="32"/>
+              </w:rPr>
+              <w:t>◯</w:t>
             </w:r>
           </w:p>
         </w:tc>
@@ -761,11 +761,11 @@
             </w:pPr>
             <w:r>
               <w:rPr>
-                <w:rFonts w:ascii="Wingdings" w:eastAsia="Aptos" w:hAnsi="Wingdings"/>
-                <w:sz w:val="36"/>
-                <w:szCs w:val="36"/>
-              </w:rPr>
-              <w:t>¡</w:t>
+                <w:rFonts w:ascii="JetBrains Mono" w:eastAsia="Aptos" w:hAnsi="JetBrains Mono"/>
+                <w:sz w:val="32"/>
+                <w:szCs w:val="32"/>
+              </w:rPr>
+              <w:t>◯</w:t>
             </w:r>
           </w:p>
         </w:tc>
@@ -832,11 +832,11 @@
             </w:pPr>
             <w:r>
               <w:rPr>
-                <w:rFonts w:ascii="Wingdings" w:eastAsia="Aptos" w:hAnsi="Wingdings"/>
-                <w:sz w:val="36"/>
-                <w:szCs w:val="36"/>
-              </w:rPr>
-              <w:t>¡</w:t>
+                <w:rFonts w:ascii="JetBrains Mono" w:eastAsia="Aptos" w:hAnsi="JetBrains Mono"/>
+                <w:sz w:val="32"/>
+                <w:szCs w:val="32"/>
+              </w:rPr>
+              <w:t>◯</w:t>
             </w:r>
           </w:p>
         </w:tc>
@@ -903,11 +903,11 @@
             </w:pPr>
             <w:r>
               <w:rPr>
-                <w:rFonts w:ascii="Wingdings" w:eastAsia="Aptos" w:hAnsi="Wingdings"/>
-                <w:sz w:val="36"/>
-                <w:szCs w:val="36"/>
-              </w:rPr>
-              <w:t>¡</w:t>
+                <w:rFonts w:ascii="JetBrains Mono" w:eastAsia="Aptos" w:hAnsi="JetBrains Mono"/>
+                <w:sz w:val="32"/>
+                <w:szCs w:val="32"/>
+              </w:rPr>
+              <w:t>◯</w:t>
             </w:r>
           </w:p>
         </w:tc>
@@ -974,11 +974,11 @@
             </w:pPr>
             <w:r>
               <w:rPr>
-                <w:rFonts w:ascii="Wingdings" w:eastAsia="Aptos" w:hAnsi="Wingdings"/>
-                <w:sz w:val="36"/>
-                <w:szCs w:val="36"/>
-              </w:rPr>
-              <w:t>¡</w:t>
+                <w:rFonts w:ascii="JetBrains Mono" w:eastAsia="Aptos" w:hAnsi="JetBrains Mono"/>
+                <w:sz w:val="32"/>
+                <w:szCs w:val="32"/>
+              </w:rPr>
+              <w:t>◯</w:t>
             </w:r>
           </w:p>
         </w:tc>
@@ -1045,11 +1045,11 @@
             </w:pPr>
             <w:r>
               <w:rPr>
-                <w:rFonts w:ascii="Wingdings" w:eastAsia="Aptos" w:hAnsi="Wingdings"/>
-                <w:sz w:val="36"/>
-                <w:szCs w:val="36"/>
-              </w:rPr>
-              <w:t>¡</w:t>
+                <w:rFonts w:ascii="JetBrains Mono" w:eastAsia="Aptos" w:hAnsi="JetBrains Mono"/>
+                <w:sz w:val="32"/>
+                <w:szCs w:val="32"/>
+              </w:rPr>
+              <w:t>◯</w:t>
             </w:r>
           </w:p>
         </w:tc>
@@ -1116,11 +1116,11 @@
             </w:pPr>
             <w:r>
               <w:rPr>
-                <w:rFonts w:ascii="Wingdings" w:eastAsia="Aptos" w:hAnsi="Wingdings"/>
-                <w:sz w:val="36"/>
-                <w:szCs w:val="36"/>
-              </w:rPr>
-              <w:t>¡</w:t>
+                <w:rFonts w:ascii="JetBrains Mono" w:eastAsia="Aptos" w:hAnsi="JetBrains Mono"/>
+                <w:sz w:val="32"/>
+                <w:szCs w:val="32"/>
+              </w:rPr>
+              <w:t>◯</w:t>
             </w:r>
           </w:p>
         </w:tc>
@@ -1187,11 +1187,11 @@
             </w:pPr>
             <w:r>
               <w:rPr>
-                <w:rFonts w:ascii="Wingdings" w:eastAsia="Aptos" w:hAnsi="Wingdings"/>
-                <w:sz w:val="36"/>
-                <w:szCs w:val="36"/>
-              </w:rPr>
-              <w:t>¡</w:t>
+                <w:rFonts w:ascii="JetBrains Mono" w:eastAsia="Aptos" w:hAnsi="JetBrains Mono"/>
+                <w:sz w:val="32"/>
+                <w:szCs w:val="32"/>
+              </w:rPr>
+              <w:t>◯</w:t>
             </w:r>
           </w:p>
         </w:tc>
@@ -1258,11 +1258,11 @@
             </w:pPr>
             <w:r>
               <w:rPr>
-                <w:rFonts w:ascii="Wingdings" w:eastAsia="Aptos" w:hAnsi="Wingdings"/>
-                <w:sz w:val="36"/>
-                <w:szCs w:val="36"/>
-              </w:rPr>
-              <w:t>¡</w:t>
+                <w:rFonts w:ascii="JetBrains Mono" w:eastAsia="Aptos" w:hAnsi="JetBrains Mono"/>
+                <w:sz w:val="32"/>
+                <w:szCs w:val="32"/>
+              </w:rPr>
+              <w:t>◯</w:t>
             </w:r>
           </w:p>
         </w:tc>
@@ -1329,11 +1329,11 @@
             </w:pPr>
             <w:r>
               <w:rPr>
-                <w:rFonts w:ascii="Wingdings" w:eastAsia="Aptos" w:hAnsi="Wingdings"/>
-                <w:sz w:val="36"/>
-                <w:szCs w:val="36"/>
-              </w:rPr>
-              <w:t>¡</w:t>
+                <w:rFonts w:ascii="JetBrains Mono" w:eastAsia="Aptos" w:hAnsi="JetBrains Mono"/>
+                <w:sz w:val="32"/>
+                <w:szCs w:val="32"/>
+              </w:rPr>
+              <w:t>◯</w:t>
             </w:r>
           </w:p>
         </w:tc>
@@ -1400,11 +1400,11 @@
             </w:pPr>
             <w:r>
               <w:rPr>
-                <w:rFonts w:ascii="Wingdings" w:eastAsia="Aptos" w:hAnsi="Wingdings"/>
-                <w:sz w:val="36"/>
-                <w:szCs w:val="36"/>
-              </w:rPr>
-              <w:t>¡</w:t>
+                <w:rFonts w:ascii="JetBrains Mono" w:eastAsia="Aptos" w:hAnsi="JetBrains Mono"/>
+                <w:sz w:val="32"/>
+                <w:szCs w:val="32"/>
+              </w:rPr>
+              <w:t>◯</w:t>
             </w:r>
           </w:p>
         </w:tc>
